--- a/flow/20230927_hours/drafts/2024-07-u/13.07.docx
+++ b/flow/20230927_hours/drafts/2024-07-u/13.07.docx
@@ -94,18 +94,15 @@
     </w:p>
     <w:p>
       <w:pPr>
-        <w:spacing w:line="240" w:lineRule="auto"/>
-        <w:rPr>
-          <w:rFonts w:ascii="Times New Roman" w:hAnsi="Times New Roman"/>
-          <w:sz w:val="24"/>
-        </w:rPr>
-      </w:pPr>
-      <w:r>
-        <w:rPr>
-          <w:rFonts w:ascii="Times New Roman" w:hAnsi="Times New Roman"/>
-          <w:sz w:val="24"/>
-        </w:rPr>
-        <w:t>Царю небесний, утішителю, Душе істини,* що всюди єси і все наповняєш,* скарбе дібр і життя подателю,* прийди і вселися в нас,* і очисти нас від усякої скверни,* і спаси, Благий, душі наші.</w:t>
+        <w:pStyle w:val="a"/>
+        <w:spacing w:after="120"/>
+      </w:pPr>
+      <w:r>
+        <w:rPr>
+          <w:rFonts w:ascii="Times New Roman" w:hAnsi="Times New Roman"/>
+          <w:sz w:val="24"/>
+        </w:rPr>
+        <w:t>Ца́рю небе́сний, утіши́телю, Ду́ше íстини,* що всю́ди єси́ і все наповня́єш,* скарбни́це благ і життя́ пода́телю,* прийди́, і всели́ся в нас,* і очи́сти нас від уся́кої скве́рни,* і спаси́, благи́й, ду́ші на́ші.</w:t>
       </w:r>
     </w:p>
     <w:p>
@@ -266,42 +263,24 @@
     </w:p>
     <w:p>
       <w:pPr>
-        <w:spacing w:line="240" w:lineRule="auto"/>
-        <w:rPr>
-          <w:rFonts w:ascii="Times New Roman" w:hAnsi="Times New Roman"/>
-          <w:sz w:val="24"/>
-        </w:rPr>
-      </w:pPr>
-      <w:r>
-        <w:rPr>
-          <w:rFonts w:ascii="Times New Roman" w:hAnsi="Times New Roman"/>
-          <w:i/>
-          <w:color w:val="FF0000"/>
-          <w:sz w:val="24"/>
-        </w:rPr>
-        <w:t>Священик</w:t>
-      </w:r>
-      <w:r>
-        <w:rPr>
-          <w:rFonts w:ascii="Times New Roman" w:hAnsi="Times New Roman"/>
-          <w:color w:val="FF0000"/>
-          <w:sz w:val="24"/>
-        </w:rPr>
-        <w:t xml:space="preserve">: </w:t>
-      </w:r>
-      <w:r>
-        <w:rPr>
-          <w:rFonts w:ascii="Times New Roman" w:hAnsi="Times New Roman"/>
-          <w:sz w:val="24"/>
-        </w:rPr>
-        <w:t xml:space="preserve">Бо твоє є царство, і сила, і слава, Отця, і Сина, і Святого Духа, нині і повсякчас, і на віки </w:t>
-      </w:r>
-      <w:r>
-        <w:rPr>
-          <w:rFonts w:ascii="Times New Roman" w:hAnsi="Times New Roman"/>
-          <w:sz w:val="24"/>
-        </w:rPr>
-        <w:t>віків.</w:t>
+        <w:pStyle w:val="a"/>
+        <w:spacing w:after="120"/>
+      </w:pPr>
+      <w:r>
+        <w:rPr>
+          <w:rFonts w:ascii="Times New Roman" w:hAnsi="Times New Roman"/>
+          <w:i/>
+          <w:color w:val="FF0000"/>
+          <w:sz w:val="24"/>
+        </w:rPr>
+        <w:t>Священник:</w:t>
+      </w:r>
+      <w:r>
+        <w:rPr>
+          <w:rFonts w:ascii="Times New Roman" w:hAnsi="Times New Roman"/>
+          <w:sz w:val="24"/>
+        </w:rPr>
+        <w:t xml:space="preserve"> Бо Твоє є царство, і сила, і слава, Отця, і Сина, і Святого Духа, нині, і повсякчас, і на віки віків.</w:t>
       </w:r>
     </w:p>
     <w:p>
@@ -1639,34 +1618,24 @@
     </w:p>
     <w:p>
       <w:pPr>
-        <w:spacing w:line="240" w:lineRule="auto"/>
-        <w:rPr>
-          <w:rFonts w:ascii="Times New Roman" w:hAnsi="Times New Roman"/>
-          <w:sz w:val="24"/>
-        </w:rPr>
-      </w:pPr>
-      <w:r>
-        <w:rPr>
-          <w:rFonts w:ascii="Times New Roman" w:hAnsi="Times New Roman"/>
-          <w:i/>
-          <w:color w:val="FF0000"/>
-          <w:sz w:val="24"/>
-        </w:rPr>
-        <w:t xml:space="preserve">Священик: </w:t>
-      </w:r>
-      <w:r>
-        <w:rPr>
-          <w:rFonts w:ascii="Times New Roman" w:hAnsi="Times New Roman"/>
-          <w:sz w:val="24"/>
-        </w:rPr>
-        <w:t xml:space="preserve">Бо твоє є царство, і сила, і слава, Отця, і Сина, і Святого Духа, нині і повсякчас, і на віки </w:t>
-      </w:r>
-      <w:r>
-        <w:rPr>
-          <w:rFonts w:ascii="Times New Roman" w:hAnsi="Times New Roman"/>
-          <w:sz w:val="24"/>
-        </w:rPr>
-        <w:t>віків.</w:t>
+        <w:pStyle w:val="a"/>
+        <w:spacing w:after="120"/>
+      </w:pPr>
+      <w:r>
+        <w:rPr>
+          <w:rFonts w:ascii="Times New Roman" w:hAnsi="Times New Roman"/>
+          <w:i/>
+          <w:color w:val="FF0000"/>
+          <w:sz w:val="24"/>
+        </w:rPr>
+        <w:t>Священник:</w:t>
+      </w:r>
+      <w:r>
+        <w:rPr>
+          <w:rFonts w:ascii="Times New Roman" w:hAnsi="Times New Roman"/>
+          <w:sz w:val="24"/>
+        </w:rPr>
+        <w:t xml:space="preserve"> Бо Твоє є царство, і сила, і слава, Отця, і Сина, і Святого Духа, нині, і повсякчас, і на віки віків.</w:t>
       </w:r>
     </w:p>
     <w:p>
@@ -2340,18 +2309,15 @@
     </w:p>
     <w:p>
       <w:pPr>
-        <w:spacing w:line="240" w:lineRule="auto"/>
-        <w:rPr>
-          <w:rFonts w:ascii="Times New Roman" w:hAnsi="Times New Roman"/>
-          <w:sz w:val="24"/>
-        </w:rPr>
-      </w:pPr>
-      <w:r>
-        <w:rPr>
-          <w:rFonts w:ascii="Times New Roman" w:hAnsi="Times New Roman"/>
-          <w:sz w:val="24"/>
-        </w:rPr>
-        <w:t>Царю небесний, утішителю, Душе істини,* що всюди єси і все наповняєш,* скарбе дібр і життя подателю,* прийди і вселися в нас,* і очисти нас від усякої скверни,* і спаси, Благий, душі наші.</w:t>
+        <w:pStyle w:val="a"/>
+        <w:spacing w:after="120"/>
+      </w:pPr>
+      <w:r>
+        <w:rPr>
+          <w:rFonts w:ascii="Times New Roman" w:hAnsi="Times New Roman"/>
+          <w:sz w:val="24"/>
+        </w:rPr>
+        <w:t>Ца́рю небе́сний, утіши́телю, Ду́ше íстини,* що всю́ди єси́ і все наповня́єш,* скарбни́це благ і життя́ пода́телю,* прийди́, і всели́ся в нас,* і очи́сти нас від уся́кої скве́рни,* і спаси́, благи́й, ду́ші на́ші.</w:t>
       </w:r>
     </w:p>
     <w:p>
@@ -2512,34 +2478,24 @@
     </w:p>
     <w:p>
       <w:pPr>
-        <w:spacing w:line="240" w:lineRule="auto"/>
-        <w:rPr>
-          <w:rFonts w:ascii="Times New Roman" w:hAnsi="Times New Roman"/>
-          <w:sz w:val="24"/>
-        </w:rPr>
-      </w:pPr>
-      <w:r>
-        <w:rPr>
-          <w:rFonts w:ascii="Times New Roman" w:hAnsi="Times New Roman"/>
-          <w:i/>
-          <w:color w:val="FF0000"/>
-          <w:sz w:val="24"/>
-        </w:rPr>
-        <w:t xml:space="preserve">Священик: </w:t>
-      </w:r>
-      <w:r>
-        <w:rPr>
-          <w:rFonts w:ascii="Times New Roman" w:hAnsi="Times New Roman"/>
-          <w:sz w:val="24"/>
-        </w:rPr>
-        <w:t xml:space="preserve">Бо твоє є царство, і сила, і слава, Отця, і Сина, і Святого Духа, нині і повсякчас, і на віки </w:t>
-      </w:r>
-      <w:r>
-        <w:rPr>
-          <w:rFonts w:ascii="Times New Roman" w:hAnsi="Times New Roman"/>
-          <w:sz w:val="24"/>
-        </w:rPr>
-        <w:t>віків.</w:t>
+        <w:pStyle w:val="a"/>
+        <w:spacing w:after="120"/>
+      </w:pPr>
+      <w:r>
+        <w:rPr>
+          <w:rFonts w:ascii="Times New Roman" w:hAnsi="Times New Roman"/>
+          <w:i/>
+          <w:color w:val="FF0000"/>
+          <w:sz w:val="24"/>
+        </w:rPr>
+        <w:t>Священник:</w:t>
+      </w:r>
+      <w:r>
+        <w:rPr>
+          <w:rFonts w:ascii="Times New Roman" w:hAnsi="Times New Roman"/>
+          <w:sz w:val="24"/>
+        </w:rPr>
+        <w:t xml:space="preserve"> Бо Твоє є царство, і сила, і слава, Отця, і Сина, і Святого Духа, нині, і повсякчас, і на віки віків.</w:t>
       </w:r>
     </w:p>
     <w:p>
@@ -4207,34 +4163,24 @@
     </w:p>
     <w:p>
       <w:pPr>
-        <w:spacing w:line="240" w:lineRule="auto"/>
-        <w:rPr>
-          <w:rFonts w:ascii="Times New Roman" w:hAnsi="Times New Roman"/>
-          <w:sz w:val="24"/>
-        </w:rPr>
-      </w:pPr>
-      <w:r>
-        <w:rPr>
-          <w:rFonts w:ascii="Times New Roman" w:hAnsi="Times New Roman"/>
-          <w:i/>
-          <w:color w:val="FF0000"/>
-          <w:sz w:val="24"/>
-        </w:rPr>
-        <w:t xml:space="preserve">Священик: </w:t>
-      </w:r>
-      <w:r>
-        <w:rPr>
-          <w:rFonts w:ascii="Times New Roman" w:hAnsi="Times New Roman"/>
-          <w:sz w:val="24"/>
-        </w:rPr>
-        <w:t xml:space="preserve">Бо твоє є царство, і сила, і слава, Отця, і Сина, і Святого Духа, нині і повсякчас, і на віки </w:t>
-      </w:r>
-      <w:r>
-        <w:rPr>
-          <w:rFonts w:ascii="Times New Roman" w:hAnsi="Times New Roman"/>
-          <w:sz w:val="24"/>
-        </w:rPr>
-        <w:t>віків.</w:t>
+        <w:pStyle w:val="a"/>
+        <w:spacing w:after="120"/>
+      </w:pPr>
+      <w:r>
+        <w:rPr>
+          <w:rFonts w:ascii="Times New Roman" w:hAnsi="Times New Roman"/>
+          <w:i/>
+          <w:color w:val="FF0000"/>
+          <w:sz w:val="24"/>
+        </w:rPr>
+        <w:t>Священник:</w:t>
+      </w:r>
+      <w:r>
+        <w:rPr>
+          <w:rFonts w:ascii="Times New Roman" w:hAnsi="Times New Roman"/>
+          <w:sz w:val="24"/>
+        </w:rPr>
+        <w:t xml:space="preserve"> Бо Твоє є царство, і сила, і слава, Отця, і Сина, і Святого Духа, нині, і повсякчас, і на віки віків.</w:t>
       </w:r>
     </w:p>
     <w:p>
@@ -4971,18 +4917,15 @@
     </w:p>
     <w:p>
       <w:pPr>
-        <w:spacing w:line="240" w:lineRule="auto"/>
-        <w:rPr>
-          <w:rFonts w:ascii="Times New Roman" w:hAnsi="Times New Roman"/>
-          <w:sz w:val="24"/>
-        </w:rPr>
-      </w:pPr>
-      <w:r>
-        <w:rPr>
-          <w:rFonts w:ascii="Times New Roman" w:hAnsi="Times New Roman"/>
-          <w:sz w:val="24"/>
-        </w:rPr>
-        <w:t>Царю небесний, утішителю, Душе істини,* що всюди єси і все наповняєш,* скарбе дібр і життя подателю,* прийди і вселися в нас,* і очисти нас від усякої скверни,* і спаси, Благий, душі наші.</w:t>
+        <w:pStyle w:val="a"/>
+        <w:spacing w:after="120"/>
+      </w:pPr>
+      <w:r>
+        <w:rPr>
+          <w:rFonts w:ascii="Times New Roman" w:hAnsi="Times New Roman"/>
+          <w:sz w:val="24"/>
+        </w:rPr>
+        <w:t>Ца́рю небе́сний, утіши́телю, Ду́ше íстини,* що всю́ди єси́ і все наповня́єш,* скарбни́це благ і життя́ пода́телю,* прийди́, і всели́ся в нас,* і очи́сти нас від уся́кої скве́рни,* і спаси́, благи́й, ду́ші на́ші.</w:t>
       </w:r>
     </w:p>
     <w:p>
@@ -5143,34 +5086,24 @@
     </w:p>
     <w:p>
       <w:pPr>
-        <w:spacing w:line="240" w:lineRule="auto"/>
-        <w:rPr>
-          <w:rFonts w:ascii="Times New Roman" w:hAnsi="Times New Roman"/>
-          <w:sz w:val="24"/>
-        </w:rPr>
-      </w:pPr>
-      <w:r>
-        <w:rPr>
-          <w:rFonts w:ascii="Times New Roman" w:hAnsi="Times New Roman"/>
-          <w:i/>
-          <w:color w:val="FF0000"/>
-          <w:sz w:val="24"/>
-        </w:rPr>
-        <w:t xml:space="preserve">Священик: </w:t>
-      </w:r>
-      <w:r>
-        <w:rPr>
-          <w:rFonts w:ascii="Times New Roman" w:hAnsi="Times New Roman"/>
-          <w:sz w:val="24"/>
-        </w:rPr>
-        <w:t xml:space="preserve">Бо твоє є царство, і сила, і слава, Отця, і Сина, і Святого Духа, нині і повсякчас, і на віки </w:t>
-      </w:r>
-      <w:r>
-        <w:rPr>
-          <w:rFonts w:ascii="Times New Roman" w:hAnsi="Times New Roman"/>
-          <w:sz w:val="24"/>
-        </w:rPr>
-        <w:t>віків.</w:t>
+        <w:pStyle w:val="a"/>
+        <w:spacing w:after="120"/>
+      </w:pPr>
+      <w:r>
+        <w:rPr>
+          <w:rFonts w:ascii="Times New Roman" w:hAnsi="Times New Roman"/>
+          <w:i/>
+          <w:color w:val="FF0000"/>
+          <w:sz w:val="24"/>
+        </w:rPr>
+        <w:t>Священник:</w:t>
+      </w:r>
+      <w:r>
+        <w:rPr>
+          <w:rFonts w:ascii="Times New Roman" w:hAnsi="Times New Roman"/>
+          <w:sz w:val="24"/>
+        </w:rPr>
+        <w:t xml:space="preserve"> Бо Твоє є царство, і сила, і слава, Отця, і Сина, і Святого Духа, нині, і повсякчас, і на віки віків.</w:t>
       </w:r>
     </w:p>
     <w:p>
@@ -6597,35 +6530,24 @@
     </w:p>
     <w:p>
       <w:pPr>
-        <w:spacing w:line="240" w:lineRule="auto"/>
-        <w:rPr>
-          <w:rFonts w:ascii="Times New Roman" w:hAnsi="Times New Roman"/>
-          <w:sz w:val="24"/>
-        </w:rPr>
-      </w:pPr>
-      <w:r>
-        <w:rPr>
-          <w:rFonts w:ascii="Times New Roman" w:hAnsi="Times New Roman"/>
-          <w:i/>
-          <w:color w:val="FF0000"/>
-          <w:sz w:val="24"/>
-        </w:rPr>
-        <w:lastRenderedPageBreak/>
-        <w:t xml:space="preserve">Священик: </w:t>
-      </w:r>
-      <w:r>
-        <w:rPr>
-          <w:rFonts w:ascii="Times New Roman" w:hAnsi="Times New Roman"/>
-          <w:sz w:val="24"/>
-        </w:rPr>
-        <w:t xml:space="preserve">Бо твоє є царство, і сила, і слава, Отця, і Сина, і Святого Духа, нині і повсякчас, і на віки </w:t>
-      </w:r>
-      <w:r>
-        <w:rPr>
-          <w:rFonts w:ascii="Times New Roman" w:hAnsi="Times New Roman"/>
-          <w:sz w:val="24"/>
-        </w:rPr>
-        <w:t>віків.</w:t>
+        <w:pStyle w:val="a"/>
+        <w:spacing w:after="120"/>
+      </w:pPr>
+      <w:r>
+        <w:rPr>
+          <w:rFonts w:ascii="Times New Roman" w:hAnsi="Times New Roman"/>
+          <w:i/>
+          <w:color w:val="FF0000"/>
+          <w:sz w:val="24"/>
+        </w:rPr>
+        <w:t>Священник:</w:t>
+      </w:r>
+      <w:r>
+        <w:rPr>
+          <w:rFonts w:ascii="Times New Roman" w:hAnsi="Times New Roman"/>
+          <w:sz w:val="24"/>
+        </w:rPr>
+        <w:t xml:space="preserve"> Бо Твоє є царство, і сила, і слава, Отця, і Сина, і Святого Духа, нині, і повсякчас, і на віки віків.</w:t>
       </w:r>
     </w:p>
     <w:p>
@@ -7281,18 +7203,15 @@
     </w:p>
     <w:p>
       <w:pPr>
-        <w:spacing w:line="240" w:lineRule="auto"/>
-        <w:rPr>
-          <w:rFonts w:ascii="Times New Roman" w:hAnsi="Times New Roman"/>
-          <w:sz w:val="24"/>
-        </w:rPr>
-      </w:pPr>
-      <w:r>
-        <w:rPr>
-          <w:rFonts w:ascii="Times New Roman" w:hAnsi="Times New Roman"/>
-          <w:sz w:val="24"/>
-        </w:rPr>
-        <w:t>Царю небесний, утішителю, Душе істини,* що всюди єси і все наповняєш,* скарбе дібр і життя подателю,* прийди і вселися в нас,* і очисти нас від усякої скверни,* і спаси, Благий, душі наші.</w:t>
+        <w:pStyle w:val="a"/>
+        <w:spacing w:after="120"/>
+      </w:pPr>
+      <w:r>
+        <w:rPr>
+          <w:rFonts w:ascii="Times New Roman" w:hAnsi="Times New Roman"/>
+          <w:sz w:val="24"/>
+        </w:rPr>
+        <w:t>Ца́рю небе́сний, утіши́телю, Ду́ше íстини,* що всю́ди єси́ і все наповня́єш,* скарбни́це благ і життя́ пода́телю,* прийди́, і всели́ся в нас,* і очи́сти нас від уся́кої скве́рни,* і спаси́, благи́й, ду́ші на́ші.</w:t>
       </w:r>
     </w:p>
     <w:p>
@@ -7453,34 +7372,24 @@
     </w:p>
     <w:p>
       <w:pPr>
-        <w:spacing w:line="240" w:lineRule="auto"/>
-        <w:rPr>
-          <w:rFonts w:ascii="Times New Roman" w:hAnsi="Times New Roman"/>
-          <w:sz w:val="24"/>
-        </w:rPr>
-      </w:pPr>
-      <w:r>
-        <w:rPr>
-          <w:rFonts w:ascii="Times New Roman" w:hAnsi="Times New Roman"/>
-          <w:i/>
-          <w:color w:val="FF0000"/>
-          <w:sz w:val="24"/>
-        </w:rPr>
-        <w:t xml:space="preserve">Священик: </w:t>
-      </w:r>
-      <w:r>
-        <w:rPr>
-          <w:rFonts w:ascii="Times New Roman" w:hAnsi="Times New Roman"/>
-          <w:sz w:val="24"/>
-        </w:rPr>
-        <w:t xml:space="preserve">Бо твоє є царство, і сила, і слава, Отця, і Сина, і Святого Духа, нині і повсякчас, і на віки </w:t>
-      </w:r>
-      <w:r>
-        <w:rPr>
-          <w:rFonts w:ascii="Times New Roman" w:hAnsi="Times New Roman"/>
-          <w:sz w:val="24"/>
-        </w:rPr>
-        <w:t>віків.</w:t>
+        <w:pStyle w:val="a"/>
+        <w:spacing w:after="120"/>
+      </w:pPr>
+      <w:r>
+        <w:rPr>
+          <w:rFonts w:ascii="Times New Roman" w:hAnsi="Times New Roman"/>
+          <w:i/>
+          <w:color w:val="FF0000"/>
+          <w:sz w:val="24"/>
+        </w:rPr>
+        <w:t>Священник:</w:t>
+      </w:r>
+      <w:r>
+        <w:rPr>
+          <w:rFonts w:ascii="Times New Roman" w:hAnsi="Times New Roman"/>
+          <w:sz w:val="24"/>
+        </w:rPr>
+        <w:t xml:space="preserve"> Бо Твоє є царство, і сила, і слава, Отця, і Сина, і Святого Духа, нині, і повсякчас, і на віки віків.</w:t>
       </w:r>
     </w:p>
     <w:p>
@@ -8886,34 +8795,24 @@
     </w:p>
     <w:p>
       <w:pPr>
-        <w:spacing w:line="240" w:lineRule="auto"/>
-        <w:rPr>
-          <w:rFonts w:ascii="Times New Roman" w:hAnsi="Times New Roman"/>
-          <w:sz w:val="24"/>
-        </w:rPr>
-      </w:pPr>
-      <w:r>
-        <w:rPr>
-          <w:rFonts w:ascii="Times New Roman" w:hAnsi="Times New Roman"/>
-          <w:i/>
-          <w:color w:val="FF0000"/>
-          <w:sz w:val="24"/>
-        </w:rPr>
-        <w:t xml:space="preserve">Священик: </w:t>
-      </w:r>
-      <w:r>
-        <w:rPr>
-          <w:rFonts w:ascii="Times New Roman" w:hAnsi="Times New Roman"/>
-          <w:sz w:val="24"/>
-        </w:rPr>
-        <w:t xml:space="preserve">Бо твоє є царство, і сила, і слава, Отця, і Сина, і Святого Духа, нині і повсякчас, і на віки </w:t>
-      </w:r>
-      <w:r>
-        <w:rPr>
-          <w:rFonts w:ascii="Times New Roman" w:hAnsi="Times New Roman"/>
-          <w:sz w:val="24"/>
-        </w:rPr>
-        <w:t>віків.</w:t>
+        <w:pStyle w:val="a"/>
+        <w:spacing w:after="120"/>
+      </w:pPr>
+      <w:r>
+        <w:rPr>
+          <w:rFonts w:ascii="Times New Roman" w:hAnsi="Times New Roman"/>
+          <w:i/>
+          <w:color w:val="FF0000"/>
+          <w:sz w:val="24"/>
+        </w:rPr>
+        <w:t>Священник:</w:t>
+      </w:r>
+      <w:r>
+        <w:rPr>
+          <w:rFonts w:ascii="Times New Roman" w:hAnsi="Times New Roman"/>
+          <w:sz w:val="24"/>
+        </w:rPr>
+        <w:t xml:space="preserve"> Бо Твоє є царство, і сила, і слава, Отця, і Сина, і Святого Духа, нині, і повсякчас, і на віки віків.</w:t>
       </w:r>
     </w:p>
     <w:p>

--- a/flow/20230927_hours/drafts/2024-07-u/13.07.docx
+++ b/flow/20230927_hours/drafts/2024-07-u/13.07.docx
@@ -1,6 +1,6 @@
 
 <file path=word/document.xml><?xml version="1.0" encoding="utf-8"?>
-<w:document xmlns:wpc="http://schemas.microsoft.com/office/word/2010/wordprocessingCanvas" xmlns:cx="http://schemas.microsoft.com/office/drawing/2014/chartex" xmlns:cx1="http://schemas.microsoft.com/office/drawing/2015/9/8/chartex" xmlns:cx2="http://schemas.microsoft.com/office/drawing/2015/10/21/chartex" xmlns:cx3="http://schemas.microsoft.com/office/drawing/2016/5/9/chartex" xmlns:cx4="http://schemas.microsoft.com/office/drawing/2016/5/10/chartex" xmlns:cx5="http://schemas.microsoft.com/office/drawing/2016/5/11/chartex" xmlns:cx6="http://schemas.microsoft.com/office/drawing/2016/5/12/chartex" xmlns:cx7="http://schemas.microsoft.com/office/drawing/2016/5/13/chartex" xmlns:cx8="http://schemas.microsoft.com/office/drawing/2016/5/14/chartex" xmlns:mc="http://schemas.openxmlformats.org/markup-compatibility/2006" xmlns:aink="http://schemas.microsoft.com/office/drawing/2016/ink" xmlns:am3d="http://schemas.microsoft.com/office/drawing/2017/model3d" xmlns:o="urn:schemas-microsoft-com:office:office" xmlns:oel="http://schemas.microsoft.com/office/2019/extlst" xmlns:r="http://schemas.openxmlformats.org/officeDocument/2006/relationships" xmlns:m="http://schemas.openxmlformats.org/officeDocument/2006/math" xmlns:v="urn:schemas-microsoft-com:vml" xmlns:wp14="http://schemas.microsoft.com/office/word/2010/wordprocessingDrawing" xmlns:wp="http://schemas.openxmlformats.org/drawingml/2006/wordprocessingDrawing" xmlns:w10="urn:schemas-microsoft-com:office:word" xmlns:w="http://schemas.openxmlformats.org/wordprocessingml/2006/main" xmlns:w14="http://schemas.microsoft.com/office/word/2010/wordml" xmlns:w15="http://schemas.microsoft.com/office/word/2012/wordml" xmlns:w16cex="http://schemas.microsoft.com/office/word/2018/wordml/cex" xmlns:w16cid="http://schemas.microsoft.com/office/word/2016/wordml/cid" xmlns:w16="http://schemas.microsoft.com/office/word/2018/wordml" xmlns:w16sdtdh="http://schemas.microsoft.com/office/word/2020/wordml/sdtdatahash" xmlns:w16se="http://schemas.microsoft.com/office/word/2015/wordml/symex" xmlns:wpg="http://schemas.microsoft.com/office/word/2010/wordprocessingGroup" xmlns:wpi="http://schemas.microsoft.com/office/word/2010/wordprocessingInk" xmlns:wne="http://schemas.microsoft.com/office/word/2006/wordml" xmlns:wps="http://schemas.microsoft.com/office/word/2010/wordprocessingShape" mc:Ignorable="w14 w15 w16se w16cid w16 w16cex w16sdtdh wp14">
+<w:document xmlns:wpc="http://schemas.microsoft.com/office/word/2010/wordprocessingCanvas" xmlns:cx="http://schemas.microsoft.com/office/drawing/2014/chartex" xmlns:cx1="http://schemas.microsoft.com/office/drawing/2015/9/8/chartex" xmlns:cx2="http://schemas.microsoft.com/office/drawing/2015/10/21/chartex" xmlns:cx3="http://schemas.microsoft.com/office/drawing/2016/5/9/chartex" xmlns:cx4="http://schemas.microsoft.com/office/drawing/2016/5/10/chartex" xmlns:cx5="http://schemas.microsoft.com/office/drawing/2016/5/11/chartex" xmlns:cx6="http://schemas.microsoft.com/office/drawing/2016/5/12/chartex" xmlns:cx7="http://schemas.microsoft.com/office/drawing/2016/5/13/chartex" xmlns:cx8="http://schemas.microsoft.com/office/drawing/2016/5/14/chartex" xmlns:mc="http://schemas.openxmlformats.org/markup-compatibility/2006" xmlns:aink="http://schemas.microsoft.com/office/drawing/2016/ink" xmlns:am3d="http://schemas.microsoft.com/office/drawing/2017/model3d" xmlns:o="urn:schemas-microsoft-com:office:office" xmlns:r="http://schemas.openxmlformats.org/officeDocument/2006/relationships" xmlns:m="http://schemas.openxmlformats.org/officeDocument/2006/math" xmlns:v="urn:schemas-microsoft-com:vml" xmlns:wp14="http://schemas.microsoft.com/office/word/2010/wordprocessingDrawing" xmlns:wp="http://schemas.openxmlformats.org/drawingml/2006/wordprocessingDrawing" xmlns:w10="urn:schemas-microsoft-com:office:word" xmlns:w="http://schemas.openxmlformats.org/wordprocessingml/2006/main" xmlns:w14="http://schemas.microsoft.com/office/word/2010/wordml" xmlns:w15="http://schemas.microsoft.com/office/word/2012/wordml" xmlns:w16cex="http://schemas.microsoft.com/office/word/2018/wordml/cex" xmlns:w16cid="http://schemas.microsoft.com/office/word/2016/wordml/cid" xmlns:w16="http://schemas.microsoft.com/office/word/2018/wordml" xmlns:w16sdtdh="http://schemas.microsoft.com/office/word/2020/wordml/sdtdatahash" xmlns:w16se="http://schemas.microsoft.com/office/word/2015/wordml/symex" xmlns:wpg="http://schemas.microsoft.com/office/word/2010/wordprocessingGroup" xmlns:wpi="http://schemas.microsoft.com/office/word/2010/wordprocessingInk" xmlns:wne="http://schemas.microsoft.com/office/word/2006/wordml" xmlns:wps="http://schemas.microsoft.com/office/word/2010/wordprocessingShape" mc:Ignorable="w14 w15 w16se w16cid w16 w16cex w16sdtdh wp14">
   <w:body>
     <w:p>
       <w:pPr>
@@ -180,7 +180,55 @@
           <w:rFonts w:ascii="Times New Roman" w:hAnsi="Times New Roman"/>
           <w:sz w:val="24"/>
         </w:rPr>
-        <w:t>Пресвята Тройце, помилуй нас;* Господи, очисти гріхи наші;* Владико, прости беззаконня наші;* Святий, завітай і зціли немочі наші імени твого ради.</w:t>
+        <w:t xml:space="preserve">Пресвята </w:t>
+      </w:r>
+      <w:proofErr w:type="spellStart"/>
+      <w:r>
+        <w:rPr>
+          <w:rFonts w:ascii="Times New Roman" w:hAnsi="Times New Roman"/>
+          <w:sz w:val="24"/>
+        </w:rPr>
+        <w:t>Тройце</w:t>
+      </w:r>
+      <w:proofErr w:type="spellEnd"/>
+      <w:r>
+        <w:rPr>
+          <w:rFonts w:ascii="Times New Roman" w:hAnsi="Times New Roman"/>
+          <w:sz w:val="24"/>
+        </w:rPr>
+        <w:t xml:space="preserve">, помилуй нас;* Господи, очисти гріхи наші;* Владико, прости беззаконня наші;* Святий, завітай і зціли </w:t>
+      </w:r>
+      <w:proofErr w:type="spellStart"/>
+      <w:r>
+        <w:rPr>
+          <w:rFonts w:ascii="Times New Roman" w:hAnsi="Times New Roman"/>
+          <w:sz w:val="24"/>
+        </w:rPr>
+        <w:t>немочі</w:t>
+      </w:r>
+      <w:proofErr w:type="spellEnd"/>
+      <w:r>
+        <w:rPr>
+          <w:rFonts w:ascii="Times New Roman" w:hAnsi="Times New Roman"/>
+          <w:sz w:val="24"/>
+        </w:rPr>
+        <w:t xml:space="preserve"> наші </w:t>
+      </w:r>
+      <w:proofErr w:type="spellStart"/>
+      <w:r>
+        <w:rPr>
+          <w:rFonts w:ascii="Times New Roman" w:hAnsi="Times New Roman"/>
+          <w:sz w:val="24"/>
+        </w:rPr>
+        <w:t>імени</w:t>
+      </w:r>
+      <w:proofErr w:type="spellEnd"/>
+      <w:r>
+        <w:rPr>
+          <w:rFonts w:ascii="Times New Roman" w:hAnsi="Times New Roman"/>
+          <w:sz w:val="24"/>
+        </w:rPr>
+        <w:t xml:space="preserve"> твого ради.</w:t>
       </w:r>
     </w:p>
     <w:p>
@@ -228,7 +276,21 @@
           <w:rFonts w:ascii="Times New Roman" w:hAnsi="Times New Roman"/>
           <w:sz w:val="24"/>
         </w:rPr>
-        <w:t xml:space="preserve">Слава Отцю, і Сину, і Святому Духові* і нині, і повсякчас, і на віки </w:t>
+        <w:t>Слава Отцю, і Сину, і Святому Духові</w:t>
+      </w:r>
+      <w:r>
+        <w:rPr>
+          <w:rFonts w:ascii="Times New Roman" w:hAnsi="Times New Roman"/>
+          <w:sz w:val="24"/>
+        </w:rPr>
+        <w:t>,</w:t>
+      </w:r>
+      <w:r>
+        <w:rPr>
+          <w:rFonts w:ascii="Times New Roman" w:hAnsi="Times New Roman"/>
+          <w:sz w:val="24"/>
+        </w:rPr>
+        <w:t xml:space="preserve">* і нині, і повсякчас, і на віки </w:t>
       </w:r>
       <w:r>
         <w:rPr>
@@ -305,7 +367,23 @@
           <w:rFonts w:ascii="Times New Roman" w:hAnsi="Times New Roman"/>
           <w:sz w:val="24"/>
         </w:rPr>
-        <w:t xml:space="preserve">Амінь. Господи, помилуй </w:t>
+        <w:t>Амінь.</w:t>
+      </w:r>
+    </w:p>
+    <w:p>
+      <w:pPr>
+        <w:spacing w:line="240" w:lineRule="auto"/>
+        <w:rPr>
+          <w:rFonts w:ascii="Times New Roman" w:hAnsi="Times New Roman"/>
+          <w:sz w:val="24"/>
+        </w:rPr>
+      </w:pPr>
+      <w:r>
+        <w:rPr>
+          <w:rFonts w:ascii="Times New Roman" w:hAnsi="Times New Roman"/>
+          <w:sz w:val="24"/>
+        </w:rPr>
+        <w:t xml:space="preserve">Господи, помилуй </w:t>
       </w:r>
       <w:r>
         <w:rPr>
@@ -561,39 +639,71 @@
           <w:rFonts w:ascii="Times New Roman" w:hAnsi="Times New Roman"/>
           <w:sz w:val="24"/>
         </w:rPr>
-        <w:t>О Господи, веди мене твоєю правдою ради моїх ворогів,* вирівняй твою дорогу передо мною.</w:t>
-      </w:r>
-    </w:p>
-    <w:p>
-      <w:pPr>
-        <w:spacing w:line="240" w:lineRule="auto"/>
-        <w:rPr>
-          <w:rFonts w:ascii="Times New Roman" w:hAnsi="Times New Roman"/>
-          <w:sz w:val="24"/>
-        </w:rPr>
-      </w:pPr>
-      <w:r>
-        <w:rPr>
-          <w:rFonts w:ascii="Times New Roman" w:hAnsi="Times New Roman"/>
-          <w:sz w:val="24"/>
-        </w:rPr>
-        <w:t>Бо в їхніх устах немає постійности, серце в них – пропасть;* гортань їхня – гріб відкритий, облесний язик їхній.</w:t>
-      </w:r>
-    </w:p>
-    <w:p>
-      <w:pPr>
-        <w:spacing w:line="240" w:lineRule="auto"/>
-        <w:rPr>
-          <w:rFonts w:ascii="Times New Roman" w:hAnsi="Times New Roman"/>
-          <w:sz w:val="24"/>
-        </w:rPr>
-      </w:pPr>
-      <w:r>
-        <w:rPr>
-          <w:rFonts w:ascii="Times New Roman" w:hAnsi="Times New Roman"/>
-          <w:sz w:val="24"/>
-        </w:rPr>
-        <w:t>Скарай їх, Боже: нехай від власних замислів згинуть,* за їхніх переступів силу прожени їх, бо ворохоблять проти тебе.</w:t>
+        <w:t xml:space="preserve">О Господи, веди мене твоєю правдою ради моїх ворогів,* вирівняй твою дорогу </w:t>
+      </w:r>
+      <w:proofErr w:type="spellStart"/>
+      <w:r>
+        <w:rPr>
+          <w:rFonts w:ascii="Times New Roman" w:hAnsi="Times New Roman"/>
+          <w:sz w:val="24"/>
+        </w:rPr>
+        <w:t>передо</w:t>
+      </w:r>
+      <w:proofErr w:type="spellEnd"/>
+      <w:r>
+        <w:rPr>
+          <w:rFonts w:ascii="Times New Roman" w:hAnsi="Times New Roman"/>
+          <w:sz w:val="24"/>
+        </w:rPr>
+        <w:t xml:space="preserve"> мною.</w:t>
+      </w:r>
+    </w:p>
+    <w:p>
+      <w:pPr>
+        <w:spacing w:line="240" w:lineRule="auto"/>
+        <w:rPr>
+          <w:rFonts w:ascii="Times New Roman" w:hAnsi="Times New Roman"/>
+          <w:sz w:val="24"/>
+        </w:rPr>
+      </w:pPr>
+      <w:r>
+        <w:rPr>
+          <w:rFonts w:ascii="Times New Roman" w:hAnsi="Times New Roman"/>
+          <w:sz w:val="24"/>
+        </w:rPr>
+        <w:t xml:space="preserve">Бо в їхніх устах немає </w:t>
+      </w:r>
+      <w:proofErr w:type="spellStart"/>
+      <w:r>
+        <w:rPr>
+          <w:rFonts w:ascii="Times New Roman" w:hAnsi="Times New Roman"/>
+          <w:sz w:val="24"/>
+        </w:rPr>
+        <w:t>постійности</w:t>
+      </w:r>
+      <w:proofErr w:type="spellEnd"/>
+      <w:r>
+        <w:rPr>
+          <w:rFonts w:ascii="Times New Roman" w:hAnsi="Times New Roman"/>
+          <w:sz w:val="24"/>
+        </w:rPr>
+        <w:t xml:space="preserve">, серце в них – </w:t>
+      </w:r>
+      <w:proofErr w:type="spellStart"/>
+      <w:r>
+        <w:rPr>
+          <w:rFonts w:ascii="Times New Roman" w:hAnsi="Times New Roman"/>
+          <w:sz w:val="24"/>
+        </w:rPr>
+        <w:t>пропасть</w:t>
+      </w:r>
+      <w:proofErr w:type="spellEnd"/>
+      <w:r>
+        <w:rPr>
+          <w:rFonts w:ascii="Times New Roman" w:hAnsi="Times New Roman"/>
+          <w:sz w:val="24"/>
+        </w:rPr>
+        <w:t>;* гортань їхня – гріб відкритий, облесний язик їхній.</w:t>
       </w:r>
     </w:p>
     <w:p>
@@ -610,6 +720,38 @@
           <w:sz w:val="24"/>
         </w:rPr>
         <w:lastRenderedPageBreak/>
+        <w:t xml:space="preserve">Скарай їх, Боже: нехай від власних замислів згинуть,* за їхніх переступів силу прожени їх, бо </w:t>
+      </w:r>
+      <w:proofErr w:type="spellStart"/>
+      <w:r>
+        <w:rPr>
+          <w:rFonts w:ascii="Times New Roman" w:hAnsi="Times New Roman"/>
+          <w:sz w:val="24"/>
+        </w:rPr>
+        <w:t>ворохоблять</w:t>
+      </w:r>
+      <w:proofErr w:type="spellEnd"/>
+      <w:r>
+        <w:rPr>
+          <w:rFonts w:ascii="Times New Roman" w:hAnsi="Times New Roman"/>
+          <w:sz w:val="24"/>
+        </w:rPr>
+        <w:t xml:space="preserve"> проти тебе.</w:t>
+      </w:r>
+    </w:p>
+    <w:p>
+      <w:pPr>
+        <w:spacing w:line="240" w:lineRule="auto"/>
+        <w:rPr>
+          <w:rFonts w:ascii="Times New Roman" w:hAnsi="Times New Roman"/>
+          <w:sz w:val="24"/>
+        </w:rPr>
+      </w:pPr>
+      <w:r>
+        <w:rPr>
+          <w:rFonts w:ascii="Times New Roman" w:hAnsi="Times New Roman"/>
+          <w:sz w:val="24"/>
+        </w:rPr>
         <w:t>І всі ті, що до тебе прибігають,* будуть радіти, вони повіки весело гукатимуть.</w:t>
       </w:r>
     </w:p>
@@ -886,7 +1028,23 @@
           <w:rFonts w:ascii="Times New Roman" w:hAnsi="Times New Roman"/>
           <w:sz w:val="24"/>
         </w:rPr>
-        <w:t>Повернися, Господи! – докіль?* – і змилуйся над слугами твоїми.</w:t>
+        <w:t xml:space="preserve">Повернися, Господи! – </w:t>
+      </w:r>
+      <w:proofErr w:type="spellStart"/>
+      <w:r>
+        <w:rPr>
+          <w:rFonts w:ascii="Times New Roman" w:hAnsi="Times New Roman"/>
+          <w:sz w:val="24"/>
+        </w:rPr>
+        <w:t>докіль</w:t>
+      </w:r>
+      <w:proofErr w:type="spellEnd"/>
+      <w:r>
+        <w:rPr>
+          <w:rFonts w:ascii="Times New Roman" w:hAnsi="Times New Roman"/>
+          <w:sz w:val="24"/>
+        </w:rPr>
+        <w:t>?* – і змилуйся над слугами твоїми.</w:t>
       </w:r>
     </w:p>
     <w:p>
@@ -950,7 +1108,39 @@
           <w:rFonts w:ascii="Times New Roman" w:hAnsi="Times New Roman"/>
           <w:sz w:val="24"/>
         </w:rPr>
-        <w:t>І ласка Господа, Бога нашого, нехай буде над нами,* – і стверди діло рук наших; стверди його – діло рук наших!</w:t>
+        <w:t xml:space="preserve">І ласка Господа, Бога нашого, нехай буде над нами,* – і </w:t>
+      </w:r>
+      <w:proofErr w:type="spellStart"/>
+      <w:r>
+        <w:rPr>
+          <w:rFonts w:ascii="Times New Roman" w:hAnsi="Times New Roman"/>
+          <w:sz w:val="24"/>
+        </w:rPr>
+        <w:t>стверди</w:t>
+      </w:r>
+      <w:proofErr w:type="spellEnd"/>
+      <w:r>
+        <w:rPr>
+          <w:rFonts w:ascii="Times New Roman" w:hAnsi="Times New Roman"/>
+          <w:sz w:val="24"/>
+        </w:rPr>
+        <w:t xml:space="preserve"> діло рук наших; </w:t>
+      </w:r>
+      <w:proofErr w:type="spellStart"/>
+      <w:r>
+        <w:rPr>
+          <w:rFonts w:ascii="Times New Roman" w:hAnsi="Times New Roman"/>
+          <w:sz w:val="24"/>
+        </w:rPr>
+        <w:t>стверди</w:t>
+      </w:r>
+      <w:proofErr w:type="spellEnd"/>
+      <w:r>
+        <w:rPr>
+          <w:rFonts w:ascii="Times New Roman" w:hAnsi="Times New Roman"/>
+          <w:sz w:val="24"/>
+        </w:rPr>
+        <w:t xml:space="preserve"> його – діло рук наших!</w:t>
       </w:r>
     </w:p>
     <w:p>
@@ -1018,7 +1208,23 @@
           <w:rFonts w:ascii="Times New Roman" w:hAnsi="Times New Roman"/>
           <w:sz w:val="24"/>
         </w:rPr>
-        <w:t>Перед очима в себе не стерплю нічого нечестивого.* Того, що творить беззаконня, зненавиджу, до мене той не пристане.</w:t>
+        <w:t xml:space="preserve">Перед очима в себе не </w:t>
+      </w:r>
+      <w:proofErr w:type="spellStart"/>
+      <w:r>
+        <w:rPr>
+          <w:rFonts w:ascii="Times New Roman" w:hAnsi="Times New Roman"/>
+          <w:sz w:val="24"/>
+        </w:rPr>
+        <w:t>стерплю</w:t>
+      </w:r>
+      <w:proofErr w:type="spellEnd"/>
+      <w:r>
+        <w:rPr>
+          <w:rFonts w:ascii="Times New Roman" w:hAnsi="Times New Roman"/>
+          <w:sz w:val="24"/>
+        </w:rPr>
+        <w:t xml:space="preserve"> нічого нечестивого.* Того, що творить беззаконня, зненавиджу, до мене той не пристане.</w:t>
       </w:r>
     </w:p>
     <w:p>
@@ -1050,7 +1256,23 @@
           <w:rFonts w:ascii="Times New Roman" w:hAnsi="Times New Roman"/>
           <w:sz w:val="24"/>
         </w:rPr>
-        <w:t>Хто обмовляє тайкома ближнього свого, – того я призведу до мовчанки.* Хто має горде око й пиху в серці, того я не стерплю.</w:t>
+        <w:t xml:space="preserve">Хто обмовляє тайкома ближнього свого, – того я призведу до мовчанки.* Хто має горде око й пиху в серці, того я не </w:t>
+      </w:r>
+      <w:proofErr w:type="spellStart"/>
+      <w:r>
+        <w:rPr>
+          <w:rFonts w:ascii="Times New Roman" w:hAnsi="Times New Roman"/>
+          <w:sz w:val="24"/>
+        </w:rPr>
+        <w:t>стерплю</w:t>
+      </w:r>
+      <w:proofErr w:type="spellEnd"/>
+      <w:r>
+        <w:rPr>
+          <w:rFonts w:ascii="Times New Roman" w:hAnsi="Times New Roman"/>
+          <w:sz w:val="24"/>
+        </w:rPr>
+        <w:t>.</w:t>
       </w:r>
     </w:p>
     <w:p>
@@ -1082,6 +1304,7 @@
           <w:rFonts w:ascii="Times New Roman" w:hAnsi="Times New Roman"/>
           <w:sz w:val="24"/>
         </w:rPr>
+        <w:lastRenderedPageBreak/>
         <w:t>Не житиме в моїм домі той, хто лукавство творить.* Хто кує брехні, не встоїться перед очима в мене.</w:t>
       </w:r>
     </w:p>
@@ -1098,7 +1321,6 @@
           <w:rFonts w:ascii="Times New Roman" w:hAnsi="Times New Roman"/>
           <w:sz w:val="24"/>
         </w:rPr>
-        <w:lastRenderedPageBreak/>
         <w:t>Щоранку призводитиму до мовчанки всіх нечестивих краю,* щоб вигубити з Господнього міста всіх, що творять беззаконня.</w:t>
       </w:r>
     </w:p>
@@ -1118,7 +1340,27 @@
           <w:color w:val="FF0000"/>
           <w:sz w:val="24"/>
         </w:rPr>
-        <w:t>Вірні завершують стихослов’я псалмів:</w:t>
+        <w:t xml:space="preserve">Вірні завершують </w:t>
+      </w:r>
+      <w:proofErr w:type="spellStart"/>
+      <w:r>
+        <w:rPr>
+          <w:rFonts w:ascii="Times New Roman" w:hAnsi="Times New Roman"/>
+          <w:i/>
+          <w:color w:val="FF0000"/>
+          <w:sz w:val="24"/>
+        </w:rPr>
+        <w:t>стихослов’я</w:t>
+      </w:r>
+      <w:proofErr w:type="spellEnd"/>
+      <w:r>
+        <w:rPr>
+          <w:rFonts w:ascii="Times New Roman" w:hAnsi="Times New Roman"/>
+          <w:i/>
+          <w:color w:val="FF0000"/>
+          <w:sz w:val="24"/>
+        </w:rPr>
+        <w:t xml:space="preserve"> псалмів:</w:t>
       </w:r>
     </w:p>
     <w:p>
@@ -1233,247 +1475,333 @@
     </w:p>
     <w:p>
       <w:pPr>
-        <w:pBdr>
-          <w:top w:val="nil"/>
-          <w:left w:val="nil"/>
-          <w:bottom w:val="nil"/>
-          <w:right w:val="nil"/>
-          <w:between w:val="nil"/>
-        </w:pBdr>
-        <w:jc w:val="both"/>
-        <w:rPr>
-          <w:rFonts w:ascii="Times New Roman" w:hAnsi="Times New Roman"/>
-          <w:color w:val="000000"/>
-          <w:sz w:val="24"/>
-          <w:szCs w:val="24"/>
-        </w:rPr>
-      </w:pPr>
-      <w:r>
-        <w:rPr>
-          <w:rFonts w:ascii="Times New Roman" w:hAnsi="Times New Roman"/>
-          <w:i/>
-          <w:color w:val="FF0000"/>
-          <w:sz w:val="24"/>
-          <w:szCs w:val="24"/>
-        </w:rPr>
-        <w:t>Тропар (г. 1):</w:t>
-      </w:r>
-      <w:r>
-        <w:rPr>
-          <w:rFonts w:ascii="Times New Roman" w:hAnsi="Times New Roman"/>
-          <w:color w:val="000000"/>
-          <w:sz w:val="24"/>
-          <w:szCs w:val="24"/>
-        </w:rPr>
-        <w:t xml:space="preserve"> </w:t>
+        <w:rPr>
+          <w:rFonts w:ascii="Times New Roman" w:hAnsi="Times New Roman"/>
+          <w:sz w:val="24"/>
+        </w:rPr>
+      </w:pPr>
+      <w:r>
+        <w:rPr>
+          <w:rFonts w:ascii="Times New Roman" w:hAnsi="Times New Roman"/>
+          <w:i/>
+          <w:color w:val="FF0000"/>
+          <w:sz w:val="24"/>
+        </w:rPr>
+        <w:t>Тропар (г. 2)</w:t>
+      </w:r>
+      <w:r>
+        <w:rPr>
+          <w:rFonts w:ascii="Times New Roman" w:hAnsi="Times New Roman"/>
+          <w:sz w:val="24"/>
+        </w:rPr>
+        <w:t>: Апостоли, пророки, мученики, святителі, преподобні і праведні,* що добре звершили подвиг і віру зберегли!* Маючи сміливість до Спаса,* за нас його, як благого, моліть, щоб спаслися душі наші.</w:t>
+      </w:r>
+    </w:p>
+    <w:p>
+      <w:pPr>
+        <w:spacing w:line="240" w:lineRule="auto"/>
+        <w:rPr>
+          <w:rFonts w:ascii="Times New Roman" w:hAnsi="Times New Roman"/>
+          <w:sz w:val="24"/>
+        </w:rPr>
+      </w:pPr>
+      <w:r>
+        <w:rPr>
+          <w:rFonts w:ascii="Times New Roman" w:hAnsi="Times New Roman"/>
+          <w:sz w:val="24"/>
+        </w:rPr>
+        <w:t xml:space="preserve">І нині, і повсякчас, і на віки </w:t>
+      </w:r>
+      <w:r>
+        <w:rPr>
+          <w:rFonts w:ascii="Times New Roman" w:hAnsi="Times New Roman"/>
+          <w:sz w:val="24"/>
+        </w:rPr>
+        <w:t>віків.</w:t>
+      </w:r>
+      <w:r>
+        <w:rPr>
+          <w:rFonts w:ascii="Times New Roman" w:hAnsi="Times New Roman"/>
+          <w:sz w:val="24"/>
+        </w:rPr>
+        <w:t xml:space="preserve"> Амінь.</w:t>
+      </w:r>
+    </w:p>
+    <w:p>
+      <w:pPr>
+        <w:spacing w:line="240" w:lineRule="auto"/>
+        <w:rPr>
+          <w:rFonts w:ascii="Times New Roman" w:hAnsi="Times New Roman"/>
+          <w:sz w:val="24"/>
+        </w:rPr>
+      </w:pPr>
+      <w:r>
+        <w:rPr>
+          <w:rFonts w:ascii="Times New Roman" w:hAnsi="Times New Roman"/>
+          <w:sz w:val="24"/>
+        </w:rPr>
+        <w:t xml:space="preserve">Як нам називати тебе, Благодатна?* Небом? – Ти бо </w:t>
       </w:r>
       <w:proofErr w:type="spellStart"/>
       <w:r>
         <w:rPr>
           <w:rFonts w:ascii="Times New Roman" w:hAnsi="Times New Roman"/>
-          <w:color w:val="000000"/>
-          <w:sz w:val="24"/>
-          <w:szCs w:val="24"/>
-        </w:rPr>
-        <w:t>Вогнеподібний</w:t>
+          <w:sz w:val="24"/>
+        </w:rPr>
+        <w:t>випромінила</w:t>
       </w:r>
       <w:proofErr w:type="spellEnd"/>
       <w:r>
         <w:rPr>
           <w:rFonts w:ascii="Times New Roman" w:hAnsi="Times New Roman"/>
-          <w:color w:val="000000"/>
-          <w:sz w:val="24"/>
-          <w:szCs w:val="24"/>
-        </w:rPr>
-        <w:t xml:space="preserve"> язик у силі Духа прийнявши,* Слово, що прийшло у плоті, ви всюди проповідували;* Його ради той – у главу усічений, а той – камінням побитий,* і ви є апостольського лику окраса, </w:t>
+          <w:sz w:val="24"/>
+        </w:rPr>
+        <w:t xml:space="preserve"> Сонце Правди.* Раєм? Ти бо виростила нам Квіт нетління.* Дівою – Ти бо зосталася нетлінна.* Чистою Матір'ю? – Ти бо носила у святих обіймах твоїх Сина, всіх Бога.* Його ж моли, щоб спас душі наші.</w:t>
+      </w:r>
+    </w:p>
+    <w:p>
+      <w:pPr>
+        <w:spacing w:line="240" w:lineRule="auto"/>
+        <w:jc w:val="center"/>
+        <w:rPr>
+          <w:rFonts w:ascii="Times New Roman" w:hAnsi="Times New Roman"/>
+          <w:i/>
+          <w:sz w:val="24"/>
+        </w:rPr>
+      </w:pPr>
+      <w:r>
+        <w:rPr>
+          <w:rFonts w:ascii="Times New Roman" w:hAnsi="Times New Roman"/>
+          <w:i/>
+          <w:color w:val="FF0000"/>
+          <w:sz w:val="24"/>
+        </w:rPr>
+        <w:t>*****</w:t>
+      </w:r>
+    </w:p>
+    <w:p>
+      <w:pPr>
+        <w:spacing w:line="240" w:lineRule="auto"/>
+        <w:rPr>
+          <w:rFonts w:ascii="Times New Roman" w:hAnsi="Times New Roman"/>
+          <w:sz w:val="24"/>
+        </w:rPr>
+      </w:pPr>
+      <w:r>
+        <w:rPr>
+          <w:rFonts w:ascii="Times New Roman" w:hAnsi="Times New Roman"/>
+          <w:sz w:val="24"/>
+        </w:rPr>
+        <w:t xml:space="preserve">Стопи мої спрямуй за твоїм словом,* і ніяке беззаконня нехай не запанує наді мною. Визволь мене від людської обмови,* і я твої заповіді пильнуватиму. Світи своїм обличчям на слугу твого,* і навчи мене установ твоїх. </w:t>
+      </w:r>
+      <w:r>
+        <w:rPr>
+          <w:rFonts w:ascii="Times New Roman" w:hAnsi="Times New Roman"/>
+          <w:i/>
+          <w:color w:val="FF0000"/>
+          <w:sz w:val="24"/>
+        </w:rPr>
+        <w:t>(Пс. 118: 133-135)</w:t>
+      </w:r>
+    </w:p>
+    <w:p>
+      <w:pPr>
+        <w:spacing w:line="240" w:lineRule="auto"/>
+        <w:rPr>
+          <w:rFonts w:ascii="Times New Roman" w:hAnsi="Times New Roman"/>
+          <w:sz w:val="24"/>
+        </w:rPr>
+      </w:pPr>
+      <w:r>
+        <w:rPr>
+          <w:rFonts w:ascii="Times New Roman" w:hAnsi="Times New Roman"/>
+          <w:sz w:val="24"/>
+        </w:rPr>
+        <w:t xml:space="preserve">Нехай наповняться уста мої хвалою твоєю, Господи,* щоб оспівувати славу твою, увесь день – величність твою. </w:t>
+      </w:r>
+      <w:r>
+        <w:rPr>
+          <w:rFonts w:ascii="Times New Roman" w:hAnsi="Times New Roman"/>
+          <w:i/>
+          <w:color w:val="FF0000"/>
+          <w:sz w:val="24"/>
+        </w:rPr>
+        <w:t>(Пс. 70: 8)</w:t>
+      </w:r>
+    </w:p>
+    <w:p>
+      <w:pPr>
+        <w:spacing w:line="240" w:lineRule="auto"/>
+        <w:jc w:val="center"/>
+        <w:rPr>
+          <w:rFonts w:ascii="Times New Roman" w:hAnsi="Times New Roman"/>
+          <w:sz w:val="24"/>
+        </w:rPr>
+      </w:pPr>
+      <w:r>
+        <w:rPr>
+          <w:rFonts w:ascii="Times New Roman" w:hAnsi="Times New Roman"/>
+          <w:i/>
+          <w:color w:val="FF0000"/>
+          <w:sz w:val="24"/>
+        </w:rPr>
+        <w:t>*****</w:t>
+      </w:r>
+    </w:p>
+    <w:p>
+      <w:pPr>
+        <w:spacing w:line="240" w:lineRule="auto"/>
+        <w:rPr>
+          <w:rFonts w:ascii="Times New Roman" w:hAnsi="Times New Roman"/>
+          <w:sz w:val="24"/>
+        </w:rPr>
+      </w:pPr>
+      <w:r>
+        <w:rPr>
+          <w:rFonts w:ascii="Times New Roman" w:hAnsi="Times New Roman"/>
+          <w:sz w:val="24"/>
+        </w:rPr>
+        <w:t xml:space="preserve">Святий Боже, святий Кріпкий, святий Безсмертний, помилуй нас </w:t>
+      </w:r>
+      <w:r>
+        <w:rPr>
+          <w:rFonts w:ascii="Times New Roman" w:hAnsi="Times New Roman"/>
+          <w:i/>
+          <w:color w:val="FF0000"/>
+          <w:sz w:val="24"/>
+        </w:rPr>
+        <w:t>(3 р.)</w:t>
+      </w:r>
+      <w:r>
+        <w:rPr>
+          <w:rFonts w:ascii="Times New Roman" w:hAnsi="Times New Roman"/>
+          <w:sz w:val="24"/>
+        </w:rPr>
+        <w:t>.</w:t>
+      </w:r>
+    </w:p>
+    <w:p>
+      <w:pPr>
+        <w:spacing w:line="240" w:lineRule="auto"/>
+        <w:rPr>
+          <w:rFonts w:ascii="Times New Roman" w:hAnsi="Times New Roman"/>
+          <w:sz w:val="24"/>
+        </w:rPr>
+      </w:pPr>
+      <w:r>
+        <w:rPr>
+          <w:rFonts w:ascii="Times New Roman" w:hAnsi="Times New Roman"/>
+          <w:sz w:val="24"/>
+        </w:rPr>
+        <w:t xml:space="preserve">Слава Отцю, і Сину, і Святому Духові,* </w:t>
+      </w:r>
+      <w:r>
+        <w:rPr>
+          <w:rFonts w:ascii="Times New Roman" w:hAnsi="Times New Roman"/>
+          <w:sz w:val="24"/>
+        </w:rPr>
+        <w:t>і нині, і повсякчас</w:t>
+      </w:r>
+      <w:r>
+        <w:rPr>
+          <w:rFonts w:ascii="Times New Roman" w:hAnsi="Times New Roman"/>
+          <w:sz w:val="24"/>
+        </w:rPr>
+        <w:t xml:space="preserve">, і на віки </w:t>
+      </w:r>
+      <w:r>
+        <w:rPr>
+          <w:rFonts w:ascii="Times New Roman" w:hAnsi="Times New Roman"/>
+          <w:sz w:val="24"/>
+        </w:rPr>
+        <w:t>віків.</w:t>
+      </w:r>
+      <w:r>
+        <w:rPr>
+          <w:rFonts w:ascii="Times New Roman" w:hAnsi="Times New Roman"/>
+          <w:sz w:val="24"/>
+        </w:rPr>
+        <w:t xml:space="preserve"> Амінь.</w:t>
+      </w:r>
+    </w:p>
+    <w:p>
+      <w:pPr>
+        <w:spacing w:line="240" w:lineRule="auto"/>
+        <w:rPr>
+          <w:rFonts w:ascii="Times New Roman" w:hAnsi="Times New Roman"/>
+          <w:sz w:val="24"/>
+        </w:rPr>
+      </w:pPr>
+      <w:r>
+        <w:rPr>
+          <w:rFonts w:ascii="Times New Roman" w:hAnsi="Times New Roman"/>
+          <w:sz w:val="24"/>
+        </w:rPr>
+        <w:t xml:space="preserve">Пресвята </w:t>
       </w:r>
       <w:proofErr w:type="spellStart"/>
       <w:r>
         <w:rPr>
           <w:rFonts w:ascii="Times New Roman" w:hAnsi="Times New Roman"/>
-          <w:color w:val="000000"/>
-          <w:sz w:val="24"/>
-          <w:szCs w:val="24"/>
-        </w:rPr>
-        <w:t>Вартоломею</w:t>
+          <w:sz w:val="24"/>
+        </w:rPr>
+        <w:t>Тройце</w:t>
       </w:r>
       <w:proofErr w:type="spellEnd"/>
       <w:r>
         <w:rPr>
           <w:rFonts w:ascii="Times New Roman" w:hAnsi="Times New Roman"/>
-          <w:color w:val="000000"/>
-          <w:sz w:val="24"/>
-          <w:szCs w:val="24"/>
-        </w:rPr>
-        <w:t xml:space="preserve"> й Варн</w:t>
-      </w:r>
-      <w:r>
-        <w:rPr>
-          <w:rFonts w:ascii="Times New Roman" w:hAnsi="Times New Roman"/>
-          <w:sz w:val="24"/>
-          <w:szCs w:val="24"/>
-        </w:rPr>
-        <w:t>а</w:t>
-      </w:r>
-      <w:r>
-        <w:rPr>
-          <w:rFonts w:ascii="Times New Roman" w:hAnsi="Times New Roman"/>
-          <w:color w:val="000000"/>
-          <w:sz w:val="24"/>
-          <w:szCs w:val="24"/>
-        </w:rPr>
-        <w:t>во.* Тому пам’ять вашу почитаємо й просимо:* Моліть Христа Бога,* щоб ми прийняли гріхів відпущення.</w:t>
-      </w:r>
-    </w:p>
-    <w:p>
-      <w:pPr>
-        <w:spacing w:line="240" w:lineRule="auto"/>
-        <w:rPr>
-          <w:rFonts w:ascii="Times New Roman" w:hAnsi="Times New Roman"/>
-          <w:sz w:val="24"/>
-        </w:rPr>
-      </w:pPr>
-      <w:r>
-        <w:rPr>
-          <w:rFonts w:ascii="Times New Roman" w:hAnsi="Times New Roman"/>
-          <w:sz w:val="24"/>
-        </w:rPr>
-        <w:t xml:space="preserve">І нині, і повсякчас, і на віки </w:t>
-      </w:r>
-      <w:r>
-        <w:rPr>
-          <w:rFonts w:ascii="Times New Roman" w:hAnsi="Times New Roman"/>
-          <w:sz w:val="24"/>
-        </w:rPr>
-        <w:t>віків.</w:t>
-      </w:r>
-      <w:r>
-        <w:rPr>
-          <w:rFonts w:ascii="Times New Roman" w:hAnsi="Times New Roman"/>
-          <w:sz w:val="24"/>
-        </w:rPr>
-        <w:t xml:space="preserve"> Амінь.</w:t>
-      </w:r>
-    </w:p>
-    <w:p>
-      <w:pPr>
-        <w:spacing w:line="240" w:lineRule="auto"/>
-        <w:rPr>
-          <w:rFonts w:ascii="Times New Roman" w:hAnsi="Times New Roman"/>
-          <w:sz w:val="24"/>
-        </w:rPr>
-      </w:pPr>
-      <w:r>
-        <w:rPr>
-          <w:rFonts w:ascii="Times New Roman" w:hAnsi="Times New Roman"/>
-          <w:sz w:val="24"/>
-        </w:rPr>
-        <w:t>Як нам називати тебе, Благодатна?* Небом? – Ти бо випромінила Сонце Правди.* Раєм? Ти бо виростила нам Квіт нетління.* Дівою – Ти бо зосталася нетлінна.* Чистою Матір'ю? – Ти бо носила у святих обіймах твоїх Сина, всіх Бога.* Його ж моли, щоб спас душі наші.</w:t>
-      </w:r>
-    </w:p>
-    <w:p>
-      <w:pPr>
-        <w:spacing w:line="240" w:lineRule="auto"/>
-        <w:jc w:val="center"/>
-        <w:rPr>
-          <w:rFonts w:ascii="Times New Roman" w:hAnsi="Times New Roman"/>
-          <w:i/>
-          <w:sz w:val="24"/>
-        </w:rPr>
-      </w:pPr>
-      <w:r>
-        <w:rPr>
-          <w:rFonts w:ascii="Times New Roman" w:hAnsi="Times New Roman"/>
-          <w:i/>
-          <w:color w:val="FF0000"/>
-          <w:sz w:val="24"/>
-        </w:rPr>
-        <w:t>*****</w:t>
-      </w:r>
-    </w:p>
-    <w:p>
-      <w:pPr>
-        <w:spacing w:line="240" w:lineRule="auto"/>
-        <w:rPr>
-          <w:rFonts w:ascii="Times New Roman" w:hAnsi="Times New Roman"/>
-          <w:sz w:val="24"/>
-        </w:rPr>
-      </w:pPr>
-      <w:r>
-        <w:rPr>
-          <w:rFonts w:ascii="Times New Roman" w:hAnsi="Times New Roman"/>
-          <w:sz w:val="24"/>
-        </w:rPr>
-        <w:t xml:space="preserve">Стопи мої спрямуй за твоїм словом,* і ніяке беззаконня нехай не запанує наді мною. Визволь мене від людської обмови,* і я твої заповіді пильнуватиму. Світи своїм обличчям на слугу твого,* і навчи мене установ твоїх. </w:t>
-      </w:r>
-      <w:r>
-        <w:rPr>
-          <w:rFonts w:ascii="Times New Roman" w:hAnsi="Times New Roman"/>
-          <w:i/>
-          <w:color w:val="FF0000"/>
-          <w:sz w:val="24"/>
-        </w:rPr>
-        <w:t>(Пс. 118: 133-135)</w:t>
-      </w:r>
-    </w:p>
-    <w:p>
-      <w:pPr>
-        <w:spacing w:line="240" w:lineRule="auto"/>
-        <w:rPr>
-          <w:rFonts w:ascii="Times New Roman" w:hAnsi="Times New Roman"/>
-          <w:sz w:val="24"/>
-        </w:rPr>
-      </w:pPr>
-      <w:r>
-        <w:rPr>
-          <w:rFonts w:ascii="Times New Roman" w:hAnsi="Times New Roman"/>
-          <w:sz w:val="24"/>
-        </w:rPr>
-        <w:t xml:space="preserve">Нехай наповняться уста мої хвалою твоєю, Господи,* щоб оспівувати славу твою, увесь день – величність твою. </w:t>
-      </w:r>
-      <w:r>
-        <w:rPr>
-          <w:rFonts w:ascii="Times New Roman" w:hAnsi="Times New Roman"/>
-          <w:i/>
-          <w:color w:val="FF0000"/>
-          <w:sz w:val="24"/>
-        </w:rPr>
-        <w:t>(Пс. 70: 8)</w:t>
-      </w:r>
-    </w:p>
-    <w:p>
-      <w:pPr>
-        <w:spacing w:line="240" w:lineRule="auto"/>
-        <w:jc w:val="center"/>
-        <w:rPr>
-          <w:rFonts w:ascii="Times New Roman" w:hAnsi="Times New Roman"/>
-          <w:sz w:val="24"/>
-        </w:rPr>
-      </w:pPr>
-      <w:r>
-        <w:rPr>
-          <w:rFonts w:ascii="Times New Roman" w:hAnsi="Times New Roman"/>
-          <w:i/>
-          <w:color w:val="FF0000"/>
-          <w:sz w:val="24"/>
-        </w:rPr>
-        <w:t>*****</w:t>
-      </w:r>
-    </w:p>
-    <w:p>
-      <w:pPr>
-        <w:spacing w:line="240" w:lineRule="auto"/>
-        <w:rPr>
-          <w:rFonts w:ascii="Times New Roman" w:hAnsi="Times New Roman"/>
-          <w:sz w:val="24"/>
-        </w:rPr>
-      </w:pPr>
-      <w:r>
-        <w:rPr>
-          <w:rFonts w:ascii="Times New Roman" w:hAnsi="Times New Roman"/>
-          <w:sz w:val="24"/>
-        </w:rPr>
-        <w:t xml:space="preserve">Святий Боже, святий Кріпкий, святий Безсмертний, помилуй нас </w:t>
+          <w:sz w:val="24"/>
+        </w:rPr>
+        <w:t xml:space="preserve">, помилуй нас;* Господи, очисти гріхи наші;* Владико, прости беззаконня наші;* Святий, завітай і зціли </w:t>
+      </w:r>
+      <w:proofErr w:type="spellStart"/>
+      <w:r>
+        <w:rPr>
+          <w:rFonts w:ascii="Times New Roman" w:hAnsi="Times New Roman"/>
+          <w:sz w:val="24"/>
+        </w:rPr>
+        <w:t>немочі</w:t>
+      </w:r>
+      <w:proofErr w:type="spellEnd"/>
+      <w:r>
+        <w:rPr>
+          <w:rFonts w:ascii="Times New Roman" w:hAnsi="Times New Roman"/>
+          <w:sz w:val="24"/>
+        </w:rPr>
+        <w:t xml:space="preserve"> наші </w:t>
+      </w:r>
+      <w:proofErr w:type="spellStart"/>
+      <w:r>
+        <w:rPr>
+          <w:rFonts w:ascii="Times New Roman" w:hAnsi="Times New Roman"/>
+          <w:sz w:val="24"/>
+        </w:rPr>
+        <w:t>імени</w:t>
+      </w:r>
+      <w:proofErr w:type="spellEnd"/>
+      <w:r>
+        <w:rPr>
+          <w:rFonts w:ascii="Times New Roman" w:hAnsi="Times New Roman"/>
+          <w:sz w:val="24"/>
+        </w:rPr>
+        <w:t xml:space="preserve"> твого ради.</w:t>
+      </w:r>
+    </w:p>
+    <w:p>
+      <w:pPr>
+        <w:spacing w:line="240" w:lineRule="auto"/>
+        <w:rPr>
+          <w:rFonts w:ascii="Times New Roman" w:hAnsi="Times New Roman"/>
+          <w:sz w:val="24"/>
+        </w:rPr>
+      </w:pPr>
+      <w:r>
+        <w:rPr>
+          <w:rFonts w:ascii="Times New Roman" w:hAnsi="Times New Roman"/>
+          <w:sz w:val="24"/>
+        </w:rPr>
+        <w:t xml:space="preserve">Господи, помилуй </w:t>
       </w:r>
       <w:r>
         <w:rPr>
@@ -1505,85 +1833,21 @@
           <w:rFonts w:ascii="Times New Roman" w:hAnsi="Times New Roman"/>
           <w:sz w:val="24"/>
         </w:rPr>
-        <w:t xml:space="preserve">Слава Отцю, і Сину, і Святому Духові,* і нині і повсякчас, і на віки </w:t>
-      </w:r>
-      <w:r>
-        <w:rPr>
-          <w:rFonts w:ascii="Times New Roman" w:hAnsi="Times New Roman"/>
-          <w:sz w:val="24"/>
-        </w:rPr>
-        <w:t>віків.</w:t>
-      </w:r>
-      <w:r>
-        <w:rPr>
-          <w:rFonts w:ascii="Times New Roman" w:hAnsi="Times New Roman"/>
-          <w:sz w:val="24"/>
-        </w:rPr>
-        <w:t xml:space="preserve"> Амінь.</w:t>
-      </w:r>
-    </w:p>
-    <w:p>
-      <w:pPr>
-        <w:spacing w:line="240" w:lineRule="auto"/>
-        <w:rPr>
-          <w:rFonts w:ascii="Times New Roman" w:hAnsi="Times New Roman"/>
-          <w:sz w:val="24"/>
-        </w:rPr>
-      </w:pPr>
-      <w:r>
-        <w:rPr>
-          <w:rFonts w:ascii="Times New Roman" w:hAnsi="Times New Roman"/>
-          <w:sz w:val="24"/>
-        </w:rPr>
-        <w:t>Пресвята Тройце, помилуй нас;* Господи, очисти гріхи наші;* Владико, прости беззаконня наші;* Святий, завітай і зціли немочі наші імени твого ради.</w:t>
-      </w:r>
-    </w:p>
-    <w:p>
-      <w:pPr>
-        <w:spacing w:line="240" w:lineRule="auto"/>
-        <w:rPr>
-          <w:rFonts w:ascii="Times New Roman" w:hAnsi="Times New Roman"/>
-          <w:sz w:val="24"/>
-        </w:rPr>
-      </w:pPr>
-      <w:r>
-        <w:rPr>
-          <w:rFonts w:ascii="Times New Roman" w:hAnsi="Times New Roman"/>
-          <w:sz w:val="24"/>
-        </w:rPr>
-        <w:t xml:space="preserve">Господи, помилуй </w:t>
-      </w:r>
-      <w:r>
-        <w:rPr>
-          <w:rFonts w:ascii="Times New Roman" w:hAnsi="Times New Roman"/>
-          <w:i/>
-          <w:color w:val="FF0000"/>
-          <w:sz w:val="24"/>
-        </w:rPr>
-        <w:t>(3 р.)</w:t>
-      </w:r>
-      <w:r>
-        <w:rPr>
-          <w:rFonts w:ascii="Times New Roman" w:hAnsi="Times New Roman"/>
-          <w:sz w:val="24"/>
-        </w:rPr>
-        <w:t>.</w:t>
-      </w:r>
-    </w:p>
-    <w:p>
-      <w:pPr>
-        <w:spacing w:line="240" w:lineRule="auto"/>
-        <w:rPr>
-          <w:rFonts w:ascii="Times New Roman" w:hAnsi="Times New Roman"/>
-          <w:sz w:val="24"/>
-        </w:rPr>
-      </w:pPr>
-      <w:r>
-        <w:rPr>
-          <w:rFonts w:ascii="Times New Roman" w:hAnsi="Times New Roman"/>
-          <w:sz w:val="24"/>
-        </w:rPr>
-        <w:t xml:space="preserve">Слава Отцю, і Сину, і Святому Духові,* і нині і повсякчас, і на віки </w:t>
+        <w:t xml:space="preserve">Слава Отцю, і Сину, і Святому Духові,* </w:t>
+      </w:r>
+      <w:r>
+        <w:rPr>
+          <w:rFonts w:ascii="Times New Roman" w:hAnsi="Times New Roman"/>
+          <w:sz w:val="24"/>
+        </w:rPr>
+        <w:t>і нині, і повсякчас</w:t>
+      </w:r>
+      <w:r>
+        <w:rPr>
+          <w:rFonts w:ascii="Times New Roman" w:hAnsi="Times New Roman"/>
+          <w:sz w:val="24"/>
+        </w:rPr>
+        <w:t xml:space="preserve">, і на віки </w:t>
       </w:r>
       <w:r>
         <w:rPr>
@@ -1665,59 +1929,26 @@
     </w:p>
     <w:p>
       <w:pPr>
-        <w:pBdr>
-          <w:top w:val="nil"/>
-          <w:left w:val="nil"/>
-          <w:bottom w:val="nil"/>
-          <w:right w:val="nil"/>
-          <w:between w:val="nil"/>
-        </w:pBdr>
-        <w:jc w:val="both"/>
-        <w:rPr>
-          <w:rFonts w:ascii="Times New Roman" w:hAnsi="Times New Roman"/>
-          <w:color w:val="000000"/>
-          <w:sz w:val="24"/>
-          <w:szCs w:val="24"/>
-        </w:rPr>
-      </w:pPr>
-      <w:r>
-        <w:rPr>
-          <w:rFonts w:ascii="Times New Roman" w:hAnsi="Times New Roman"/>
-          <w:i/>
-          <w:color w:val="FF0000"/>
-          <w:sz w:val="24"/>
-          <w:szCs w:val="24"/>
-        </w:rPr>
-        <w:t>Кондак (г. 4):</w:t>
-      </w:r>
-      <w:r>
-        <w:rPr>
-          <w:rFonts w:ascii="Times New Roman" w:hAnsi="Times New Roman"/>
-          <w:color w:val="000000"/>
-          <w:sz w:val="24"/>
-          <w:szCs w:val="24"/>
-        </w:rPr>
-        <w:t xml:space="preserve"> Явився Ти, як велике сонце, вселенній,* сяянням учень і чудес великих,* світло проводячи тих, що Тебе почитають,* </w:t>
-      </w:r>
-      <w:proofErr w:type="spellStart"/>
-      <w:r>
-        <w:rPr>
-          <w:rFonts w:ascii="Times New Roman" w:hAnsi="Times New Roman"/>
-          <w:color w:val="000000"/>
-          <w:sz w:val="24"/>
-          <w:szCs w:val="24"/>
-        </w:rPr>
-        <w:t>Вартоломею</w:t>
-      </w:r>
-      <w:proofErr w:type="spellEnd"/>
-      <w:r>
-        <w:rPr>
-          <w:rFonts w:ascii="Times New Roman" w:hAnsi="Times New Roman"/>
-          <w:color w:val="000000"/>
-          <w:sz w:val="24"/>
-          <w:szCs w:val="24"/>
-        </w:rPr>
-        <w:t>, апостоле.</w:t>
+        <w:rPr>
+          <w:rFonts w:ascii="Times New Roman" w:hAnsi="Times New Roman"/>
+          <w:sz w:val="24"/>
+        </w:rPr>
+      </w:pPr>
+      <w:r>
+        <w:rPr>
+          <w:rFonts w:ascii="Times New Roman" w:hAnsi="Times New Roman"/>
+          <w:i/>
+          <w:color w:val="FF0000"/>
+          <w:sz w:val="24"/>
+        </w:rPr>
+        <w:t>Кондак (г. 8)</w:t>
+      </w:r>
+      <w:r>
+        <w:rPr>
+          <w:rFonts w:ascii="Times New Roman" w:hAnsi="Times New Roman"/>
+          <w:sz w:val="24"/>
+        </w:rPr>
+        <w:t>: Тобі, Господи, творцеві природи, вселенна приносить* як первістки творіння, богоносних мучеників.* їхніми молитвами і Богородиці ради,* збережи, Багатомилостивий,* Церкву твою і народ твій в глибокому мирі.</w:t>
       </w:r>
     </w:p>
     <w:p>
@@ -1784,15 +2015,8 @@
           <w:rFonts w:ascii="Times New Roman" w:hAnsi="Times New Roman"/>
           <w:sz w:val="24"/>
         </w:rPr>
-        <w:t xml:space="preserve">Ти, що повсякчас і кожної години на небі й на землі приймаєш поклін і славу, Боже добрий, довготерпеливий й многомилостивий, що праведних любиш, і грішних милуєш, і всіх кличеш до спасіння, заради обіцянки майбутніх благ! Прийми, Господи, в цю хвилину й наші </w:t>
-      </w:r>
-      <w:r>
-        <w:rPr>
-          <w:rFonts w:ascii="Times New Roman" w:hAnsi="Times New Roman"/>
-          <w:sz w:val="24"/>
-        </w:rPr>
         <w:lastRenderedPageBreak/>
-        <w:t xml:space="preserve">молитви і спрямуй життя наше до твоїх заповідей. Душі наші освяти, тіла очисти, думки наші направ, розум очисти й протверези, і визволь нас від усякої скорботи, лиха й слабування. Захисти нас святими ангелами твоїми, щоб ми, їх охороною збережені й напоумлені, осягнули єдність віри та зрозуміння неприступної твоєї слави, бо ти благословенний на віки </w:t>
+        <w:t xml:space="preserve">Ти, що повсякчас і кожної години на небі й на землі приймаєш поклін і славу, Боже добрий, довготерпеливий й многомилостивий, що праведних любиш, і грішних милуєш, і всіх кличеш до спасіння, заради обіцянки майбутніх благ! Прийми, Господи, в цю хвилину й наші молитви і спрямуй життя наше до твоїх заповідей. Душі наші освяти, тіла очисти, думки наші направ, розум очисти й протверези, і визволь нас від усякої скорботи, лиха й слабування. Захисти нас святими ангелами твоїми, щоб ми, їх охороною збережені й напоумлені, осягнули єдність віри та зрозуміння неприступної твоєї слави, бо ти благословенний на віки </w:t>
       </w:r>
       <w:r>
         <w:rPr>
@@ -1801,6 +2025,146 @@
         </w:rPr>
         <w:t>віків.</w:t>
       </w:r>
+      <w:r>
+        <w:rPr>
+          <w:rFonts w:ascii="Times New Roman" w:hAnsi="Times New Roman"/>
+          <w:sz w:val="24"/>
+        </w:rPr>
+        <w:t xml:space="preserve"> Амінь.</w:t>
+      </w:r>
+    </w:p>
+    <w:p>
+      <w:pPr>
+        <w:spacing w:line="240" w:lineRule="auto"/>
+        <w:rPr>
+          <w:rFonts w:ascii="Times New Roman" w:hAnsi="Times New Roman"/>
+          <w:sz w:val="24"/>
+        </w:rPr>
+      </w:pPr>
+      <w:r>
+        <w:rPr>
+          <w:rFonts w:ascii="Times New Roman" w:hAnsi="Times New Roman"/>
+          <w:sz w:val="24"/>
+        </w:rPr>
+        <w:t xml:space="preserve">Господи, помилуй </w:t>
+      </w:r>
+      <w:r>
+        <w:rPr>
+          <w:rFonts w:ascii="Times New Roman" w:hAnsi="Times New Roman"/>
+          <w:i/>
+          <w:color w:val="FF0000"/>
+          <w:sz w:val="24"/>
+        </w:rPr>
+        <w:t>(3 р.)</w:t>
+      </w:r>
+      <w:r>
+        <w:rPr>
+          <w:rFonts w:ascii="Times New Roman" w:hAnsi="Times New Roman"/>
+          <w:sz w:val="24"/>
+        </w:rPr>
+        <w:t>.</w:t>
+      </w:r>
+    </w:p>
+    <w:p>
+      <w:pPr>
+        <w:spacing w:line="240" w:lineRule="auto"/>
+        <w:rPr>
+          <w:rFonts w:ascii="Times New Roman" w:hAnsi="Times New Roman"/>
+          <w:sz w:val="24"/>
+        </w:rPr>
+      </w:pPr>
+      <w:r>
+        <w:rPr>
+          <w:rFonts w:ascii="Times New Roman" w:hAnsi="Times New Roman"/>
+          <w:sz w:val="24"/>
+        </w:rPr>
+        <w:t xml:space="preserve">Слава Отцю, і Сину, і Святому Духові,* </w:t>
+      </w:r>
+      <w:r>
+        <w:rPr>
+          <w:rFonts w:ascii="Times New Roman" w:hAnsi="Times New Roman"/>
+          <w:sz w:val="24"/>
+        </w:rPr>
+        <w:t>і нині, і повсякчас</w:t>
+      </w:r>
+      <w:r>
+        <w:rPr>
+          <w:rFonts w:ascii="Times New Roman" w:hAnsi="Times New Roman"/>
+          <w:sz w:val="24"/>
+        </w:rPr>
+        <w:t xml:space="preserve">, і на віки </w:t>
+      </w:r>
+      <w:r>
+        <w:rPr>
+          <w:rFonts w:ascii="Times New Roman" w:hAnsi="Times New Roman"/>
+          <w:sz w:val="24"/>
+        </w:rPr>
+        <w:t>віків.</w:t>
+      </w:r>
+      <w:r>
+        <w:rPr>
+          <w:rFonts w:ascii="Times New Roman" w:hAnsi="Times New Roman"/>
+          <w:sz w:val="24"/>
+        </w:rPr>
+        <w:t xml:space="preserve"> Амінь.</w:t>
+      </w:r>
+    </w:p>
+    <w:p>
+      <w:pPr>
+        <w:spacing w:line="240" w:lineRule="auto"/>
+        <w:rPr>
+          <w:rFonts w:ascii="Times New Roman" w:hAnsi="Times New Roman"/>
+          <w:sz w:val="24"/>
+        </w:rPr>
+      </w:pPr>
+      <w:r>
+        <w:rPr>
+          <w:rFonts w:ascii="Times New Roman" w:hAnsi="Times New Roman"/>
+          <w:sz w:val="24"/>
+        </w:rPr>
+        <w:t>Чеснішу від херувимів і незрівнянно славнішу і від серафимів,* що без зотління Бога Слово породила,* сущу Богородицю, тебе величаємо.</w:t>
+      </w:r>
+    </w:p>
+    <w:p>
+      <w:pPr>
+        <w:spacing w:line="240" w:lineRule="auto"/>
+        <w:rPr>
+          <w:rFonts w:ascii="Times New Roman" w:hAnsi="Times New Roman"/>
+          <w:sz w:val="24"/>
+        </w:rPr>
+      </w:pPr>
+      <w:r>
+        <w:rPr>
+          <w:rFonts w:ascii="Times New Roman" w:hAnsi="Times New Roman"/>
+          <w:sz w:val="24"/>
+        </w:rPr>
+        <w:t>Іменем Господнім благослови, отче!</w:t>
+      </w:r>
+    </w:p>
+    <w:p>
+      <w:pPr>
+        <w:spacing w:line="240" w:lineRule="auto"/>
+        <w:rPr>
+          <w:rFonts w:ascii="Times New Roman" w:hAnsi="Times New Roman"/>
+          <w:sz w:val="24"/>
+        </w:rPr>
+      </w:pPr>
+      <w:r>
+        <w:rPr>
+          <w:rFonts w:ascii="Times New Roman" w:hAnsi="Times New Roman"/>
+          <w:i/>
+          <w:color w:val="FF0000"/>
+          <w:sz w:val="24"/>
+        </w:rPr>
+        <w:t xml:space="preserve">Священик: </w:t>
+      </w:r>
+      <w:r>
+        <w:rPr>
+          <w:rFonts w:ascii="Times New Roman" w:hAnsi="Times New Roman"/>
+          <w:sz w:val="24"/>
+        </w:rPr>
+        <w:t>Боже, змилуйся над нами і благослови нас; світлом лиця твого осяй нас і помилуй нас.</w:t>
+      </w:r>
     </w:p>
     <w:p>
       <w:pPr>
@@ -1830,95 +2194,100 @@
     <w:p>
       <w:pPr>
         <w:spacing w:line="240" w:lineRule="auto"/>
-        <w:rPr>
-          <w:rFonts w:ascii="Times New Roman" w:hAnsi="Times New Roman"/>
-          <w:sz w:val="24"/>
-        </w:rPr>
-      </w:pPr>
-      <w:r>
-        <w:rPr>
-          <w:rFonts w:ascii="Times New Roman" w:hAnsi="Times New Roman"/>
-          <w:sz w:val="24"/>
-        </w:rPr>
-        <w:t xml:space="preserve">Господи, помилуй </w:t>
-      </w:r>
-      <w:r>
-        <w:rPr>
-          <w:rFonts w:ascii="Times New Roman" w:hAnsi="Times New Roman"/>
-          <w:i/>
-          <w:color w:val="FF0000"/>
-          <w:sz w:val="24"/>
-        </w:rPr>
-        <w:t>(3 р.)</w:t>
-      </w:r>
-      <w:r>
-        <w:rPr>
-          <w:rFonts w:ascii="Times New Roman" w:hAnsi="Times New Roman"/>
-          <w:sz w:val="24"/>
-        </w:rPr>
-        <w:t>.</w:t>
-      </w:r>
-    </w:p>
-    <w:p>
-      <w:pPr>
-        <w:spacing w:line="240" w:lineRule="auto"/>
-        <w:rPr>
-          <w:rFonts w:ascii="Times New Roman" w:hAnsi="Times New Roman"/>
-          <w:sz w:val="24"/>
-        </w:rPr>
-      </w:pPr>
-      <w:r>
-        <w:rPr>
-          <w:rFonts w:ascii="Times New Roman" w:hAnsi="Times New Roman"/>
-          <w:sz w:val="24"/>
-        </w:rPr>
-        <w:t xml:space="preserve">Слава Отцю, і Сину, і Святому Духові,* і нині і повсякчас, і на віки </w:t>
-      </w:r>
-      <w:r>
-        <w:rPr>
-          <w:rFonts w:ascii="Times New Roman" w:hAnsi="Times New Roman"/>
-          <w:sz w:val="24"/>
-        </w:rPr>
-        <w:t>віків.</w:t>
-      </w:r>
-      <w:r>
-        <w:rPr>
-          <w:rFonts w:ascii="Times New Roman" w:hAnsi="Times New Roman"/>
-          <w:sz w:val="24"/>
-        </w:rPr>
-        <w:t xml:space="preserve"> Амінь.</w:t>
-      </w:r>
-    </w:p>
-    <w:p>
-      <w:pPr>
-        <w:spacing w:line="240" w:lineRule="auto"/>
-        <w:rPr>
-          <w:rFonts w:ascii="Times New Roman" w:hAnsi="Times New Roman"/>
-          <w:sz w:val="24"/>
-        </w:rPr>
-      </w:pPr>
-      <w:r>
-        <w:rPr>
-          <w:rFonts w:ascii="Times New Roman" w:hAnsi="Times New Roman"/>
-          <w:sz w:val="24"/>
-        </w:rPr>
-        <w:t>Чеснішу від херувимів і незрівнянно славнішу і від серафимів,* що без зотління Бога Слово породила,* сущу Богородицю, тебе величаємо.</w:t>
-      </w:r>
-    </w:p>
-    <w:p>
-      <w:pPr>
-        <w:spacing w:line="240" w:lineRule="auto"/>
-        <w:rPr>
-          <w:rFonts w:ascii="Times New Roman" w:hAnsi="Times New Roman"/>
-          <w:sz w:val="24"/>
-        </w:rPr>
-      </w:pPr>
-      <w:r>
-        <w:rPr>
-          <w:rFonts w:ascii="Times New Roman" w:hAnsi="Times New Roman"/>
-          <w:sz w:val="24"/>
-        </w:rPr>
-        <w:t>Іменем Господнім благослови, отче!</w:t>
+        <w:jc w:val="center"/>
+        <w:rPr>
+          <w:rFonts w:ascii="Times New Roman" w:hAnsi="Times New Roman"/>
+          <w:b/>
+          <w:i/>
+          <w:sz w:val="24"/>
+        </w:rPr>
+      </w:pPr>
+      <w:r>
+        <w:rPr>
+          <w:rFonts w:ascii="Times New Roman" w:hAnsi="Times New Roman"/>
+          <w:b/>
+          <w:i/>
+          <w:color w:val="FF0000"/>
+          <w:sz w:val="24"/>
+        </w:rPr>
+        <w:t>Молитва на Час 1-ий</w:t>
+      </w:r>
+    </w:p>
+    <w:p>
+      <w:pPr>
+        <w:spacing w:line="240" w:lineRule="auto"/>
+        <w:rPr>
+          <w:rFonts w:ascii="Times New Roman" w:hAnsi="Times New Roman"/>
+          <w:sz w:val="24"/>
+        </w:rPr>
+      </w:pPr>
+      <w:r>
+        <w:rPr>
+          <w:rFonts w:ascii="Times New Roman" w:hAnsi="Times New Roman"/>
+          <w:sz w:val="24"/>
+        </w:rPr>
+        <w:t xml:space="preserve">Христе, світло істинне, що освітлюєш і освячуєш кожну людину, яка приходить на світ! Нехай позначається на нас світло обличчя твого, щоб у ньому ми побачили світло неприступне. Справ стопи наші до виконування заповідей твоїх, молитвами Пречистої твоєї Матері і всіх святих твоїх. </w:t>
+      </w:r>
+    </w:p>
+    <w:p>
+      <w:pPr>
+        <w:spacing w:line="240" w:lineRule="auto"/>
+        <w:rPr>
+          <w:rFonts w:ascii="Times New Roman" w:hAnsi="Times New Roman"/>
+          <w:sz w:val="24"/>
+        </w:rPr>
+      </w:pPr>
+      <w:r>
+        <w:rPr>
+          <w:rFonts w:ascii="Times New Roman" w:hAnsi="Times New Roman"/>
+          <w:i/>
+          <w:color w:val="FF0000"/>
+          <w:sz w:val="24"/>
+        </w:rPr>
+        <w:t xml:space="preserve">Вірні: </w:t>
+      </w:r>
+      <w:r>
+        <w:rPr>
+          <w:rFonts w:ascii="Times New Roman" w:hAnsi="Times New Roman"/>
+          <w:sz w:val="24"/>
+        </w:rPr>
+        <w:t>Амінь.</w:t>
+      </w:r>
+    </w:p>
+    <w:p>
+      <w:pPr>
+        <w:spacing w:line="240" w:lineRule="auto"/>
+        <w:rPr>
+          <w:rFonts w:ascii="Times New Roman" w:hAnsi="Times New Roman"/>
+          <w:i/>
+          <w:color w:val="FF0000"/>
+          <w:sz w:val="24"/>
+        </w:rPr>
+      </w:pPr>
+      <w:r>
+        <w:rPr>
+          <w:rFonts w:ascii="Times New Roman" w:hAnsi="Times New Roman"/>
+          <w:i/>
+          <w:color w:val="FF0000"/>
+          <w:sz w:val="24"/>
+        </w:rPr>
+        <w:t xml:space="preserve">Якщо беремо наступний Час, починаємо від: </w:t>
+      </w:r>
+      <w:r>
+        <w:rPr>
+          <w:rFonts w:ascii="Times New Roman" w:hAnsi="Times New Roman"/>
+          <w:sz w:val="24"/>
+        </w:rPr>
+        <w:t>Прийдіте, поклонімся</w:t>
+      </w:r>
+      <w:r>
+        <w:rPr>
+          <w:rFonts w:ascii="Times New Roman" w:hAnsi="Times New Roman"/>
+          <w:i/>
+          <w:color w:val="FF0000"/>
+          <w:sz w:val="24"/>
+        </w:rPr>
+        <w:t>; якщо ні, закінчуємо так:</w:t>
       </w:r>
     </w:p>
     <w:p>
@@ -1943,7 +2312,7 @@
           <w:rFonts w:ascii="Times New Roman" w:hAnsi="Times New Roman"/>
           <w:sz w:val="24"/>
         </w:rPr>
-        <w:t>Боже, змилуйся над нами і благослови нас; світлом лиця твого осяй нас і помилуй нас.</w:t>
+        <w:t>Слава тобі, Христе Боже, надіє наша, слава тобі!</w:t>
       </w:r>
     </w:p>
     <w:p>
@@ -1968,156 +2337,21 @@
           <w:rFonts w:ascii="Times New Roman" w:hAnsi="Times New Roman"/>
           <w:sz w:val="24"/>
         </w:rPr>
-        <w:t>Амінь.</w:t>
-      </w:r>
-    </w:p>
-    <w:p>
-      <w:pPr>
-        <w:spacing w:line="240" w:lineRule="auto"/>
-        <w:jc w:val="center"/>
-        <w:rPr>
-          <w:rFonts w:ascii="Times New Roman" w:hAnsi="Times New Roman"/>
-          <w:b/>
-          <w:i/>
-          <w:sz w:val="24"/>
-        </w:rPr>
-      </w:pPr>
-      <w:r>
-        <w:rPr>
-          <w:rFonts w:ascii="Times New Roman" w:hAnsi="Times New Roman"/>
-          <w:b/>
-          <w:i/>
-          <w:color w:val="FF0000"/>
-          <w:sz w:val="24"/>
-        </w:rPr>
-        <w:t>Молитва на Час 1-ий</w:t>
-      </w:r>
-    </w:p>
-    <w:p>
-      <w:pPr>
-        <w:spacing w:line="240" w:lineRule="auto"/>
-        <w:rPr>
-          <w:rFonts w:ascii="Times New Roman" w:hAnsi="Times New Roman"/>
-          <w:sz w:val="24"/>
-        </w:rPr>
-      </w:pPr>
-      <w:r>
-        <w:rPr>
-          <w:rFonts w:ascii="Times New Roman" w:hAnsi="Times New Roman"/>
-          <w:sz w:val="24"/>
-        </w:rPr>
-        <w:t>Христе, світло істинне, що освітлюєш і освячуєш кожну людину, яка приходить на світ! Нехай позначається на нас світло обличчя твого, щоб у ньому ми побачили світло неприступне. Справ стопи наші до виконування заповідей твоїх, молитвами Пречистої твоєї Матері і всіх святих твоїх.</w:t>
-      </w:r>
-    </w:p>
-    <w:p>
-      <w:pPr>
-        <w:spacing w:line="240" w:lineRule="auto"/>
-        <w:rPr>
-          <w:rFonts w:ascii="Times New Roman" w:hAnsi="Times New Roman"/>
-          <w:sz w:val="24"/>
-        </w:rPr>
-      </w:pPr>
-      <w:r>
-        <w:rPr>
-          <w:rFonts w:ascii="Times New Roman" w:hAnsi="Times New Roman"/>
-          <w:i/>
-          <w:color w:val="FF0000"/>
-          <w:sz w:val="24"/>
-        </w:rPr>
-        <w:t xml:space="preserve">Вірні: </w:t>
-      </w:r>
-      <w:r>
-        <w:rPr>
-          <w:rFonts w:ascii="Times New Roman" w:hAnsi="Times New Roman"/>
-          <w:sz w:val="24"/>
-        </w:rPr>
-        <w:t>Амінь.</w:t>
-      </w:r>
-    </w:p>
-    <w:p>
-      <w:pPr>
-        <w:spacing w:line="240" w:lineRule="auto"/>
-        <w:rPr>
-          <w:rFonts w:ascii="Times New Roman" w:hAnsi="Times New Roman"/>
-          <w:i/>
-          <w:color w:val="FF0000"/>
-          <w:sz w:val="24"/>
-        </w:rPr>
-      </w:pPr>
-      <w:r>
-        <w:rPr>
-          <w:rFonts w:ascii="Times New Roman" w:hAnsi="Times New Roman"/>
-          <w:i/>
-          <w:color w:val="FF0000"/>
-          <w:sz w:val="24"/>
-        </w:rPr>
-        <w:t xml:space="preserve">Якщо беремо наступний Час, починаємо від: </w:t>
-      </w:r>
-      <w:r>
-        <w:rPr>
-          <w:rFonts w:ascii="Times New Roman" w:hAnsi="Times New Roman"/>
-          <w:sz w:val="24"/>
-        </w:rPr>
-        <w:t>Прийдіте, поклонімся</w:t>
-      </w:r>
-      <w:r>
-        <w:rPr>
-          <w:rFonts w:ascii="Times New Roman" w:hAnsi="Times New Roman"/>
-          <w:i/>
-          <w:color w:val="FF0000"/>
-          <w:sz w:val="24"/>
-        </w:rPr>
-        <w:t>; якщо ні, закінчуємо так:</w:t>
-      </w:r>
-    </w:p>
-    <w:p>
-      <w:pPr>
-        <w:spacing w:line="240" w:lineRule="auto"/>
-        <w:rPr>
-          <w:rFonts w:ascii="Times New Roman" w:hAnsi="Times New Roman"/>
-          <w:sz w:val="24"/>
-        </w:rPr>
-      </w:pPr>
-      <w:r>
-        <w:rPr>
-          <w:rFonts w:ascii="Times New Roman" w:hAnsi="Times New Roman"/>
-          <w:i/>
-          <w:color w:val="FF0000"/>
-          <w:sz w:val="24"/>
-        </w:rPr>
-        <w:t xml:space="preserve">Священик: </w:t>
-      </w:r>
-      <w:r>
-        <w:rPr>
-          <w:rFonts w:ascii="Times New Roman" w:hAnsi="Times New Roman"/>
-          <w:sz w:val="24"/>
-        </w:rPr>
-        <w:t>Слава тобі, Христе Боже, надіє наша, слава тобі!</w:t>
-      </w:r>
-    </w:p>
-    <w:p>
-      <w:pPr>
-        <w:spacing w:line="240" w:lineRule="auto"/>
-        <w:rPr>
-          <w:rFonts w:ascii="Times New Roman" w:hAnsi="Times New Roman"/>
-          <w:sz w:val="24"/>
-        </w:rPr>
-      </w:pPr>
-      <w:r>
-        <w:rPr>
-          <w:rFonts w:ascii="Times New Roman" w:hAnsi="Times New Roman"/>
-          <w:i/>
-          <w:color w:val="FF0000"/>
-          <w:sz w:val="24"/>
-        </w:rPr>
-        <w:t xml:space="preserve">Вірні: </w:t>
-      </w:r>
-      <w:r>
-        <w:rPr>
-          <w:rFonts w:ascii="Times New Roman" w:hAnsi="Times New Roman"/>
-          <w:sz w:val="24"/>
-        </w:rPr>
-        <w:t xml:space="preserve">Слава Отцю, і Сину, і Святому Духові,* і нині і повсякчас, і на віки </w:t>
+        <w:t xml:space="preserve">Слава Отцю, і Сину, і Святому Духові,* </w:t>
+      </w:r>
+      <w:r>
+        <w:rPr>
+          <w:rFonts w:ascii="Times New Roman" w:hAnsi="Times New Roman"/>
+          <w:sz w:val="24"/>
+        </w:rPr>
+        <w:t>і нині, і повсякчас</w:t>
+      </w:r>
+      <w:r>
+        <w:rPr>
+          <w:rFonts w:ascii="Times New Roman" w:hAnsi="Times New Roman"/>
+          <w:sz w:val="24"/>
+        </w:rPr>
+        <w:t xml:space="preserve">, і на віки </w:t>
       </w:r>
       <w:r>
         <w:rPr>
@@ -2365,7 +2599,21 @@
           <w:rFonts w:ascii="Times New Roman" w:hAnsi="Times New Roman"/>
           <w:sz w:val="24"/>
         </w:rPr>
-        <w:t xml:space="preserve">Слава Отцю, і Сину, і Святому Духові,* і нині і повсякчас, і на віки </w:t>
+        <w:t xml:space="preserve">Слава Отцю, і Сину, і Святому Духові,* </w:t>
+      </w:r>
+      <w:r>
+        <w:rPr>
+          <w:rFonts w:ascii="Times New Roman" w:hAnsi="Times New Roman"/>
+          <w:sz w:val="24"/>
+        </w:rPr>
+        <w:t>і нині, і повсякчас</w:t>
+      </w:r>
+      <w:r>
+        <w:rPr>
+          <w:rFonts w:ascii="Times New Roman" w:hAnsi="Times New Roman"/>
+          <w:sz w:val="24"/>
+        </w:rPr>
+        <w:t xml:space="preserve">, і на віки </w:t>
       </w:r>
       <w:r>
         <w:rPr>
@@ -2395,7 +2643,55 @@
           <w:rFonts w:ascii="Times New Roman" w:hAnsi="Times New Roman"/>
           <w:sz w:val="24"/>
         </w:rPr>
-        <w:t>Пресвята Тройце, помилуй нас;* Господи, очисти гріхи наші;* Владико, прости беззаконня наші;* Святий, завітай і зціли немочі наші імени твого ради.</w:t>
+        <w:t xml:space="preserve">Пресвята </w:t>
+      </w:r>
+      <w:proofErr w:type="spellStart"/>
+      <w:r>
+        <w:rPr>
+          <w:rFonts w:ascii="Times New Roman" w:hAnsi="Times New Roman"/>
+          <w:sz w:val="24"/>
+        </w:rPr>
+        <w:t>Тройце</w:t>
+      </w:r>
+      <w:proofErr w:type="spellEnd"/>
+      <w:r>
+        <w:rPr>
+          <w:rFonts w:ascii="Times New Roman" w:hAnsi="Times New Roman"/>
+          <w:sz w:val="24"/>
+        </w:rPr>
+        <w:t xml:space="preserve">, помилуй нас;* Господи, очисти гріхи наші;* Владико, прости беззаконня наші;* Святий, завітай і зціли </w:t>
+      </w:r>
+      <w:proofErr w:type="spellStart"/>
+      <w:r>
+        <w:rPr>
+          <w:rFonts w:ascii="Times New Roman" w:hAnsi="Times New Roman"/>
+          <w:sz w:val="24"/>
+        </w:rPr>
+        <w:t>немочі</w:t>
+      </w:r>
+      <w:proofErr w:type="spellEnd"/>
+      <w:r>
+        <w:rPr>
+          <w:rFonts w:ascii="Times New Roman" w:hAnsi="Times New Roman"/>
+          <w:sz w:val="24"/>
+        </w:rPr>
+        <w:t xml:space="preserve"> наші </w:t>
+      </w:r>
+      <w:proofErr w:type="spellStart"/>
+      <w:r>
+        <w:rPr>
+          <w:rFonts w:ascii="Times New Roman" w:hAnsi="Times New Roman"/>
+          <w:sz w:val="24"/>
+        </w:rPr>
+        <w:t>імени</w:t>
+      </w:r>
+      <w:proofErr w:type="spellEnd"/>
+      <w:r>
+        <w:rPr>
+          <w:rFonts w:ascii="Times New Roman" w:hAnsi="Times New Roman"/>
+          <w:sz w:val="24"/>
+        </w:rPr>
+        <w:t xml:space="preserve"> твого ради.</w:t>
       </w:r>
     </w:p>
     <w:p>
@@ -2443,7 +2739,21 @@
           <w:rFonts w:ascii="Times New Roman" w:hAnsi="Times New Roman"/>
           <w:sz w:val="24"/>
         </w:rPr>
-        <w:t xml:space="preserve">Слава Отцю, і Сину, і Святому Духові,* і нині і повсякчас, і на віки </w:t>
+        <w:t xml:space="preserve">Слава Отцю, і Сину, і Святому Духові,* </w:t>
+      </w:r>
+      <w:r>
+        <w:rPr>
+          <w:rFonts w:ascii="Times New Roman" w:hAnsi="Times New Roman"/>
+          <w:sz w:val="24"/>
+        </w:rPr>
+        <w:t>і нині, і повсякчас</w:t>
+      </w:r>
+      <w:r>
+        <w:rPr>
+          <w:rFonts w:ascii="Times New Roman" w:hAnsi="Times New Roman"/>
+          <w:sz w:val="24"/>
+        </w:rPr>
+        <w:t xml:space="preserve">, і на віки </w:t>
       </w:r>
       <w:r>
         <w:rPr>
@@ -2568,7 +2878,21 @@
           <w:rFonts w:ascii="Times New Roman" w:hAnsi="Times New Roman"/>
           <w:sz w:val="24"/>
         </w:rPr>
-        <w:t xml:space="preserve">Слава Отцю, і Сину, і Святому Духові,* і нині і повсякчас, і на віки </w:t>
+        <w:t xml:space="preserve">Слава Отцю, і Сину, і Святому Духові,* </w:t>
+      </w:r>
+      <w:r>
+        <w:rPr>
+          <w:rFonts w:ascii="Times New Roman" w:hAnsi="Times New Roman"/>
+          <w:sz w:val="24"/>
+        </w:rPr>
+        <w:t>і нині, і повсякчас</w:t>
+      </w:r>
+      <w:r>
+        <w:rPr>
+          <w:rFonts w:ascii="Times New Roman" w:hAnsi="Times New Roman"/>
+          <w:sz w:val="24"/>
+        </w:rPr>
+        <w:t xml:space="preserve">, і на віки </w:t>
       </w:r>
       <w:r>
         <w:rPr>
@@ -2699,23 +3023,55 @@
           <w:rFonts w:ascii="Times New Roman" w:hAnsi="Times New Roman"/>
           <w:sz w:val="24"/>
         </w:rPr>
-        <w:t>Як вивідаєш моє серце, навідаєшся вночі до мене, вогнем мене випробуєш,* несправедливости в мені не знайдеш.</w:t>
-      </w:r>
-    </w:p>
-    <w:p>
-      <w:pPr>
-        <w:spacing w:line="240" w:lineRule="auto"/>
-        <w:rPr>
-          <w:rFonts w:ascii="Times New Roman" w:hAnsi="Times New Roman"/>
-          <w:sz w:val="24"/>
-        </w:rPr>
-      </w:pPr>
-      <w:r>
-        <w:rPr>
-          <w:rFonts w:ascii="Times New Roman" w:hAnsi="Times New Roman"/>
-          <w:sz w:val="24"/>
-        </w:rPr>
-        <w:t>Уста мої не согрішили людським робом;* за словом уст твоїх я зберіг путь закону.</w:t>
+        <w:t xml:space="preserve">Як вивідаєш моє серце, навідаєшся вночі до мене, вогнем мене випробуєш,* </w:t>
+      </w:r>
+      <w:proofErr w:type="spellStart"/>
+      <w:r>
+        <w:rPr>
+          <w:rFonts w:ascii="Times New Roman" w:hAnsi="Times New Roman"/>
+          <w:sz w:val="24"/>
+        </w:rPr>
+        <w:t>несправедливости</w:t>
+      </w:r>
+      <w:proofErr w:type="spellEnd"/>
+      <w:r>
+        <w:rPr>
+          <w:rFonts w:ascii="Times New Roman" w:hAnsi="Times New Roman"/>
+          <w:sz w:val="24"/>
+        </w:rPr>
+        <w:t xml:space="preserve"> в мені не знайдеш.</w:t>
+      </w:r>
+    </w:p>
+    <w:p>
+      <w:pPr>
+        <w:spacing w:line="240" w:lineRule="auto"/>
+        <w:rPr>
+          <w:rFonts w:ascii="Times New Roman" w:hAnsi="Times New Roman"/>
+          <w:sz w:val="24"/>
+        </w:rPr>
+      </w:pPr>
+      <w:r>
+        <w:rPr>
+          <w:rFonts w:ascii="Times New Roman" w:hAnsi="Times New Roman"/>
+          <w:sz w:val="24"/>
+        </w:rPr>
+        <w:t xml:space="preserve">Уста мої не согрішили людським </w:t>
+      </w:r>
+      <w:proofErr w:type="spellStart"/>
+      <w:r>
+        <w:rPr>
+          <w:rFonts w:ascii="Times New Roman" w:hAnsi="Times New Roman"/>
+          <w:sz w:val="24"/>
+        </w:rPr>
+        <w:t>робом</w:t>
+      </w:r>
+      <w:proofErr w:type="spellEnd"/>
+      <w:r>
+        <w:rPr>
+          <w:rFonts w:ascii="Times New Roman" w:hAnsi="Times New Roman"/>
+          <w:sz w:val="24"/>
+        </w:rPr>
+        <w:t>;* за словом уст твоїх я зберіг путь закону.</w:t>
       </w:r>
     </w:p>
     <w:p>
@@ -2977,7 +3333,23 @@
           <w:rFonts w:ascii="Times New Roman" w:hAnsi="Times New Roman"/>
           <w:sz w:val="24"/>
         </w:rPr>
-        <w:t>До тебе, Господи, підношу душу мою,* на тебе покладаюсь, Боже мій.</w:t>
+        <w:t xml:space="preserve">До тебе, Господи, </w:t>
+      </w:r>
+      <w:proofErr w:type="spellStart"/>
+      <w:r>
+        <w:rPr>
+          <w:rFonts w:ascii="Times New Roman" w:hAnsi="Times New Roman"/>
+          <w:sz w:val="24"/>
+        </w:rPr>
+        <w:t>підношу</w:t>
+      </w:r>
+      <w:proofErr w:type="spellEnd"/>
+      <w:r>
+        <w:rPr>
+          <w:rFonts w:ascii="Times New Roman" w:hAnsi="Times New Roman"/>
+          <w:sz w:val="24"/>
+        </w:rPr>
+        <w:t xml:space="preserve"> душу мою,* на тебе покладаюсь, Боже мій.</w:t>
       </w:r>
     </w:p>
     <w:p>
@@ -3020,12 +3392,21 @@
           <w:sz w:val="24"/>
         </w:rPr>
       </w:pPr>
-      <w:r>
-        <w:rPr>
-          <w:rFonts w:ascii="Times New Roman" w:hAnsi="Times New Roman"/>
-          <w:sz w:val="24"/>
-        </w:rPr>
-        <w:t>Вкажи мені, Господи, твої дороги,* навчи мене, де твої стежки.</w:t>
+      <w:proofErr w:type="spellStart"/>
+      <w:r>
+        <w:rPr>
+          <w:rFonts w:ascii="Times New Roman" w:hAnsi="Times New Roman"/>
+          <w:sz w:val="24"/>
+        </w:rPr>
+        <w:t>Вкажи</w:t>
+      </w:r>
+      <w:proofErr w:type="spellEnd"/>
+      <w:r>
+        <w:rPr>
+          <w:rFonts w:ascii="Times New Roman" w:hAnsi="Times New Roman"/>
+          <w:sz w:val="24"/>
+        </w:rPr>
+        <w:t xml:space="preserve"> мені, Господи, твої дороги,* навчи мене, де твої стежки.</w:t>
       </w:r>
     </w:p>
     <w:p>
@@ -3132,28 +3513,53 @@
           <w:sz w:val="24"/>
         </w:rPr>
       </w:pPr>
-      <w:r>
-        <w:rPr>
-          <w:rFonts w:ascii="Times New Roman" w:hAnsi="Times New Roman"/>
-          <w:sz w:val="24"/>
-        </w:rPr>
-        <w:t>Імени твого ради, Господи,* відпусти гріх мій, бо він великий.</w:t>
-      </w:r>
-    </w:p>
-    <w:p>
-      <w:pPr>
-        <w:spacing w:line="240" w:lineRule="auto"/>
-        <w:rPr>
-          <w:rFonts w:ascii="Times New Roman" w:hAnsi="Times New Roman"/>
-          <w:sz w:val="24"/>
-        </w:rPr>
-      </w:pPr>
-      <w:r>
-        <w:rPr>
-          <w:rFonts w:ascii="Times New Roman" w:hAnsi="Times New Roman"/>
-          <w:sz w:val="24"/>
-        </w:rPr>
-        <w:t>Хто він, той чоловік, що Господа боїться?* Він вкаже йому дорогу, яку той має вибрати.</w:t>
+      <w:proofErr w:type="spellStart"/>
+      <w:r>
+        <w:rPr>
+          <w:rFonts w:ascii="Times New Roman" w:hAnsi="Times New Roman"/>
+          <w:sz w:val="24"/>
+        </w:rPr>
+        <w:t>Імени</w:t>
+      </w:r>
+      <w:proofErr w:type="spellEnd"/>
+      <w:r>
+        <w:rPr>
+          <w:rFonts w:ascii="Times New Roman" w:hAnsi="Times New Roman"/>
+          <w:sz w:val="24"/>
+        </w:rPr>
+        <w:t xml:space="preserve"> твого ради, Господи,* відпусти гріх мій, бо він великий.</w:t>
+      </w:r>
+    </w:p>
+    <w:p>
+      <w:pPr>
+        <w:spacing w:line="240" w:lineRule="auto"/>
+        <w:rPr>
+          <w:rFonts w:ascii="Times New Roman" w:hAnsi="Times New Roman"/>
+          <w:sz w:val="24"/>
+        </w:rPr>
+      </w:pPr>
+      <w:r>
+        <w:rPr>
+          <w:rFonts w:ascii="Times New Roman" w:hAnsi="Times New Roman"/>
+          <w:sz w:val="24"/>
+        </w:rPr>
+        <w:t xml:space="preserve">Хто він, той чоловік, що Господа боїться?* Він </w:t>
+      </w:r>
+      <w:proofErr w:type="spellStart"/>
+      <w:r>
+        <w:rPr>
+          <w:rFonts w:ascii="Times New Roman" w:hAnsi="Times New Roman"/>
+          <w:sz w:val="24"/>
+        </w:rPr>
+        <w:t>вкаже</w:t>
+      </w:r>
+      <w:proofErr w:type="spellEnd"/>
+      <w:r>
+        <w:rPr>
+          <w:rFonts w:ascii="Times New Roman" w:hAnsi="Times New Roman"/>
+          <w:sz w:val="24"/>
+        </w:rPr>
+        <w:t xml:space="preserve"> йому дорогу, яку той має вибрати.</w:t>
       </w:r>
     </w:p>
     <w:p>
@@ -3228,12 +3634,21 @@
           <w:sz w:val="24"/>
         </w:rPr>
       </w:pPr>
-      <w:r>
-        <w:rPr>
-          <w:rFonts w:ascii="Times New Roman" w:hAnsi="Times New Roman"/>
-          <w:sz w:val="24"/>
-        </w:rPr>
-        <w:t>Злагідни скорботи мого серця* і виведи мене з тісноти моєї.</w:t>
+      <w:proofErr w:type="spellStart"/>
+      <w:r>
+        <w:rPr>
+          <w:rFonts w:ascii="Times New Roman" w:hAnsi="Times New Roman"/>
+          <w:sz w:val="24"/>
+        </w:rPr>
+        <w:t>Злагідни</w:t>
+      </w:r>
+      <w:proofErr w:type="spellEnd"/>
+      <w:r>
+        <w:rPr>
+          <w:rFonts w:ascii="Times New Roman" w:hAnsi="Times New Roman"/>
+          <w:sz w:val="24"/>
+        </w:rPr>
+        <w:t xml:space="preserve"> скорботи мого серця* і виведи мене з тісноти моєї.</w:t>
       </w:r>
     </w:p>
     <w:p>
@@ -3281,14 +3696,14 @@
           <w:rFonts w:ascii="Times New Roman" w:hAnsi="Times New Roman"/>
           <w:sz w:val="24"/>
         </w:rPr>
-        <w:t>Збережи мою ду</w:t>
-      </w:r>
-      <w:r>
-        <w:rPr>
-          <w:rFonts w:ascii="Times New Roman" w:hAnsi="Times New Roman"/>
-          <w:sz w:val="24"/>
-        </w:rPr>
-        <w:t>шу й спаси мене,* щоб я не за</w:t>
+        <w:t>Збережи мою душу й</w:t>
+      </w:r>
+      <w:r>
+        <w:rPr>
+          <w:rFonts w:ascii="Times New Roman" w:hAnsi="Times New Roman"/>
+          <w:sz w:val="24"/>
+        </w:rPr>
+        <w:t xml:space="preserve"> спаси мене,* щоб я не за</w:t>
       </w:r>
       <w:r>
         <w:rPr>
@@ -3327,7 +3742,23 @@
           <w:rFonts w:ascii="Times New Roman" w:hAnsi="Times New Roman"/>
           <w:sz w:val="24"/>
         </w:rPr>
-        <w:t>Визволь Ізраїля, о Боже,* від усіх його скорбот.</w:t>
+        <w:t xml:space="preserve">Визволь </w:t>
+      </w:r>
+      <w:proofErr w:type="spellStart"/>
+      <w:r>
+        <w:rPr>
+          <w:rFonts w:ascii="Times New Roman" w:hAnsi="Times New Roman"/>
+          <w:sz w:val="24"/>
+        </w:rPr>
+        <w:t>Ізраїля</w:t>
+      </w:r>
+      <w:proofErr w:type="spellEnd"/>
+      <w:r>
+        <w:rPr>
+          <w:rFonts w:ascii="Times New Roman" w:hAnsi="Times New Roman"/>
+          <w:sz w:val="24"/>
+        </w:rPr>
+        <w:t>, о Боже,* від усіх його скорбот.</w:t>
       </w:r>
     </w:p>
     <w:p>
@@ -3397,7 +3828,23 @@
           <w:rFonts w:ascii="Times New Roman" w:hAnsi="Times New Roman"/>
           <w:sz w:val="24"/>
         </w:rPr>
-        <w:t>Бо беззаконня моє я знаю,* і гріх мій є завжди передо мною.</w:t>
+        <w:t xml:space="preserve">Бо беззаконня моє я знаю,* і гріх мій є завжди </w:t>
+      </w:r>
+      <w:proofErr w:type="spellStart"/>
+      <w:r>
+        <w:rPr>
+          <w:rFonts w:ascii="Times New Roman" w:hAnsi="Times New Roman"/>
+          <w:sz w:val="24"/>
+        </w:rPr>
+        <w:t>передо</w:t>
+      </w:r>
+      <w:proofErr w:type="spellEnd"/>
+      <w:r>
+        <w:rPr>
+          <w:rFonts w:ascii="Times New Roman" w:hAnsi="Times New Roman"/>
+          <w:sz w:val="24"/>
+        </w:rPr>
+        <w:t xml:space="preserve"> мною.</w:t>
       </w:r>
     </w:p>
     <w:p>
@@ -3445,55 +3892,135 @@
           <w:rFonts w:ascii="Times New Roman" w:hAnsi="Times New Roman"/>
           <w:sz w:val="24"/>
         </w:rPr>
-        <w:t>Це бо в беззаконнях я зачатий,* і в гріхах породила мене мати моя.</w:t>
-      </w:r>
-    </w:p>
-    <w:p>
-      <w:pPr>
-        <w:spacing w:line="240" w:lineRule="auto"/>
-        <w:rPr>
-          <w:rFonts w:ascii="Times New Roman" w:hAnsi="Times New Roman"/>
-          <w:sz w:val="24"/>
-        </w:rPr>
-      </w:pPr>
-      <w:r>
-        <w:rPr>
-          <w:rFonts w:ascii="Times New Roman" w:hAnsi="Times New Roman"/>
-          <w:sz w:val="24"/>
-        </w:rPr>
-        <w:t>Це бо істину полюбив єси,* невідоме й таємне мудрости своєї явив ти мені.</w:t>
-      </w:r>
-    </w:p>
-    <w:p>
-      <w:pPr>
-        <w:spacing w:line="240" w:lineRule="auto"/>
-        <w:rPr>
-          <w:rFonts w:ascii="Times New Roman" w:hAnsi="Times New Roman"/>
-          <w:sz w:val="24"/>
-        </w:rPr>
-      </w:pPr>
-      <w:r>
-        <w:rPr>
-          <w:rFonts w:ascii="Times New Roman" w:hAnsi="Times New Roman"/>
-          <w:sz w:val="24"/>
-        </w:rPr>
-        <w:t>Окропи мене іссопом, і очищуся,* обмий мене, і стану біліший від снігу.</w:t>
-      </w:r>
-    </w:p>
-    <w:p>
-      <w:pPr>
-        <w:spacing w:line="240" w:lineRule="auto"/>
-        <w:rPr>
-          <w:rFonts w:ascii="Times New Roman" w:hAnsi="Times New Roman"/>
-          <w:sz w:val="24"/>
-        </w:rPr>
-      </w:pPr>
-      <w:r>
-        <w:rPr>
-          <w:rFonts w:ascii="Times New Roman" w:hAnsi="Times New Roman"/>
-          <w:sz w:val="24"/>
-        </w:rPr>
-        <w:t>Дай мені відчути радість і веселість,* зрадіють кості сокрушені.</w:t>
+        <w:t xml:space="preserve">Це бо в </w:t>
+      </w:r>
+      <w:proofErr w:type="spellStart"/>
+      <w:r>
+        <w:rPr>
+          <w:rFonts w:ascii="Times New Roman" w:hAnsi="Times New Roman"/>
+          <w:sz w:val="24"/>
+        </w:rPr>
+        <w:t>беззаконнях</w:t>
+      </w:r>
+      <w:proofErr w:type="spellEnd"/>
+      <w:r>
+        <w:rPr>
+          <w:rFonts w:ascii="Times New Roman" w:hAnsi="Times New Roman"/>
+          <w:sz w:val="24"/>
+        </w:rPr>
+        <w:t xml:space="preserve"> я зачатий,* і в гріхах породила мене мати моя.</w:t>
+      </w:r>
+    </w:p>
+    <w:p>
+      <w:pPr>
+        <w:spacing w:line="240" w:lineRule="auto"/>
+        <w:rPr>
+          <w:rFonts w:ascii="Times New Roman" w:hAnsi="Times New Roman"/>
+          <w:sz w:val="24"/>
+        </w:rPr>
+      </w:pPr>
+      <w:r>
+        <w:rPr>
+          <w:rFonts w:ascii="Times New Roman" w:hAnsi="Times New Roman"/>
+          <w:sz w:val="24"/>
+        </w:rPr>
+        <w:t xml:space="preserve">Це бо істину полюбив єси,* невідоме й таємне </w:t>
+      </w:r>
+      <w:proofErr w:type="spellStart"/>
+      <w:r>
+        <w:rPr>
+          <w:rFonts w:ascii="Times New Roman" w:hAnsi="Times New Roman"/>
+          <w:sz w:val="24"/>
+        </w:rPr>
+        <w:t>мудрости</w:t>
+      </w:r>
+      <w:proofErr w:type="spellEnd"/>
+      <w:r>
+        <w:rPr>
+          <w:rFonts w:ascii="Times New Roman" w:hAnsi="Times New Roman"/>
+          <w:sz w:val="24"/>
+        </w:rPr>
+        <w:t xml:space="preserve"> своєї явив ти мені.</w:t>
+      </w:r>
+    </w:p>
+    <w:p>
+      <w:pPr>
+        <w:spacing w:line="240" w:lineRule="auto"/>
+        <w:rPr>
+          <w:rFonts w:ascii="Times New Roman" w:hAnsi="Times New Roman"/>
+          <w:sz w:val="24"/>
+        </w:rPr>
+      </w:pPr>
+      <w:r>
+        <w:rPr>
+          <w:rFonts w:ascii="Times New Roman" w:hAnsi="Times New Roman"/>
+          <w:sz w:val="24"/>
+        </w:rPr>
+        <w:t xml:space="preserve">Окропи мене </w:t>
+      </w:r>
+      <w:proofErr w:type="spellStart"/>
+      <w:r>
+        <w:rPr>
+          <w:rFonts w:ascii="Times New Roman" w:hAnsi="Times New Roman"/>
+          <w:sz w:val="24"/>
+        </w:rPr>
+        <w:t>іссопом</w:t>
+      </w:r>
+      <w:proofErr w:type="spellEnd"/>
+      <w:r>
+        <w:rPr>
+          <w:rFonts w:ascii="Times New Roman" w:hAnsi="Times New Roman"/>
+          <w:sz w:val="24"/>
+        </w:rPr>
+        <w:t xml:space="preserve">, і </w:t>
+      </w:r>
+      <w:proofErr w:type="spellStart"/>
+      <w:r>
+        <w:rPr>
+          <w:rFonts w:ascii="Times New Roman" w:hAnsi="Times New Roman"/>
+          <w:sz w:val="24"/>
+        </w:rPr>
+        <w:t>очищуся</w:t>
+      </w:r>
+      <w:proofErr w:type="spellEnd"/>
+      <w:r>
+        <w:rPr>
+          <w:rFonts w:ascii="Times New Roman" w:hAnsi="Times New Roman"/>
+          <w:sz w:val="24"/>
+        </w:rPr>
+        <w:t>,* обмий мене, і стану біліший від снігу.</w:t>
+      </w:r>
+    </w:p>
+    <w:p>
+      <w:pPr>
+        <w:spacing w:line="240" w:lineRule="auto"/>
+        <w:rPr>
+          <w:rFonts w:ascii="Times New Roman" w:hAnsi="Times New Roman"/>
+          <w:sz w:val="24"/>
+        </w:rPr>
+      </w:pPr>
+      <w:r>
+        <w:rPr>
+          <w:rFonts w:ascii="Times New Roman" w:hAnsi="Times New Roman"/>
+          <w:sz w:val="24"/>
+        </w:rPr>
+        <w:t xml:space="preserve">Дай мені відчути радість і веселість,* зрадіють кості </w:t>
+      </w:r>
+      <w:proofErr w:type="spellStart"/>
+      <w:r>
+        <w:rPr>
+          <w:rFonts w:ascii="Times New Roman" w:hAnsi="Times New Roman"/>
+          <w:sz w:val="24"/>
+        </w:rPr>
+        <w:t>сокрушені</w:t>
+      </w:r>
+      <w:proofErr w:type="spellEnd"/>
+      <w:r>
+        <w:rPr>
+          <w:rFonts w:ascii="Times New Roman" w:hAnsi="Times New Roman"/>
+          <w:sz w:val="24"/>
+        </w:rPr>
+        <w:t>.</w:t>
       </w:r>
     </w:p>
     <w:p>
@@ -3541,7 +4068,23 @@
           <w:rFonts w:ascii="Times New Roman" w:hAnsi="Times New Roman"/>
           <w:sz w:val="24"/>
         </w:rPr>
-        <w:t>Не відкинь мене від лиця твого,* і Духа твого Святого не відійми від мене.</w:t>
+        <w:t xml:space="preserve">Не відкинь мене від лиця твого,* і Духа твого Святого не </w:t>
+      </w:r>
+      <w:proofErr w:type="spellStart"/>
+      <w:r>
+        <w:rPr>
+          <w:rFonts w:ascii="Times New Roman" w:hAnsi="Times New Roman"/>
+          <w:sz w:val="24"/>
+        </w:rPr>
+        <w:t>відійми</w:t>
+      </w:r>
+      <w:proofErr w:type="spellEnd"/>
+      <w:r>
+        <w:rPr>
+          <w:rFonts w:ascii="Times New Roman" w:hAnsi="Times New Roman"/>
+          <w:sz w:val="24"/>
+        </w:rPr>
+        <w:t xml:space="preserve"> від мене.</w:t>
       </w:r>
     </w:p>
     <w:p>
@@ -3568,12 +4111,21 @@
           <w:sz w:val="24"/>
         </w:rPr>
       </w:pPr>
-      <w:r>
-        <w:rPr>
-          <w:rFonts w:ascii="Times New Roman" w:hAnsi="Times New Roman"/>
-          <w:sz w:val="24"/>
-        </w:rPr>
-        <w:t>Вкажу беззаконним дороги твої,* і нечестиві до тебе навернуться.</w:t>
+      <w:proofErr w:type="spellStart"/>
+      <w:r>
+        <w:rPr>
+          <w:rFonts w:ascii="Times New Roman" w:hAnsi="Times New Roman"/>
+          <w:sz w:val="24"/>
+        </w:rPr>
+        <w:t>Вкажу</w:t>
+      </w:r>
+      <w:proofErr w:type="spellEnd"/>
+      <w:r>
+        <w:rPr>
+          <w:rFonts w:ascii="Times New Roman" w:hAnsi="Times New Roman"/>
+          <w:sz w:val="24"/>
+        </w:rPr>
+        <w:t xml:space="preserve"> беззаконним дороги твої,* і нечестиві до тебе навернуться.</w:t>
       </w:r>
     </w:p>
     <w:p>
@@ -3637,7 +4189,23 @@
           <w:rFonts w:ascii="Times New Roman" w:hAnsi="Times New Roman"/>
           <w:sz w:val="24"/>
         </w:rPr>
-        <w:t>Жертва Богові – дух сокрушений,* серцем сокрушеним і смиренним Бог не погордить.</w:t>
+        <w:t xml:space="preserve">Жертва Богові – дух сокрушений,* серцем сокрушеним і смиренним Бог не </w:t>
+      </w:r>
+      <w:proofErr w:type="spellStart"/>
+      <w:r>
+        <w:rPr>
+          <w:rFonts w:ascii="Times New Roman" w:hAnsi="Times New Roman"/>
+          <w:sz w:val="24"/>
+        </w:rPr>
+        <w:t>погордить</w:t>
+      </w:r>
+      <w:proofErr w:type="spellEnd"/>
+      <w:r>
+        <w:rPr>
+          <w:rFonts w:ascii="Times New Roman" w:hAnsi="Times New Roman"/>
+          <w:sz w:val="24"/>
+        </w:rPr>
+        <w:t>.</w:t>
       </w:r>
     </w:p>
     <w:p>
@@ -3688,7 +4256,27 @@
           <w:color w:val="FF0000"/>
           <w:sz w:val="24"/>
         </w:rPr>
-        <w:t>Вірні завершують стихослов’я псалмів:</w:t>
+        <w:t xml:space="preserve">Вірні завершують </w:t>
+      </w:r>
+      <w:proofErr w:type="spellStart"/>
+      <w:r>
+        <w:rPr>
+          <w:rFonts w:ascii="Times New Roman" w:hAnsi="Times New Roman"/>
+          <w:i/>
+          <w:color w:val="FF0000"/>
+          <w:sz w:val="24"/>
+        </w:rPr>
+        <w:t>стихослов’я</w:t>
+      </w:r>
+      <w:proofErr w:type="spellEnd"/>
+      <w:r>
+        <w:rPr>
+          <w:rFonts w:ascii="Times New Roman" w:hAnsi="Times New Roman"/>
+          <w:i/>
+          <w:color w:val="FF0000"/>
+          <w:sz w:val="24"/>
+        </w:rPr>
+        <w:t xml:space="preserve"> псалмів:</w:t>
       </w:r>
     </w:p>
     <w:p>
@@ -3802,223 +4390,311 @@
       </w:r>
     </w:p>
     <w:p>
-      <w:pPr>
-        <w:pBdr>
-          <w:top w:val="nil"/>
-          <w:left w:val="nil"/>
-          <w:bottom w:val="nil"/>
-          <w:right w:val="nil"/>
-          <w:between w:val="nil"/>
-        </w:pBdr>
-        <w:jc w:val="both"/>
+      <w:r>
+        <w:rPr>
+          <w:rFonts w:ascii="Times New Roman" w:hAnsi="Times New Roman"/>
+          <w:i/>
+          <w:color w:val="FF0000"/>
+          <w:sz w:val="24"/>
+        </w:rPr>
+        <w:t xml:space="preserve">Тропар (г. 4): </w:t>
+      </w:r>
+      <w:r>
         <w:rPr>
           <w:rFonts w:ascii="Times New Roman" w:hAnsi="Times New Roman"/>
           <w:color w:val="000000"/>
           <w:sz w:val="24"/>
-          <w:szCs w:val="24"/>
-        </w:rPr>
-      </w:pPr>
-      <w:r>
-        <w:rPr>
-          <w:rFonts w:ascii="Times New Roman" w:hAnsi="Times New Roman"/>
-          <w:i/>
-          <w:color w:val="FF0000"/>
-          <w:sz w:val="24"/>
-          <w:szCs w:val="24"/>
-        </w:rPr>
-        <w:t>Тропар (г. 1):</w:t>
+        </w:rPr>
+        <w:t xml:space="preserve">Прийдіте, люди, світло оспіваймо* першого воєводу сил небесних,* він бо є другим світлом, посланим від Світла,* щоб просвічувати всіх, які з любов’ю кличуть:* радуйся зі всіма небесними силами,* великий </w:t>
       </w:r>
       <w:r>
         <w:rPr>
           <w:rFonts w:ascii="Times New Roman" w:hAnsi="Times New Roman"/>
           <w:color w:val="000000"/>
           <w:sz w:val="24"/>
-          <w:szCs w:val="24"/>
-        </w:rPr>
-        <w:t xml:space="preserve"> </w:t>
+        </w:rPr>
+        <w:t>архист</w:t>
+      </w:r>
+      <w:r>
+        <w:rPr>
+          <w:rFonts w:ascii="Times New Roman" w:hAnsi="Times New Roman"/>
+          <w:sz w:val="24"/>
+        </w:rPr>
+        <w:t>ратиже</w:t>
+      </w:r>
+      <w:r>
+        <w:rPr>
+          <w:rFonts w:ascii="Times New Roman" w:hAnsi="Times New Roman"/>
+          <w:color w:val="000000"/>
+          <w:sz w:val="24"/>
+        </w:rPr>
+        <w:t xml:space="preserve"> Гавриїле. </w:t>
+      </w:r>
+    </w:p>
+    <w:p>
+      <w:pPr>
+        <w:spacing w:line="240" w:lineRule="auto"/>
+        <w:rPr>
+          <w:rFonts w:ascii="Times New Roman" w:hAnsi="Times New Roman"/>
+          <w:sz w:val="24"/>
+        </w:rPr>
+      </w:pPr>
+      <w:r>
+        <w:rPr>
+          <w:rFonts w:ascii="Times New Roman" w:hAnsi="Times New Roman"/>
+          <w:sz w:val="24"/>
+        </w:rPr>
+        <w:t xml:space="preserve">І нині, і повсякчас, і на віки </w:t>
+      </w:r>
+      <w:r>
+        <w:rPr>
+          <w:rFonts w:ascii="Times New Roman" w:hAnsi="Times New Roman"/>
+          <w:sz w:val="24"/>
+        </w:rPr>
+        <w:t>віків.</w:t>
+      </w:r>
+      <w:r>
+        <w:rPr>
+          <w:rFonts w:ascii="Times New Roman" w:hAnsi="Times New Roman"/>
+          <w:sz w:val="24"/>
+        </w:rPr>
+        <w:t xml:space="preserve"> Амінь.</w:t>
+      </w:r>
+    </w:p>
+    <w:p>
+      <w:pPr>
+        <w:spacing w:line="240" w:lineRule="auto"/>
+        <w:rPr>
+          <w:rFonts w:ascii="Times New Roman" w:hAnsi="Times New Roman"/>
+          <w:sz w:val="24"/>
+        </w:rPr>
+      </w:pPr>
+      <w:r>
+        <w:rPr>
+          <w:rFonts w:ascii="Times New Roman" w:hAnsi="Times New Roman"/>
+          <w:sz w:val="24"/>
+        </w:rPr>
+        <w:t>Богородице, ти – лоза істинна,* що виростила нам Плід життя.* Тебе благаємо:* Молися, Владичице, з апостолами і всіма святими,* щоб помилувані були душі наші.</w:t>
+      </w:r>
+    </w:p>
+    <w:p>
+      <w:pPr>
+        <w:spacing w:line="240" w:lineRule="auto"/>
+        <w:jc w:val="center"/>
+        <w:rPr>
+          <w:rFonts w:ascii="Times New Roman" w:hAnsi="Times New Roman"/>
+          <w:sz w:val="24"/>
+        </w:rPr>
+      </w:pPr>
+      <w:r>
+        <w:rPr>
+          <w:rFonts w:ascii="Times New Roman" w:hAnsi="Times New Roman"/>
+          <w:i/>
+          <w:color w:val="FF0000"/>
+          <w:sz w:val="24"/>
+        </w:rPr>
+        <w:t>*****</w:t>
+      </w:r>
+    </w:p>
+    <w:p>
+      <w:pPr>
+        <w:spacing w:line="240" w:lineRule="auto"/>
+        <w:rPr>
+          <w:rFonts w:ascii="Times New Roman" w:hAnsi="Times New Roman"/>
+          <w:sz w:val="24"/>
+        </w:rPr>
+      </w:pPr>
+      <w:r>
+        <w:rPr>
+          <w:rFonts w:ascii="Times New Roman" w:hAnsi="Times New Roman"/>
+          <w:sz w:val="24"/>
+        </w:rPr>
+        <w:t xml:space="preserve">Господь Бог благословенний,* благословенний Господь день у день;* сприяти буде нам Бог спасіння нашого;* Бог наш, Бог – Спаситель. </w:t>
+      </w:r>
+      <w:r>
+        <w:rPr>
+          <w:rFonts w:ascii="Times New Roman" w:hAnsi="Times New Roman"/>
+          <w:i/>
+          <w:color w:val="FF0000"/>
+          <w:sz w:val="24"/>
+        </w:rPr>
+        <w:t>(Пс. 67:20-21)</w:t>
+      </w:r>
+    </w:p>
+    <w:p>
+      <w:pPr>
+        <w:spacing w:line="240" w:lineRule="auto"/>
+        <w:jc w:val="center"/>
+        <w:rPr>
+          <w:rFonts w:ascii="Times New Roman" w:hAnsi="Times New Roman"/>
+          <w:sz w:val="24"/>
+        </w:rPr>
+      </w:pPr>
+      <w:r>
+        <w:rPr>
+          <w:rFonts w:ascii="Times New Roman" w:hAnsi="Times New Roman"/>
+          <w:i/>
+          <w:color w:val="FF0000"/>
+          <w:sz w:val="24"/>
+        </w:rPr>
+        <w:t>*****</w:t>
+      </w:r>
+    </w:p>
+    <w:p>
+      <w:pPr>
+        <w:spacing w:line="240" w:lineRule="auto"/>
+        <w:rPr>
+          <w:rFonts w:ascii="Times New Roman" w:hAnsi="Times New Roman"/>
+          <w:sz w:val="24"/>
+        </w:rPr>
+      </w:pPr>
+      <w:r>
+        <w:rPr>
+          <w:rFonts w:ascii="Times New Roman" w:hAnsi="Times New Roman"/>
+          <w:sz w:val="24"/>
+        </w:rPr>
+        <w:lastRenderedPageBreak/>
+        <w:t xml:space="preserve">Святий Боже, святий Кріпкий, святий Безсмертний, помилуй нас </w:t>
+      </w:r>
+      <w:r>
+        <w:rPr>
+          <w:rFonts w:ascii="Times New Roman" w:hAnsi="Times New Roman"/>
+          <w:i/>
+          <w:color w:val="FF0000"/>
+          <w:sz w:val="24"/>
+        </w:rPr>
+        <w:t>(3 р.)</w:t>
+      </w:r>
+      <w:r>
+        <w:rPr>
+          <w:rFonts w:ascii="Times New Roman" w:hAnsi="Times New Roman"/>
+          <w:sz w:val="24"/>
+        </w:rPr>
+        <w:t>.</w:t>
+      </w:r>
+    </w:p>
+    <w:p>
+      <w:pPr>
+        <w:spacing w:line="240" w:lineRule="auto"/>
+        <w:rPr>
+          <w:rFonts w:ascii="Times New Roman" w:hAnsi="Times New Roman"/>
+          <w:sz w:val="24"/>
+        </w:rPr>
+      </w:pPr>
+      <w:r>
+        <w:rPr>
+          <w:rFonts w:ascii="Times New Roman" w:hAnsi="Times New Roman"/>
+          <w:sz w:val="24"/>
+        </w:rPr>
+        <w:t xml:space="preserve">Слава Отцю, і Сину, і Святому Духові,* </w:t>
+      </w:r>
+      <w:r>
+        <w:rPr>
+          <w:rFonts w:ascii="Times New Roman" w:hAnsi="Times New Roman"/>
+          <w:sz w:val="24"/>
+        </w:rPr>
+        <w:t>і нині, і повсякчас</w:t>
+      </w:r>
+      <w:r>
+        <w:rPr>
+          <w:rFonts w:ascii="Times New Roman" w:hAnsi="Times New Roman"/>
+          <w:sz w:val="24"/>
+        </w:rPr>
+        <w:t xml:space="preserve">, і на віки </w:t>
+      </w:r>
+      <w:r>
+        <w:rPr>
+          <w:rFonts w:ascii="Times New Roman" w:hAnsi="Times New Roman"/>
+          <w:sz w:val="24"/>
+        </w:rPr>
+        <w:t>віків.</w:t>
+      </w:r>
+      <w:r>
+        <w:rPr>
+          <w:rFonts w:ascii="Times New Roman" w:hAnsi="Times New Roman"/>
+          <w:sz w:val="24"/>
+        </w:rPr>
+        <w:t xml:space="preserve"> Амінь.</w:t>
+      </w:r>
+    </w:p>
+    <w:p>
+      <w:pPr>
+        <w:spacing w:line="240" w:lineRule="auto"/>
+        <w:rPr>
+          <w:rFonts w:ascii="Times New Roman" w:hAnsi="Times New Roman"/>
+          <w:sz w:val="24"/>
+        </w:rPr>
+      </w:pPr>
+      <w:r>
+        <w:rPr>
+          <w:rFonts w:ascii="Times New Roman" w:hAnsi="Times New Roman"/>
+          <w:sz w:val="24"/>
+        </w:rPr>
+        <w:t xml:space="preserve">Пресвята </w:t>
       </w:r>
       <w:proofErr w:type="spellStart"/>
       <w:r>
         <w:rPr>
           <w:rFonts w:ascii="Times New Roman" w:hAnsi="Times New Roman"/>
-          <w:color w:val="000000"/>
-          <w:sz w:val="24"/>
-          <w:szCs w:val="24"/>
-        </w:rPr>
-        <w:t>Вогнеподібний</w:t>
+          <w:sz w:val="24"/>
+        </w:rPr>
+        <w:t>Тройце</w:t>
       </w:r>
       <w:proofErr w:type="spellEnd"/>
       <w:r>
         <w:rPr>
           <w:rFonts w:ascii="Times New Roman" w:hAnsi="Times New Roman"/>
-          <w:color w:val="000000"/>
-          <w:sz w:val="24"/>
-          <w:szCs w:val="24"/>
-        </w:rPr>
-        <w:t xml:space="preserve"> язик у силі Духа прийнявши,* Слово, що прийшло у плоті, ви всюди проповідували;* Його ради той – у главу усічений, а той – камінням побитий,* і ви є апостольського лику окраса, </w:t>
+          <w:sz w:val="24"/>
+        </w:rPr>
+        <w:t xml:space="preserve">, помилуй нас;* Господи, очисти гріхи наші;* Владико, прости беззаконня наші;* Святий, завітай і зціли </w:t>
       </w:r>
       <w:proofErr w:type="spellStart"/>
       <w:r>
         <w:rPr>
           <w:rFonts w:ascii="Times New Roman" w:hAnsi="Times New Roman"/>
-          <w:color w:val="000000"/>
-          <w:sz w:val="24"/>
-          <w:szCs w:val="24"/>
-        </w:rPr>
-        <w:t>Вартоломею</w:t>
+          <w:sz w:val="24"/>
+        </w:rPr>
+        <w:t>немочі</w:t>
       </w:r>
       <w:proofErr w:type="spellEnd"/>
       <w:r>
         <w:rPr>
           <w:rFonts w:ascii="Times New Roman" w:hAnsi="Times New Roman"/>
-          <w:color w:val="000000"/>
-          <w:sz w:val="24"/>
-          <w:szCs w:val="24"/>
-        </w:rPr>
-        <w:t xml:space="preserve"> й Варн</w:t>
-      </w:r>
-      <w:r>
-        <w:rPr>
-          <w:rFonts w:ascii="Times New Roman" w:hAnsi="Times New Roman"/>
-          <w:sz w:val="24"/>
-          <w:szCs w:val="24"/>
-        </w:rPr>
-        <w:t>а</w:t>
-      </w:r>
-      <w:r>
-        <w:rPr>
-          <w:rFonts w:ascii="Times New Roman" w:hAnsi="Times New Roman"/>
-          <w:color w:val="000000"/>
-          <w:sz w:val="24"/>
-          <w:szCs w:val="24"/>
-        </w:rPr>
-        <w:t>во.* Тому пам’ять вашу почитаємо й просимо:* Моліть Христа Бога,* щоб ми прийняли гріхів відпущення.</w:t>
-      </w:r>
-    </w:p>
-    <w:p>
-      <w:pPr>
-        <w:spacing w:line="240" w:lineRule="auto"/>
-        <w:rPr>
-          <w:rFonts w:ascii="Times New Roman" w:hAnsi="Times New Roman"/>
-          <w:sz w:val="24"/>
-        </w:rPr>
-      </w:pPr>
-      <w:r>
-        <w:rPr>
-          <w:rFonts w:ascii="Times New Roman" w:hAnsi="Times New Roman"/>
-          <w:sz w:val="24"/>
-        </w:rPr>
-        <w:t xml:space="preserve">І нині, і повсякчас, і на віки </w:t>
-      </w:r>
-      <w:r>
-        <w:rPr>
-          <w:rFonts w:ascii="Times New Roman" w:hAnsi="Times New Roman"/>
-          <w:sz w:val="24"/>
-        </w:rPr>
-        <w:t>віків.</w:t>
-      </w:r>
-      <w:r>
-        <w:rPr>
-          <w:rFonts w:ascii="Times New Roman" w:hAnsi="Times New Roman"/>
-          <w:sz w:val="24"/>
-        </w:rPr>
-        <w:t xml:space="preserve"> Амінь.</w:t>
-      </w:r>
-    </w:p>
-    <w:p>
-      <w:pPr>
-        <w:spacing w:line="240" w:lineRule="auto"/>
-        <w:rPr>
-          <w:rFonts w:ascii="Times New Roman" w:hAnsi="Times New Roman"/>
-          <w:sz w:val="24"/>
-        </w:rPr>
-      </w:pPr>
-      <w:r>
-        <w:rPr>
-          <w:rFonts w:ascii="Times New Roman" w:hAnsi="Times New Roman"/>
-          <w:sz w:val="24"/>
-        </w:rPr>
-        <w:t>Богородице, ти – лоза істинна,* що виростила нам Плід життя.* Тебе благаємо:* Молися, Владичице, з апостолами і всіма святими,* щоб помилувані були душі наші.</w:t>
-      </w:r>
-    </w:p>
-    <w:p>
-      <w:pPr>
-        <w:spacing w:line="240" w:lineRule="auto"/>
-        <w:jc w:val="center"/>
-        <w:rPr>
-          <w:rFonts w:ascii="Times New Roman" w:hAnsi="Times New Roman"/>
-          <w:sz w:val="24"/>
-        </w:rPr>
-      </w:pPr>
-      <w:r>
-        <w:rPr>
-          <w:rFonts w:ascii="Times New Roman" w:hAnsi="Times New Roman"/>
-          <w:i/>
-          <w:color w:val="FF0000"/>
-          <w:sz w:val="24"/>
-        </w:rPr>
-        <w:t>*****</w:t>
-      </w:r>
-    </w:p>
-    <w:p>
-      <w:pPr>
-        <w:spacing w:line="240" w:lineRule="auto"/>
-        <w:rPr>
-          <w:rFonts w:ascii="Times New Roman" w:hAnsi="Times New Roman"/>
-          <w:sz w:val="24"/>
-        </w:rPr>
-      </w:pPr>
-      <w:r>
-        <w:rPr>
-          <w:rFonts w:ascii="Times New Roman" w:hAnsi="Times New Roman"/>
-          <w:sz w:val="24"/>
-        </w:rPr>
-        <w:lastRenderedPageBreak/>
-        <w:t xml:space="preserve">Господь Бог благословенний,* благословенний Господь день у день;* сприяти буде нам Бог спасіння нашого;* Бог наш, Бог – Спаситель. </w:t>
-      </w:r>
-      <w:r>
-        <w:rPr>
-          <w:rFonts w:ascii="Times New Roman" w:hAnsi="Times New Roman"/>
-          <w:i/>
-          <w:color w:val="FF0000"/>
-          <w:sz w:val="24"/>
-        </w:rPr>
-        <w:t>(Пс. 67:20-21)</w:t>
-      </w:r>
-    </w:p>
-    <w:p>
-      <w:pPr>
-        <w:spacing w:line="240" w:lineRule="auto"/>
-        <w:jc w:val="center"/>
-        <w:rPr>
-          <w:rFonts w:ascii="Times New Roman" w:hAnsi="Times New Roman"/>
-          <w:sz w:val="24"/>
-        </w:rPr>
-      </w:pPr>
-      <w:r>
-        <w:rPr>
-          <w:rFonts w:ascii="Times New Roman" w:hAnsi="Times New Roman"/>
-          <w:i/>
-          <w:color w:val="FF0000"/>
-          <w:sz w:val="24"/>
-        </w:rPr>
-        <w:t>*****</w:t>
-      </w:r>
-    </w:p>
-    <w:p>
-      <w:pPr>
-        <w:spacing w:line="240" w:lineRule="auto"/>
-        <w:rPr>
-          <w:rFonts w:ascii="Times New Roman" w:hAnsi="Times New Roman"/>
-          <w:sz w:val="24"/>
-        </w:rPr>
-      </w:pPr>
-      <w:r>
-        <w:rPr>
-          <w:rFonts w:ascii="Times New Roman" w:hAnsi="Times New Roman"/>
-          <w:sz w:val="24"/>
-        </w:rPr>
-        <w:t xml:space="preserve">Святий Боже, святий Кріпкий, святий Безсмертний, помилуй нас </w:t>
+          <w:sz w:val="24"/>
+        </w:rPr>
+        <w:t xml:space="preserve"> наші </w:t>
+      </w:r>
+      <w:proofErr w:type="spellStart"/>
+      <w:r>
+        <w:rPr>
+          <w:rFonts w:ascii="Times New Roman" w:hAnsi="Times New Roman"/>
+          <w:sz w:val="24"/>
+        </w:rPr>
+        <w:t>імени</w:t>
+      </w:r>
+      <w:proofErr w:type="spellEnd"/>
+      <w:r>
+        <w:rPr>
+          <w:rFonts w:ascii="Times New Roman" w:hAnsi="Times New Roman"/>
+          <w:sz w:val="24"/>
+        </w:rPr>
+        <w:t xml:space="preserve"> твого ради.</w:t>
+      </w:r>
+    </w:p>
+    <w:p>
+      <w:pPr>
+        <w:spacing w:line="240" w:lineRule="auto"/>
+        <w:rPr>
+          <w:rFonts w:ascii="Times New Roman" w:hAnsi="Times New Roman"/>
+          <w:sz w:val="24"/>
+        </w:rPr>
+      </w:pPr>
+      <w:r>
+        <w:rPr>
+          <w:rFonts w:ascii="Times New Roman" w:hAnsi="Times New Roman"/>
+          <w:sz w:val="24"/>
+        </w:rPr>
+        <w:t xml:space="preserve">Господи, помилуй </w:t>
       </w:r>
       <w:r>
         <w:rPr>
@@ -4050,85 +4726,21 @@
           <w:rFonts w:ascii="Times New Roman" w:hAnsi="Times New Roman"/>
           <w:sz w:val="24"/>
         </w:rPr>
-        <w:t xml:space="preserve">Слава Отцю, і Сину, і Святому Духові,* і нині і повсякчас, і на віки </w:t>
-      </w:r>
-      <w:r>
-        <w:rPr>
-          <w:rFonts w:ascii="Times New Roman" w:hAnsi="Times New Roman"/>
-          <w:sz w:val="24"/>
-        </w:rPr>
-        <w:t>віків.</w:t>
-      </w:r>
-      <w:r>
-        <w:rPr>
-          <w:rFonts w:ascii="Times New Roman" w:hAnsi="Times New Roman"/>
-          <w:sz w:val="24"/>
-        </w:rPr>
-        <w:t xml:space="preserve"> Амінь.</w:t>
-      </w:r>
-    </w:p>
-    <w:p>
-      <w:pPr>
-        <w:spacing w:line="240" w:lineRule="auto"/>
-        <w:rPr>
-          <w:rFonts w:ascii="Times New Roman" w:hAnsi="Times New Roman"/>
-          <w:sz w:val="24"/>
-        </w:rPr>
-      </w:pPr>
-      <w:r>
-        <w:rPr>
-          <w:rFonts w:ascii="Times New Roman" w:hAnsi="Times New Roman"/>
-          <w:sz w:val="24"/>
-        </w:rPr>
-        <w:t>Пресвята Тройце, помилуй нас;* Господи, очисти гріхи наші;* Владико, прости беззаконня наші;* Святий, завітай і зціли немочі наші імени твого ради.</w:t>
-      </w:r>
-    </w:p>
-    <w:p>
-      <w:pPr>
-        <w:spacing w:line="240" w:lineRule="auto"/>
-        <w:rPr>
-          <w:rFonts w:ascii="Times New Roman" w:hAnsi="Times New Roman"/>
-          <w:sz w:val="24"/>
-        </w:rPr>
-      </w:pPr>
-      <w:r>
-        <w:rPr>
-          <w:rFonts w:ascii="Times New Roman" w:hAnsi="Times New Roman"/>
-          <w:sz w:val="24"/>
-        </w:rPr>
-        <w:t xml:space="preserve">Господи, помилуй </w:t>
-      </w:r>
-      <w:r>
-        <w:rPr>
-          <w:rFonts w:ascii="Times New Roman" w:hAnsi="Times New Roman"/>
-          <w:i/>
-          <w:color w:val="FF0000"/>
-          <w:sz w:val="24"/>
-        </w:rPr>
-        <w:t>(3 р.)</w:t>
-      </w:r>
-      <w:r>
-        <w:rPr>
-          <w:rFonts w:ascii="Times New Roman" w:hAnsi="Times New Roman"/>
-          <w:sz w:val="24"/>
-        </w:rPr>
-        <w:t>.</w:t>
-      </w:r>
-    </w:p>
-    <w:p>
-      <w:pPr>
-        <w:spacing w:line="240" w:lineRule="auto"/>
-        <w:rPr>
-          <w:rFonts w:ascii="Times New Roman" w:hAnsi="Times New Roman"/>
-          <w:sz w:val="24"/>
-        </w:rPr>
-      </w:pPr>
-      <w:r>
-        <w:rPr>
-          <w:rFonts w:ascii="Times New Roman" w:hAnsi="Times New Roman"/>
-          <w:sz w:val="24"/>
-        </w:rPr>
-        <w:t xml:space="preserve">Слава Отцю, і Сину, і Святому Духові,* і нині і повсякчас, і на віки </w:t>
+        <w:t xml:space="preserve">Слава Отцю, і Сину, і Святому Духові,* </w:t>
+      </w:r>
+      <w:r>
+        <w:rPr>
+          <w:rFonts w:ascii="Times New Roman" w:hAnsi="Times New Roman"/>
+          <w:sz w:val="24"/>
+        </w:rPr>
+        <w:t>і нині, і повсякчас</w:t>
+      </w:r>
+      <w:r>
+        <w:rPr>
+          <w:rFonts w:ascii="Times New Roman" w:hAnsi="Times New Roman"/>
+          <w:sz w:val="24"/>
+        </w:rPr>
+        <w:t xml:space="preserve">, і на віки </w:t>
       </w:r>
       <w:r>
         <w:rPr>
@@ -4209,153 +4821,445 @@
       </w:r>
     </w:p>
     <w:p>
-      <w:pPr>
-        <w:pBdr>
-          <w:top w:val="nil"/>
-          <w:left w:val="nil"/>
-          <w:bottom w:val="nil"/>
-          <w:right w:val="nil"/>
-          <w:between w:val="nil"/>
-        </w:pBdr>
-        <w:jc w:val="both"/>
+      <w:r>
+        <w:rPr>
+          <w:rFonts w:ascii="Times New Roman" w:hAnsi="Times New Roman"/>
+          <w:i/>
+          <w:color w:val="FF0000"/>
+          <w:sz w:val="24"/>
+        </w:rPr>
+        <w:t xml:space="preserve">Кондак (г. 2): </w:t>
+      </w:r>
+      <w:r>
         <w:rPr>
           <w:rFonts w:ascii="Times New Roman" w:hAnsi="Times New Roman"/>
           <w:color w:val="000000"/>
           <w:sz w:val="24"/>
-          <w:szCs w:val="24"/>
-        </w:rPr>
-      </w:pPr>
-      <w:r>
-        <w:rPr>
-          <w:rFonts w:ascii="Times New Roman" w:hAnsi="Times New Roman"/>
-          <w:i/>
-          <w:color w:val="FF0000"/>
-          <w:sz w:val="24"/>
-          <w:szCs w:val="24"/>
-        </w:rPr>
-        <w:t>К</w:t>
-      </w:r>
-      <w:r>
-        <w:rPr>
-          <w:rFonts w:ascii="Times New Roman" w:hAnsi="Times New Roman"/>
-          <w:i/>
-          <w:color w:val="FF0000"/>
-          <w:sz w:val="24"/>
-          <w:szCs w:val="24"/>
-        </w:rPr>
-        <w:t>ондак (г. 3):</w:t>
-      </w:r>
-      <w:r>
-        <w:rPr>
-          <w:rFonts w:ascii="Times New Roman" w:hAnsi="Times New Roman"/>
-          <w:color w:val="FF0000"/>
-          <w:sz w:val="24"/>
-          <w:szCs w:val="24"/>
+        </w:rPr>
+        <w:t xml:space="preserve">На небесах споглядаючи Божу славу,* і на землі з висоти подаючи благодать,* начальнику ангелів, мудрий Гавриїле,* служителю Божої слави, і божественний захиснику світу.* Спасай, оберігай тих, що співають тобі:* Будь нашим помічником, і ніхто не повстане </w:t>
+      </w:r>
+      <w:r>
+        <w:rPr>
+          <w:rFonts w:ascii="Times New Roman" w:hAnsi="Times New Roman"/>
+          <w:sz w:val="24"/>
+        </w:rPr>
+        <w:t xml:space="preserve">проти </w:t>
+      </w:r>
+      <w:r>
+        <w:rPr>
+          <w:rFonts w:ascii="Times New Roman" w:hAnsi="Times New Roman"/>
+          <w:color w:val="000000"/>
+          <w:sz w:val="24"/>
+        </w:rPr>
+        <w:t>нас.</w:t>
+      </w:r>
+    </w:p>
+    <w:p>
+      <w:pPr>
+        <w:spacing w:line="240" w:lineRule="auto"/>
+        <w:rPr>
+          <w:rFonts w:ascii="Times New Roman" w:hAnsi="Times New Roman"/>
+          <w:sz w:val="24"/>
+        </w:rPr>
+      </w:pPr>
+      <w:r>
+        <w:rPr>
+          <w:rFonts w:ascii="Times New Roman" w:hAnsi="Times New Roman"/>
+          <w:sz w:val="24"/>
+        </w:rPr>
+        <w:t xml:space="preserve">Господи, помилуй </w:t>
+      </w:r>
+      <w:r>
+        <w:rPr>
+          <w:rFonts w:ascii="Times New Roman" w:hAnsi="Times New Roman"/>
+          <w:i/>
+          <w:color w:val="FF0000"/>
+          <w:sz w:val="24"/>
+        </w:rPr>
+        <w:t>(40 р.)</w:t>
+      </w:r>
+      <w:r>
+        <w:rPr>
+          <w:rFonts w:ascii="Times New Roman" w:hAnsi="Times New Roman"/>
+          <w:sz w:val="24"/>
+        </w:rPr>
+        <w:t>.</w:t>
+      </w:r>
+    </w:p>
+    <w:p>
+      <w:pPr>
+        <w:spacing w:line="240" w:lineRule="auto"/>
+        <w:rPr>
+          <w:rFonts w:ascii="Times New Roman" w:hAnsi="Times New Roman"/>
+          <w:sz w:val="24"/>
+        </w:rPr>
+      </w:pPr>
+      <w:r>
+        <w:rPr>
+          <w:rFonts w:ascii="Times New Roman" w:hAnsi="Times New Roman"/>
+          <w:sz w:val="24"/>
+        </w:rPr>
+        <w:t xml:space="preserve">Ти, що повсякчас і кожної години на небі й на землі приймаєш поклін і славу, Боже добрий, довготерпеливий й многомилостивий, що праведних любиш, і грішних милуєш, і всіх кличеш до спасіння, заради обіцянки майбутніх благ! Прийми, Господи, в цю хвилину й наші молитви і спрямуй життя наше до твоїх заповідей. Душі наші освяти, тіла очисти, думки наші направ, розум очисти й протверези, і визволь нас від усякої скорботи, лиха й слабування. Захисти нас святими ангелами твоїми, щоб ми, їх охороною збережені й напоумлені, осягнули єдність віри та зрозуміння неприступної твоєї слави, бо ти благословенний на віки </w:t>
+      </w:r>
+      <w:r>
+        <w:rPr>
+          <w:rFonts w:ascii="Times New Roman" w:hAnsi="Times New Roman"/>
+          <w:sz w:val="24"/>
+        </w:rPr>
+        <w:t>віків.</w:t>
+      </w:r>
+      <w:r>
+        <w:rPr>
+          <w:rFonts w:ascii="Times New Roman" w:hAnsi="Times New Roman"/>
+          <w:sz w:val="24"/>
         </w:rPr>
         <w:t xml:space="preserve"> </w:t>
       </w:r>
-      <w:r>
-        <w:rPr>
-          <w:rFonts w:ascii="Times New Roman" w:hAnsi="Times New Roman"/>
-          <w:color w:val="000000"/>
-          <w:sz w:val="24"/>
-          <w:szCs w:val="24"/>
-        </w:rPr>
-        <w:t xml:space="preserve">Господній був Ти істинний служитель,* із сімдесяти апостолів явився Ти першим,* осяяв Ти з Павлом проповідь твою, усім звіщаючи Христа Спаса.* Ради цього піснеспівами божественну пам’ять твою, </w:t>
+    </w:p>
+    <w:p>
+      <w:pPr>
+        <w:spacing w:line="240" w:lineRule="auto"/>
+        <w:rPr>
+          <w:rFonts w:ascii="Times New Roman" w:hAnsi="Times New Roman"/>
+          <w:sz w:val="24"/>
+        </w:rPr>
+      </w:pPr>
+      <w:r>
+        <w:rPr>
+          <w:rFonts w:ascii="Times New Roman" w:hAnsi="Times New Roman"/>
+          <w:i/>
+          <w:color w:val="FF0000"/>
+          <w:sz w:val="24"/>
+        </w:rPr>
+        <w:t xml:space="preserve">Вірні: </w:t>
+      </w:r>
+      <w:r>
+        <w:rPr>
+          <w:rFonts w:ascii="Times New Roman" w:hAnsi="Times New Roman"/>
+          <w:sz w:val="24"/>
+        </w:rPr>
+        <w:t>Амінь.</w:t>
+      </w:r>
+    </w:p>
+    <w:p>
+      <w:pPr>
+        <w:spacing w:line="240" w:lineRule="auto"/>
+        <w:rPr>
+          <w:rFonts w:ascii="Times New Roman" w:hAnsi="Times New Roman"/>
+          <w:sz w:val="24"/>
+        </w:rPr>
+      </w:pPr>
+      <w:r>
+        <w:rPr>
+          <w:rFonts w:ascii="Times New Roman" w:hAnsi="Times New Roman"/>
+          <w:sz w:val="24"/>
+        </w:rPr>
+        <w:t xml:space="preserve">Господи, помилуй </w:t>
+      </w:r>
+      <w:r>
+        <w:rPr>
+          <w:rFonts w:ascii="Times New Roman" w:hAnsi="Times New Roman"/>
+          <w:i/>
+          <w:color w:val="FF0000"/>
+          <w:sz w:val="24"/>
+        </w:rPr>
+        <w:t>(3 р.)</w:t>
+      </w:r>
+      <w:r>
+        <w:rPr>
+          <w:rFonts w:ascii="Times New Roman" w:hAnsi="Times New Roman"/>
+          <w:sz w:val="24"/>
+        </w:rPr>
+        <w:t>.</w:t>
+      </w:r>
+    </w:p>
+    <w:p>
+      <w:pPr>
+        <w:spacing w:line="240" w:lineRule="auto"/>
+        <w:rPr>
+          <w:rFonts w:ascii="Times New Roman" w:hAnsi="Times New Roman"/>
+          <w:sz w:val="24"/>
+        </w:rPr>
+      </w:pPr>
+      <w:r>
+        <w:rPr>
+          <w:rFonts w:ascii="Times New Roman" w:hAnsi="Times New Roman"/>
+          <w:sz w:val="24"/>
+        </w:rPr>
+        <w:t xml:space="preserve">Слава Отцю, і Сину, і Святому Духові,* </w:t>
+      </w:r>
+      <w:r>
+        <w:rPr>
+          <w:rFonts w:ascii="Times New Roman" w:hAnsi="Times New Roman"/>
+          <w:sz w:val="24"/>
+        </w:rPr>
+        <w:t>і нині, і повсякчас</w:t>
+      </w:r>
+      <w:r>
+        <w:rPr>
+          <w:rFonts w:ascii="Times New Roman" w:hAnsi="Times New Roman"/>
+          <w:sz w:val="24"/>
+        </w:rPr>
+        <w:t xml:space="preserve">, і на віки </w:t>
+      </w:r>
+      <w:r>
+        <w:rPr>
+          <w:rFonts w:ascii="Times New Roman" w:hAnsi="Times New Roman"/>
+          <w:sz w:val="24"/>
+        </w:rPr>
+        <w:t>віків.</w:t>
+      </w:r>
+      <w:r>
+        <w:rPr>
+          <w:rFonts w:ascii="Times New Roman" w:hAnsi="Times New Roman"/>
+          <w:sz w:val="24"/>
+        </w:rPr>
+        <w:t xml:space="preserve"> Амінь.</w:t>
+      </w:r>
+    </w:p>
+    <w:p>
+      <w:pPr>
+        <w:spacing w:line="240" w:lineRule="auto"/>
+        <w:rPr>
+          <w:rFonts w:ascii="Times New Roman" w:hAnsi="Times New Roman"/>
+          <w:sz w:val="24"/>
+        </w:rPr>
+      </w:pPr>
+      <w:r>
+        <w:rPr>
+          <w:rFonts w:ascii="Times New Roman" w:hAnsi="Times New Roman"/>
+          <w:sz w:val="24"/>
+        </w:rPr>
+        <w:t>Чеснішу від херувимів і незрівнянно славнішу і від серафимів,* що без зотління Бога Слово породила,* сущу Богородицю, тебе величаємо.</w:t>
+      </w:r>
+    </w:p>
+    <w:p>
+      <w:pPr>
+        <w:spacing w:line="240" w:lineRule="auto"/>
+        <w:rPr>
+          <w:rFonts w:ascii="Times New Roman" w:hAnsi="Times New Roman"/>
+          <w:sz w:val="24"/>
+        </w:rPr>
+      </w:pPr>
+      <w:r>
+        <w:rPr>
+          <w:rFonts w:ascii="Times New Roman" w:hAnsi="Times New Roman"/>
+          <w:sz w:val="24"/>
+        </w:rPr>
+        <w:t>Іменем Господнім благослови, отче!</w:t>
+      </w:r>
+    </w:p>
+    <w:p>
+      <w:pPr>
+        <w:spacing w:line="240" w:lineRule="auto"/>
+        <w:rPr>
+          <w:rFonts w:ascii="Times New Roman" w:hAnsi="Times New Roman"/>
+          <w:sz w:val="24"/>
+        </w:rPr>
+      </w:pPr>
+      <w:r>
+        <w:rPr>
+          <w:rFonts w:ascii="Times New Roman" w:hAnsi="Times New Roman"/>
+          <w:i/>
+          <w:color w:val="FF0000"/>
+          <w:sz w:val="24"/>
+        </w:rPr>
+        <w:t xml:space="preserve">Священик: </w:t>
+      </w:r>
+      <w:r>
+        <w:rPr>
+          <w:rFonts w:ascii="Times New Roman" w:hAnsi="Times New Roman"/>
+          <w:sz w:val="24"/>
+        </w:rPr>
+        <w:t>Молитвами святих отців наших, Господи Ісусе Христе Сине Божий, помилуй нас.</w:t>
+      </w:r>
+    </w:p>
+    <w:p>
+      <w:pPr>
+        <w:spacing w:line="240" w:lineRule="auto"/>
+        <w:rPr>
+          <w:rFonts w:ascii="Times New Roman" w:hAnsi="Times New Roman"/>
+          <w:sz w:val="24"/>
+        </w:rPr>
+      </w:pPr>
+      <w:r>
+        <w:rPr>
+          <w:rFonts w:ascii="Times New Roman" w:hAnsi="Times New Roman"/>
+          <w:i/>
+          <w:color w:val="FF0000"/>
+          <w:sz w:val="24"/>
+        </w:rPr>
+        <w:t xml:space="preserve">Вірні: </w:t>
+      </w:r>
+      <w:r>
+        <w:rPr>
+          <w:rFonts w:ascii="Times New Roman" w:hAnsi="Times New Roman"/>
+          <w:sz w:val="24"/>
+        </w:rPr>
+        <w:t>Амінь.</w:t>
+      </w:r>
+    </w:p>
+    <w:p>
+      <w:pPr>
+        <w:spacing w:line="240" w:lineRule="auto"/>
+        <w:jc w:val="center"/>
+        <w:rPr>
+          <w:rFonts w:ascii="Times New Roman" w:hAnsi="Times New Roman"/>
+          <w:b/>
+          <w:i/>
+          <w:sz w:val="24"/>
+        </w:rPr>
+      </w:pPr>
+      <w:r>
+        <w:rPr>
+          <w:rFonts w:ascii="Times New Roman" w:hAnsi="Times New Roman"/>
+          <w:b/>
+          <w:i/>
+          <w:color w:val="FF0000"/>
+          <w:sz w:val="24"/>
+        </w:rPr>
+        <w:t>Молитва на Час 3-ій</w:t>
+      </w:r>
+    </w:p>
+    <w:p>
+      <w:pPr>
+        <w:spacing w:line="240" w:lineRule="auto"/>
+        <w:rPr>
+          <w:rFonts w:ascii="Times New Roman" w:hAnsi="Times New Roman"/>
+          <w:sz w:val="24"/>
+        </w:rPr>
+      </w:pPr>
+      <w:r>
+        <w:rPr>
+          <w:rFonts w:ascii="Times New Roman" w:hAnsi="Times New Roman"/>
+          <w:sz w:val="24"/>
+        </w:rPr>
+        <w:t xml:space="preserve">Владико, Боже, Отче вседержителю, Господи Сину єдинородний, Ісусе Христе і Святий Душе – єдине Божество і єдина сило! Помилуй мене грішного і, якими задумами знаєш, спаси мене недостойного слугу твого, бо ти благословенний на віки </w:t>
+      </w:r>
+      <w:r>
+        <w:rPr>
+          <w:rFonts w:ascii="Times New Roman" w:hAnsi="Times New Roman"/>
+          <w:sz w:val="24"/>
+        </w:rPr>
+        <w:t>віків.</w:t>
+      </w:r>
+      <w:r>
+        <w:rPr>
+          <w:rFonts w:ascii="Times New Roman" w:hAnsi="Times New Roman"/>
+          <w:sz w:val="24"/>
+        </w:rPr>
+        <w:t xml:space="preserve"> </w:t>
+      </w:r>
+    </w:p>
+    <w:p>
+      <w:pPr>
+        <w:spacing w:line="240" w:lineRule="auto"/>
+        <w:rPr>
+          <w:rFonts w:ascii="Times New Roman" w:hAnsi="Times New Roman"/>
+          <w:sz w:val="24"/>
+        </w:rPr>
+      </w:pPr>
+      <w:r>
+        <w:rPr>
+          <w:rFonts w:ascii="Times New Roman" w:hAnsi="Times New Roman"/>
+          <w:i/>
+          <w:color w:val="FF0000"/>
+          <w:sz w:val="24"/>
+        </w:rPr>
+        <w:t xml:space="preserve">Вірні: </w:t>
+      </w:r>
+      <w:r>
+        <w:rPr>
+          <w:rFonts w:ascii="Times New Roman" w:hAnsi="Times New Roman"/>
+          <w:sz w:val="24"/>
+        </w:rPr>
+        <w:t>Амінь.</w:t>
+      </w:r>
+    </w:p>
+    <w:p>
+      <w:pPr>
+        <w:spacing w:line="240" w:lineRule="auto"/>
+        <w:rPr>
+          <w:rFonts w:ascii="Times New Roman" w:hAnsi="Times New Roman"/>
+          <w:i/>
+          <w:color w:val="FF0000"/>
+          <w:sz w:val="24"/>
+        </w:rPr>
+      </w:pPr>
+      <w:r>
+        <w:rPr>
+          <w:rFonts w:ascii="Times New Roman" w:hAnsi="Times New Roman"/>
+          <w:i/>
+          <w:color w:val="FF0000"/>
+          <w:sz w:val="24"/>
+        </w:rPr>
+        <w:t>[У давніх часословах замість цієї молитви є інша:</w:t>
+      </w:r>
+      <w:r>
+        <w:rPr>
+          <w:rFonts w:ascii="Times New Roman" w:hAnsi="Times New Roman"/>
+          <w:sz w:val="24"/>
+        </w:rPr>
+        <w:t xml:space="preserve"> Боже благодаті, ти </w:t>
       </w:r>
       <w:proofErr w:type="spellStart"/>
       <w:r>
         <w:rPr>
           <w:rFonts w:ascii="Times New Roman" w:hAnsi="Times New Roman"/>
-          <w:color w:val="000000"/>
-          <w:sz w:val="24"/>
-          <w:szCs w:val="24"/>
-        </w:rPr>
-        <w:t>Варнаво</w:t>
+          <w:sz w:val="24"/>
+        </w:rPr>
+        <w:t>змилосерджуєшся</w:t>
       </w:r>
       <w:proofErr w:type="spellEnd"/>
       <w:r>
         <w:rPr>
           <w:rFonts w:ascii="Times New Roman" w:hAnsi="Times New Roman"/>
-          <w:color w:val="000000"/>
-          <w:sz w:val="24"/>
-          <w:szCs w:val="24"/>
-        </w:rPr>
-        <w:t>, творимо.</w:t>
-      </w:r>
-    </w:p>
-    <w:p>
-      <w:pPr>
-        <w:spacing w:line="240" w:lineRule="auto"/>
-        <w:rPr>
-          <w:rFonts w:ascii="Times New Roman" w:hAnsi="Times New Roman"/>
-          <w:sz w:val="24"/>
-        </w:rPr>
-      </w:pPr>
-      <w:r>
-        <w:rPr>
-          <w:rFonts w:ascii="Times New Roman" w:hAnsi="Times New Roman"/>
-          <w:sz w:val="24"/>
-        </w:rPr>
-        <w:t xml:space="preserve">Господи, помилуй </w:t>
-      </w:r>
-      <w:r>
-        <w:rPr>
-          <w:rFonts w:ascii="Times New Roman" w:hAnsi="Times New Roman"/>
-          <w:i/>
-          <w:color w:val="FF0000"/>
-          <w:sz w:val="24"/>
-        </w:rPr>
-        <w:t>(40 р.)</w:t>
-      </w:r>
-      <w:r>
-        <w:rPr>
-          <w:rFonts w:ascii="Times New Roman" w:hAnsi="Times New Roman"/>
-          <w:sz w:val="24"/>
-        </w:rPr>
-        <w:t>.</w:t>
-      </w:r>
-    </w:p>
-    <w:p>
-      <w:pPr>
-        <w:spacing w:line="240" w:lineRule="auto"/>
-        <w:rPr>
-          <w:rFonts w:ascii="Times New Roman" w:hAnsi="Times New Roman"/>
-          <w:i/>
-          <w:color w:val="FF0000"/>
-          <w:sz w:val="24"/>
-        </w:rPr>
-      </w:pPr>
-      <w:r>
-        <w:rPr>
-          <w:rFonts w:ascii="Times New Roman" w:hAnsi="Times New Roman"/>
-          <w:sz w:val="24"/>
-        </w:rPr>
-        <w:t xml:space="preserve">Ти, що повсякчас і кожної години на небі й на землі приймаєш поклін і славу, Боже добрий, довготерпеливий й многомилостивий, що праведних любиш, і грішних милуєш, і всіх кличеш до спасіння, заради обіцянки майбутніх благ! Прийми, Господи, в цю хвилину й наші молитви і спрямуй життя наше до твоїх заповідей. Душі наші освяти, тіла очисти, думки наші направ, розум очисти й протверези, і визволь нас від усякої скорботи, лиха й слабування. Захисти нас святими ангелами твоїми, щоб ми, їх охороною збережені й напоумлені, осягнули єдність віри та зрозуміння неприступної твоєї слави, бо ти благословенний на віки </w:t>
-      </w:r>
-      <w:r>
-        <w:rPr>
-          <w:rFonts w:ascii="Times New Roman" w:hAnsi="Times New Roman"/>
-          <w:sz w:val="24"/>
-        </w:rPr>
-        <w:t>віків.</w:t>
-      </w:r>
-    </w:p>
-    <w:p>
-      <w:pPr>
-        <w:spacing w:line="240" w:lineRule="auto"/>
-        <w:rPr>
-          <w:rFonts w:ascii="Times New Roman" w:hAnsi="Times New Roman"/>
-          <w:sz w:val="24"/>
-        </w:rPr>
-      </w:pPr>
-      <w:r>
-        <w:rPr>
-          <w:rFonts w:ascii="Times New Roman" w:hAnsi="Times New Roman"/>
-          <w:i/>
-          <w:color w:val="FF0000"/>
-          <w:sz w:val="24"/>
-        </w:rPr>
+          <w:sz w:val="24"/>
+        </w:rPr>
+        <w:t xml:space="preserve"> над нами кожного часу, </w:t>
+      </w:r>
+      <w:proofErr w:type="spellStart"/>
+      <w:r>
+        <w:rPr>
+          <w:rFonts w:ascii="Times New Roman" w:hAnsi="Times New Roman"/>
+          <w:sz w:val="24"/>
+        </w:rPr>
+        <w:t>утішенням</w:t>
+      </w:r>
+      <w:proofErr w:type="spellEnd"/>
+      <w:r>
+        <w:rPr>
+          <w:rFonts w:ascii="Times New Roman" w:hAnsi="Times New Roman"/>
+          <w:sz w:val="24"/>
+        </w:rPr>
+        <w:t xml:space="preserve"> Святого твого Духа. Благословимо тебе, бо Ти спас нас і в час цей, в який благодать Святого Духа на чистих апостолів Твоїх щедро зіслав єси. Прийми молитви всіх нас і спрямуй у час цей думки наші до духовного, щоб ми ходили в Дусі, а не в пожаданнях плоті, силою єдинородного Сина Твого, якому з Тобою належить слава і похвала, честь і прослава з Ним і з Святим Духом навіки віків.</w:t>
+      </w:r>
+      <w:r>
+        <w:rPr>
+          <w:rFonts w:ascii="Times New Roman" w:hAnsi="Times New Roman"/>
+          <w:i/>
+          <w:color w:val="FF0000"/>
+          <w:sz w:val="24"/>
+        </w:rPr>
+        <w:t xml:space="preserve"> </w:t>
+      </w:r>
+    </w:p>
+    <w:p>
+      <w:pPr>
+        <w:spacing w:line="240" w:lineRule="auto"/>
+        <w:rPr>
+          <w:rFonts w:ascii="Times New Roman" w:hAnsi="Times New Roman"/>
+          <w:sz w:val="24"/>
+        </w:rPr>
+      </w:pPr>
+      <w:r>
+        <w:rPr>
+          <w:rFonts w:ascii="Times New Roman" w:hAnsi="Times New Roman"/>
+          <w:i/>
+          <w:color w:val="FF0000"/>
+          <w:sz w:val="24"/>
+        </w:rPr>
+        <w:lastRenderedPageBreak/>
         <w:t xml:space="preserve">Вірні: </w:t>
       </w:r>
       <w:r>
@@ -4365,99 +5269,50 @@
         </w:rPr>
         <w:t>Амінь.</w:t>
       </w:r>
-    </w:p>
-    <w:p>
-      <w:pPr>
-        <w:spacing w:line="240" w:lineRule="auto"/>
-        <w:rPr>
-          <w:rFonts w:ascii="Times New Roman" w:hAnsi="Times New Roman"/>
-          <w:sz w:val="24"/>
-        </w:rPr>
-      </w:pPr>
-      <w:r>
-        <w:rPr>
-          <w:rFonts w:ascii="Times New Roman" w:hAnsi="Times New Roman"/>
-          <w:sz w:val="24"/>
-        </w:rPr>
-        <w:t xml:space="preserve">Господи, помилуй </w:t>
-      </w:r>
-      <w:r>
-        <w:rPr>
-          <w:rFonts w:ascii="Times New Roman" w:hAnsi="Times New Roman"/>
-          <w:i/>
-          <w:color w:val="FF0000"/>
-          <w:sz w:val="24"/>
-        </w:rPr>
-        <w:t>(3 р.)</w:t>
-      </w:r>
-      <w:r>
-        <w:rPr>
-          <w:rFonts w:ascii="Times New Roman" w:hAnsi="Times New Roman"/>
-          <w:sz w:val="24"/>
-        </w:rPr>
-        <w:t>.</w:t>
-      </w:r>
-    </w:p>
-    <w:p>
-      <w:pPr>
-        <w:spacing w:line="240" w:lineRule="auto"/>
-        <w:rPr>
-          <w:rFonts w:ascii="Times New Roman" w:hAnsi="Times New Roman"/>
-          <w:sz w:val="24"/>
-        </w:rPr>
-      </w:pPr>
-      <w:r>
-        <w:rPr>
-          <w:rFonts w:ascii="Times New Roman" w:hAnsi="Times New Roman"/>
-          <w:sz w:val="24"/>
-        </w:rPr>
-        <w:t xml:space="preserve">Слава Отцю, і Сину, і Святому Духові,* і нині і повсякчас, і на віки </w:t>
-      </w:r>
-      <w:r>
-        <w:rPr>
-          <w:rFonts w:ascii="Times New Roman" w:hAnsi="Times New Roman"/>
-          <w:sz w:val="24"/>
-        </w:rPr>
-        <w:t>віків.</w:t>
-      </w:r>
-      <w:r>
-        <w:rPr>
-          <w:rFonts w:ascii="Times New Roman" w:hAnsi="Times New Roman"/>
-          <w:sz w:val="24"/>
-        </w:rPr>
-        <w:t xml:space="preserve"> Амінь.</w:t>
-      </w:r>
-    </w:p>
-    <w:p>
-      <w:pPr>
-        <w:spacing w:line="240" w:lineRule="auto"/>
-        <w:rPr>
-          <w:rFonts w:ascii="Times New Roman" w:hAnsi="Times New Roman"/>
-          <w:sz w:val="24"/>
-        </w:rPr>
-      </w:pPr>
-      <w:r>
-        <w:rPr>
-          <w:rFonts w:ascii="Times New Roman" w:hAnsi="Times New Roman"/>
-          <w:sz w:val="24"/>
-        </w:rPr>
-        <w:t>Чеснішу від херувимів і незрівнянно славнішу і від серафимів,* що без зотління Бога Слово породила,* сущу Богородицю, тебе величаємо.</w:t>
-      </w:r>
-    </w:p>
-    <w:p>
-      <w:pPr>
-        <w:spacing w:line="240" w:lineRule="auto"/>
-        <w:rPr>
-          <w:rFonts w:ascii="Times New Roman" w:hAnsi="Times New Roman"/>
-          <w:sz w:val="24"/>
-        </w:rPr>
-      </w:pPr>
-      <w:r>
-        <w:rPr>
-          <w:rFonts w:ascii="Times New Roman" w:hAnsi="Times New Roman"/>
-          <w:sz w:val="24"/>
-        </w:rPr>
-        <w:t>Іменем Господнім благослови, отче!</w:t>
+      <w:r>
+        <w:rPr>
+          <w:rFonts w:ascii="Times New Roman" w:hAnsi="Times New Roman"/>
+          <w:i/>
+          <w:color w:val="FF0000"/>
+          <w:sz w:val="24"/>
+        </w:rPr>
+        <w:t>]</w:t>
+      </w:r>
+    </w:p>
+    <w:p>
+      <w:pPr>
+        <w:spacing w:line="240" w:lineRule="auto"/>
+        <w:rPr>
+          <w:rFonts w:ascii="Times New Roman" w:hAnsi="Times New Roman"/>
+          <w:i/>
+          <w:color w:val="FF0000"/>
+          <w:sz w:val="24"/>
+        </w:rPr>
+      </w:pPr>
+      <w:r>
+        <w:rPr>
+          <w:rFonts w:ascii="Times New Roman" w:hAnsi="Times New Roman"/>
+          <w:i/>
+          <w:color w:val="FF0000"/>
+          <w:sz w:val="24"/>
+        </w:rPr>
+        <w:t xml:space="preserve">Якщо беремо наступний Час, починаємо від: </w:t>
+      </w:r>
+      <w:r>
+        <w:rPr>
+          <w:rFonts w:ascii="Times New Roman" w:hAnsi="Times New Roman"/>
+          <w:sz w:val="24"/>
+        </w:rPr>
+        <w:t>Прийдіте, поклонімся</w:t>
+      </w:r>
+      <w:r>
+        <w:rPr>
+          <w:rFonts w:ascii="Times New Roman" w:hAnsi="Times New Roman"/>
+          <w:i/>
+          <w:color w:val="FF0000"/>
+          <w:sz w:val="24"/>
+        </w:rPr>
+        <w:t>; якщо ні, закінчуємо так:</w:t>
       </w:r>
     </w:p>
     <w:p>
@@ -4482,7 +5337,7 @@
           <w:rFonts w:ascii="Times New Roman" w:hAnsi="Times New Roman"/>
           <w:sz w:val="24"/>
         </w:rPr>
-        <w:t>Молитвами святих отців наших, Господи Ісусе Христе Сине Божий, помилуй нас.</w:t>
+        <w:t>Слава тобі, Христе Боже, надіє наша, слава тобі!</w:t>
       </w:r>
     </w:p>
     <w:p>
@@ -4507,225 +5362,21 @@
           <w:rFonts w:ascii="Times New Roman" w:hAnsi="Times New Roman"/>
           <w:sz w:val="24"/>
         </w:rPr>
-        <w:t>Амінь.</w:t>
-      </w:r>
-    </w:p>
-    <w:p>
-      <w:pPr>
-        <w:spacing w:line="240" w:lineRule="auto"/>
-        <w:jc w:val="center"/>
-        <w:rPr>
-          <w:rFonts w:ascii="Times New Roman" w:hAnsi="Times New Roman"/>
-          <w:b/>
-          <w:i/>
-          <w:sz w:val="24"/>
-        </w:rPr>
-      </w:pPr>
-      <w:r>
-        <w:rPr>
-          <w:rFonts w:ascii="Times New Roman" w:hAnsi="Times New Roman"/>
-          <w:b/>
-          <w:i/>
-          <w:color w:val="FF0000"/>
-          <w:sz w:val="24"/>
-        </w:rPr>
-        <w:t>Молитва на Час 3-ій</w:t>
-      </w:r>
-    </w:p>
-    <w:p>
-      <w:pPr>
-        <w:spacing w:line="240" w:lineRule="auto"/>
-        <w:rPr>
-          <w:rFonts w:ascii="Times New Roman" w:hAnsi="Times New Roman"/>
-          <w:i/>
-          <w:color w:val="FF0000"/>
-          <w:sz w:val="24"/>
-        </w:rPr>
-      </w:pPr>
-      <w:r>
-        <w:rPr>
-          <w:rFonts w:ascii="Times New Roman" w:hAnsi="Times New Roman"/>
-          <w:sz w:val="24"/>
-        </w:rPr>
-        <w:t xml:space="preserve">Владико, Боже, Отче вседержителю, Господи Сину єдинородний, Ісусе Христе і Святий Душе – єдине Божество і єдина сило! Помилуй мене грішного і, якими задумами знаєш, спаси мене недостойного слугу твого, бо ти благословенний на віки </w:t>
-      </w:r>
-      <w:r>
-        <w:rPr>
-          <w:rFonts w:ascii="Times New Roman" w:hAnsi="Times New Roman"/>
-          <w:sz w:val="24"/>
-        </w:rPr>
-        <w:t>віків.</w:t>
-      </w:r>
-    </w:p>
-    <w:p>
-      <w:pPr>
-        <w:spacing w:line="240" w:lineRule="auto"/>
-        <w:rPr>
-          <w:rFonts w:ascii="Times New Roman" w:hAnsi="Times New Roman"/>
-          <w:sz w:val="24"/>
-        </w:rPr>
-      </w:pPr>
-      <w:r>
-        <w:rPr>
-          <w:rFonts w:ascii="Times New Roman" w:hAnsi="Times New Roman"/>
-          <w:i/>
-          <w:color w:val="FF0000"/>
-          <w:sz w:val="24"/>
-        </w:rPr>
-        <w:t xml:space="preserve">Вірні: </w:t>
-      </w:r>
-      <w:r>
-        <w:rPr>
-          <w:rFonts w:ascii="Times New Roman" w:hAnsi="Times New Roman"/>
-          <w:sz w:val="24"/>
-        </w:rPr>
-        <w:t>Амінь.</w:t>
-      </w:r>
-    </w:p>
-    <w:p>
-      <w:pPr>
-        <w:spacing w:line="240" w:lineRule="auto"/>
-        <w:rPr>
-          <w:rFonts w:ascii="Times New Roman" w:hAnsi="Times New Roman"/>
-          <w:sz w:val="24"/>
-        </w:rPr>
-      </w:pPr>
-      <w:r>
-        <w:rPr>
-          <w:rFonts w:ascii="Times New Roman" w:hAnsi="Times New Roman"/>
-          <w:i/>
-          <w:color w:val="FF0000"/>
-          <w:sz w:val="24"/>
-        </w:rPr>
-        <w:lastRenderedPageBreak/>
-        <w:t>[У давніх часословах замість цієї молитви є інша:</w:t>
-      </w:r>
-      <w:r>
-        <w:rPr>
-          <w:rFonts w:ascii="Times New Roman" w:hAnsi="Times New Roman"/>
-          <w:sz w:val="24"/>
-        </w:rPr>
-        <w:t xml:space="preserve"> Боже благодаті, ти змилосерджуєшся над нами кожного часу, утішенням Святого твого Духа. Благословимо тебе, бо Ти спас нас і в час цей, в який благодать Святого Духа на чистих апостолів Твоїх щедро зіслав єси. Прийми молитви всіх нас і спрямуй у час цей думки наші до духовного, щоб ми ходили в Дусі, а не в пожаданнях плоті, силою єдинородного Сина Твого, якому з Тобою належить слава і похвала, честь і прослава з Ним і з Святим Духом навіки віків.</w:t>
-      </w:r>
-    </w:p>
-    <w:p>
-      <w:pPr>
-        <w:spacing w:line="240" w:lineRule="auto"/>
-        <w:rPr>
-          <w:rFonts w:ascii="Times New Roman" w:hAnsi="Times New Roman"/>
-          <w:sz w:val="24"/>
-        </w:rPr>
-      </w:pPr>
-      <w:r>
-        <w:rPr>
-          <w:rFonts w:ascii="Times New Roman" w:hAnsi="Times New Roman"/>
-          <w:i/>
-          <w:color w:val="FF0000"/>
-          <w:sz w:val="24"/>
-        </w:rPr>
-        <w:t xml:space="preserve">Вірні: </w:t>
-      </w:r>
-      <w:r>
-        <w:rPr>
-          <w:rFonts w:ascii="Times New Roman" w:hAnsi="Times New Roman"/>
-          <w:sz w:val="24"/>
-        </w:rPr>
-        <w:t>Амінь.</w:t>
-      </w:r>
-      <w:r>
-        <w:rPr>
-          <w:rFonts w:ascii="Times New Roman" w:hAnsi="Times New Roman"/>
-          <w:i/>
-          <w:color w:val="FF0000"/>
-          <w:sz w:val="24"/>
-        </w:rPr>
-        <w:t>]</w:t>
-      </w:r>
-    </w:p>
-    <w:p>
-      <w:pPr>
-        <w:spacing w:line="240" w:lineRule="auto"/>
-        <w:rPr>
-          <w:rFonts w:ascii="Times New Roman" w:hAnsi="Times New Roman"/>
-          <w:i/>
-          <w:color w:val="FF0000"/>
-          <w:sz w:val="24"/>
-        </w:rPr>
-      </w:pPr>
-      <w:r>
-        <w:rPr>
-          <w:rFonts w:ascii="Times New Roman" w:hAnsi="Times New Roman"/>
-          <w:i/>
-          <w:color w:val="FF0000"/>
-          <w:sz w:val="24"/>
-        </w:rPr>
-        <w:t xml:space="preserve">Якщо беремо наступний Час, починаємо від: </w:t>
-      </w:r>
-      <w:r>
-        <w:rPr>
-          <w:rFonts w:ascii="Times New Roman" w:hAnsi="Times New Roman"/>
-          <w:sz w:val="24"/>
-        </w:rPr>
-        <w:t>Прийдіте, поклонімся</w:t>
-      </w:r>
-      <w:r>
-        <w:rPr>
-          <w:rFonts w:ascii="Times New Roman" w:hAnsi="Times New Roman"/>
-          <w:i/>
-          <w:color w:val="FF0000"/>
-          <w:sz w:val="24"/>
-        </w:rPr>
-        <w:t>; якщо ні, закінчуємо так:</w:t>
-      </w:r>
-    </w:p>
-    <w:p>
-      <w:pPr>
-        <w:spacing w:line="240" w:lineRule="auto"/>
-        <w:rPr>
-          <w:rFonts w:ascii="Times New Roman" w:hAnsi="Times New Roman"/>
-          <w:sz w:val="24"/>
-        </w:rPr>
-      </w:pPr>
-      <w:r>
-        <w:rPr>
-          <w:rFonts w:ascii="Times New Roman" w:hAnsi="Times New Roman"/>
-          <w:i/>
-          <w:color w:val="FF0000"/>
-          <w:sz w:val="24"/>
-        </w:rPr>
-        <w:t xml:space="preserve">Священик: </w:t>
-      </w:r>
-      <w:r>
-        <w:rPr>
-          <w:rFonts w:ascii="Times New Roman" w:hAnsi="Times New Roman"/>
-          <w:sz w:val="24"/>
-        </w:rPr>
-        <w:t>Слава тобі, Христе Боже, надіє наша, слава тобі!</w:t>
-      </w:r>
-    </w:p>
-    <w:p>
-      <w:pPr>
-        <w:spacing w:line="240" w:lineRule="auto"/>
-        <w:rPr>
-          <w:rFonts w:ascii="Times New Roman" w:hAnsi="Times New Roman"/>
-          <w:sz w:val="24"/>
-        </w:rPr>
-      </w:pPr>
-      <w:r>
-        <w:rPr>
-          <w:rFonts w:ascii="Times New Roman" w:hAnsi="Times New Roman"/>
-          <w:i/>
-          <w:color w:val="FF0000"/>
-          <w:sz w:val="24"/>
-        </w:rPr>
-        <w:t xml:space="preserve">Вірні: </w:t>
-      </w:r>
-      <w:r>
-        <w:rPr>
-          <w:rFonts w:ascii="Times New Roman" w:hAnsi="Times New Roman"/>
-          <w:sz w:val="24"/>
-        </w:rPr>
-        <w:t xml:space="preserve">Слава Отцю, і Сину, і Святому Духові,* і нині і повсякчас, і на віки </w:t>
+        <w:t xml:space="preserve">Слава Отцю, і Сину, і Святому Духові,* </w:t>
+      </w:r>
+      <w:r>
+        <w:rPr>
+          <w:rFonts w:ascii="Times New Roman" w:hAnsi="Times New Roman"/>
+          <w:sz w:val="24"/>
+        </w:rPr>
+        <w:t>і нині, і повсякчас</w:t>
+      </w:r>
+      <w:r>
+        <w:rPr>
+          <w:rFonts w:ascii="Times New Roman" w:hAnsi="Times New Roman"/>
+          <w:sz w:val="24"/>
+        </w:rPr>
+        <w:t xml:space="preserve">, і на віки </w:t>
       </w:r>
       <w:r>
         <w:rPr>
@@ -4973,7 +5624,21 @@
           <w:rFonts w:ascii="Times New Roman" w:hAnsi="Times New Roman"/>
           <w:sz w:val="24"/>
         </w:rPr>
-        <w:t xml:space="preserve">Слава Отцю, і Сину, і Святому Духові,* і нині і повсякчас, і на віки </w:t>
+        <w:t xml:space="preserve">Слава Отцю, і Сину, і Святому Духові,* </w:t>
+      </w:r>
+      <w:r>
+        <w:rPr>
+          <w:rFonts w:ascii="Times New Roman" w:hAnsi="Times New Roman"/>
+          <w:sz w:val="24"/>
+        </w:rPr>
+        <w:t>і нині, і повсякчас</w:t>
+      </w:r>
+      <w:r>
+        <w:rPr>
+          <w:rFonts w:ascii="Times New Roman" w:hAnsi="Times New Roman"/>
+          <w:sz w:val="24"/>
+        </w:rPr>
+        <w:t xml:space="preserve">, і на віки </w:t>
       </w:r>
       <w:r>
         <w:rPr>
@@ -5003,7 +5668,55 @@
           <w:rFonts w:ascii="Times New Roman" w:hAnsi="Times New Roman"/>
           <w:sz w:val="24"/>
         </w:rPr>
-        <w:t>Пресвята Тройце, помилуй нас;* Господи, очисти гріхи наші;* Владико, прости беззаконня наші;* Святий, завітай і зціли немочі наші імени твого ради.</w:t>
+        <w:t xml:space="preserve">Пресвята </w:t>
+      </w:r>
+      <w:proofErr w:type="spellStart"/>
+      <w:r>
+        <w:rPr>
+          <w:rFonts w:ascii="Times New Roman" w:hAnsi="Times New Roman"/>
+          <w:sz w:val="24"/>
+        </w:rPr>
+        <w:t>Тройце</w:t>
+      </w:r>
+      <w:proofErr w:type="spellEnd"/>
+      <w:r>
+        <w:rPr>
+          <w:rFonts w:ascii="Times New Roman" w:hAnsi="Times New Roman"/>
+          <w:sz w:val="24"/>
+        </w:rPr>
+        <w:t xml:space="preserve">, помилуй нас;* Господи, очисти гріхи наші;* Владико, прости беззаконня наші;* Святий, завітай і зціли </w:t>
+      </w:r>
+      <w:proofErr w:type="spellStart"/>
+      <w:r>
+        <w:rPr>
+          <w:rFonts w:ascii="Times New Roman" w:hAnsi="Times New Roman"/>
+          <w:sz w:val="24"/>
+        </w:rPr>
+        <w:t>немочі</w:t>
+      </w:r>
+      <w:proofErr w:type="spellEnd"/>
+      <w:r>
+        <w:rPr>
+          <w:rFonts w:ascii="Times New Roman" w:hAnsi="Times New Roman"/>
+          <w:sz w:val="24"/>
+        </w:rPr>
+        <w:t xml:space="preserve"> наші </w:t>
+      </w:r>
+      <w:proofErr w:type="spellStart"/>
+      <w:r>
+        <w:rPr>
+          <w:rFonts w:ascii="Times New Roman" w:hAnsi="Times New Roman"/>
+          <w:sz w:val="24"/>
+        </w:rPr>
+        <w:t>імени</w:t>
+      </w:r>
+      <w:proofErr w:type="spellEnd"/>
+      <w:r>
+        <w:rPr>
+          <w:rFonts w:ascii="Times New Roman" w:hAnsi="Times New Roman"/>
+          <w:sz w:val="24"/>
+        </w:rPr>
+        <w:t xml:space="preserve"> твого ради.</w:t>
       </w:r>
     </w:p>
     <w:p>
@@ -5632,23 +6345,55 @@
           <w:rFonts w:ascii="Times New Roman" w:hAnsi="Times New Roman"/>
           <w:sz w:val="24"/>
         </w:rPr>
-        <w:t>Нехай смерть поб'є їх! Нехай зійдуть живими в шеол!* − бо лиш підлота в їхніх домах і посеред них.</w:t>
-      </w:r>
-    </w:p>
-    <w:p>
-      <w:pPr>
-        <w:spacing w:line="240" w:lineRule="auto"/>
-        <w:rPr>
-          <w:rFonts w:ascii="Times New Roman" w:hAnsi="Times New Roman"/>
-          <w:sz w:val="24"/>
-        </w:rPr>
-      </w:pPr>
-      <w:r>
-        <w:rPr>
-          <w:rFonts w:ascii="Times New Roman" w:hAnsi="Times New Roman"/>
-          <w:sz w:val="24"/>
-        </w:rPr>
-        <w:t xml:space="preserve">Я ж візву до Бога,* і Господь мене врятує. </w:t>
+        <w:t xml:space="preserve">Нехай смерть поб'є їх! Нехай зійдуть живими в </w:t>
+      </w:r>
+      <w:proofErr w:type="spellStart"/>
+      <w:r>
+        <w:rPr>
+          <w:rFonts w:ascii="Times New Roman" w:hAnsi="Times New Roman"/>
+          <w:sz w:val="24"/>
+        </w:rPr>
+        <w:t>шеол</w:t>
+      </w:r>
+      <w:proofErr w:type="spellEnd"/>
+      <w:r>
+        <w:rPr>
+          <w:rFonts w:ascii="Times New Roman" w:hAnsi="Times New Roman"/>
+          <w:sz w:val="24"/>
+        </w:rPr>
+        <w:t>!* − бо лиш підлота в їхніх домах і посеред них.</w:t>
+      </w:r>
+    </w:p>
+    <w:p>
+      <w:pPr>
+        <w:spacing w:line="240" w:lineRule="auto"/>
+        <w:rPr>
+          <w:rFonts w:ascii="Times New Roman" w:hAnsi="Times New Roman"/>
+          <w:sz w:val="24"/>
+        </w:rPr>
+      </w:pPr>
+      <w:r>
+        <w:rPr>
+          <w:rFonts w:ascii="Times New Roman" w:hAnsi="Times New Roman"/>
+          <w:sz w:val="24"/>
+        </w:rPr>
+        <w:t xml:space="preserve">Я ж </w:t>
+      </w:r>
+      <w:proofErr w:type="spellStart"/>
+      <w:r>
+        <w:rPr>
+          <w:rFonts w:ascii="Times New Roman" w:hAnsi="Times New Roman"/>
+          <w:sz w:val="24"/>
+        </w:rPr>
+        <w:t>візву</w:t>
+      </w:r>
+      <w:proofErr w:type="spellEnd"/>
+      <w:r>
+        <w:rPr>
+          <w:rFonts w:ascii="Times New Roman" w:hAnsi="Times New Roman"/>
+          <w:sz w:val="24"/>
+        </w:rPr>
+        <w:t xml:space="preserve"> до Бога,* і Господь мене врятує. </w:t>
       </w:r>
     </w:p>
     <w:p>
@@ -5723,44 +6468,78 @@
           <w:sz w:val="24"/>
         </w:rPr>
       </w:pPr>
-      <w:r>
-        <w:rPr>
-          <w:rFonts w:ascii="Times New Roman" w:hAnsi="Times New Roman"/>
-          <w:sz w:val="24"/>
-        </w:rPr>
-        <w:t>Масніші від сметани його губи, серце ж його завжди готове до бійки,* слова його ніжніші від оливи, але вони – мечі вийняті з піхви.</w:t>
-      </w:r>
-    </w:p>
-    <w:p>
-      <w:pPr>
-        <w:spacing w:line="240" w:lineRule="auto"/>
-        <w:rPr>
-          <w:rFonts w:ascii="Times New Roman" w:hAnsi="Times New Roman"/>
-          <w:sz w:val="24"/>
-        </w:rPr>
-      </w:pPr>
-      <w:r>
-        <w:rPr>
-          <w:rFonts w:ascii="Times New Roman" w:hAnsi="Times New Roman"/>
-          <w:sz w:val="24"/>
-        </w:rPr>
-        <w:t>Залиши на Господа твою турботу і він тебе підтримає;* повіки не допустить, щоб справедливий захитався.</w:t>
-      </w:r>
-    </w:p>
-    <w:p>
-      <w:pPr>
-        <w:spacing w:line="240" w:lineRule="auto"/>
-        <w:rPr>
-          <w:rFonts w:ascii="Times New Roman" w:hAnsi="Times New Roman"/>
-          <w:sz w:val="24"/>
-        </w:rPr>
-      </w:pPr>
-      <w:r>
-        <w:rPr>
-          <w:rFonts w:ascii="Times New Roman" w:hAnsi="Times New Roman"/>
-          <w:sz w:val="24"/>
-        </w:rPr>
-        <w:t>І ти, Боже, зведеш у яму тління їх.* Кровожерні та лукаві не доживуть до половини віку свого; я ж, Господи, надіюся на тебе!</w:t>
+      <w:proofErr w:type="spellStart"/>
+      <w:r>
+        <w:rPr>
+          <w:rFonts w:ascii="Times New Roman" w:hAnsi="Times New Roman"/>
+          <w:sz w:val="24"/>
+        </w:rPr>
+        <w:t>Масніші</w:t>
+      </w:r>
+      <w:proofErr w:type="spellEnd"/>
+      <w:r>
+        <w:rPr>
+          <w:rFonts w:ascii="Times New Roman" w:hAnsi="Times New Roman"/>
+          <w:sz w:val="24"/>
+        </w:rPr>
+        <w:t xml:space="preserve"> від сметани його губи, серце ж його завжди готове до бійки,* слова його ніжніші від оливи, але вони – мечі вийняті з піхви.</w:t>
+      </w:r>
+    </w:p>
+    <w:p>
+      <w:pPr>
+        <w:spacing w:line="240" w:lineRule="auto"/>
+        <w:rPr>
+          <w:rFonts w:ascii="Times New Roman" w:hAnsi="Times New Roman"/>
+          <w:sz w:val="24"/>
+        </w:rPr>
+      </w:pPr>
+      <w:proofErr w:type="spellStart"/>
+      <w:r>
+        <w:rPr>
+          <w:rFonts w:ascii="Times New Roman" w:hAnsi="Times New Roman"/>
+          <w:sz w:val="24"/>
+        </w:rPr>
+        <w:t>Залиши</w:t>
+      </w:r>
+      <w:proofErr w:type="spellEnd"/>
+      <w:r>
+        <w:rPr>
+          <w:rFonts w:ascii="Times New Roman" w:hAnsi="Times New Roman"/>
+          <w:sz w:val="24"/>
+        </w:rPr>
+        <w:t xml:space="preserve"> на Господа твою турботу і він тебе підтримає;* повіки не допустить, щоб справедливий захитався.</w:t>
+      </w:r>
+    </w:p>
+    <w:p>
+      <w:pPr>
+        <w:spacing w:line="240" w:lineRule="auto"/>
+        <w:rPr>
+          <w:rFonts w:ascii="Times New Roman" w:hAnsi="Times New Roman"/>
+          <w:sz w:val="24"/>
+        </w:rPr>
+      </w:pPr>
+      <w:r>
+        <w:rPr>
+          <w:rFonts w:ascii="Times New Roman" w:hAnsi="Times New Roman"/>
+          <w:sz w:val="24"/>
+        </w:rPr>
+        <w:t xml:space="preserve">І ти, Боже, зведеш у яму тління їх.* Кровожерні та лукаві не </w:t>
+      </w:r>
+      <w:proofErr w:type="spellStart"/>
+      <w:r>
+        <w:rPr>
+          <w:rFonts w:ascii="Times New Roman" w:hAnsi="Times New Roman"/>
+          <w:sz w:val="24"/>
+        </w:rPr>
+        <w:t>доживуть</w:t>
+      </w:r>
+      <w:proofErr w:type="spellEnd"/>
+      <w:r>
+        <w:rPr>
+          <w:rFonts w:ascii="Times New Roman" w:hAnsi="Times New Roman"/>
+          <w:sz w:val="24"/>
+        </w:rPr>
+        <w:t xml:space="preserve"> до половини віку свого; я ж, Господи, надіюся на тебе!</w:t>
       </w:r>
     </w:p>
     <w:p>
@@ -5844,7 +6623,23 @@
           <w:rFonts w:ascii="Times New Roman" w:hAnsi="Times New Roman"/>
           <w:sz w:val="24"/>
         </w:rPr>
-        <w:t>Він тебе покриє крилами своїми, і ти втечеш під його крила;* щит і забороло − його вірність.</w:t>
+        <w:t xml:space="preserve">Він тебе </w:t>
+      </w:r>
+      <w:proofErr w:type="spellStart"/>
+      <w:r>
+        <w:rPr>
+          <w:rFonts w:ascii="Times New Roman" w:hAnsi="Times New Roman"/>
+          <w:sz w:val="24"/>
+        </w:rPr>
+        <w:t>покриє</w:t>
+      </w:r>
+      <w:proofErr w:type="spellEnd"/>
+      <w:r>
+        <w:rPr>
+          <w:rFonts w:ascii="Times New Roman" w:hAnsi="Times New Roman"/>
+          <w:sz w:val="24"/>
+        </w:rPr>
+        <w:t xml:space="preserve"> крилами своїми, і ти втечеш під його крила;* щит і забороло − його вірність.</w:t>
       </w:r>
     </w:p>
     <w:p>
@@ -5892,7 +6687,23 @@
           <w:rFonts w:ascii="Times New Roman" w:hAnsi="Times New Roman"/>
           <w:sz w:val="24"/>
         </w:rPr>
-        <w:t>Нехай і тисяча впаде біля тебе, і десять тисяч праворуч від тебе,* – до тебе не підійде.</w:t>
+        <w:t xml:space="preserve">Нехай і тисяча впаде біля тебе, і десять тисяч праворуч від тебе,* – до тебе не </w:t>
+      </w:r>
+      <w:proofErr w:type="spellStart"/>
+      <w:r>
+        <w:rPr>
+          <w:rFonts w:ascii="Times New Roman" w:hAnsi="Times New Roman"/>
+          <w:sz w:val="24"/>
+        </w:rPr>
+        <w:t>підійде</w:t>
+      </w:r>
+      <w:proofErr w:type="spellEnd"/>
+      <w:r>
+        <w:rPr>
+          <w:rFonts w:ascii="Times New Roman" w:hAnsi="Times New Roman"/>
+          <w:sz w:val="24"/>
+        </w:rPr>
+        <w:t>.</w:t>
       </w:r>
     </w:p>
     <w:p>
@@ -5941,7 +6752,23 @@
           <w:rFonts w:ascii="Times New Roman" w:hAnsi="Times New Roman"/>
           <w:sz w:val="24"/>
         </w:rPr>
-        <w:t>Ніяке лихо до тебе не приступить,* ніяка кара не підійде близько намету твого.</w:t>
+        <w:t xml:space="preserve">Ніяке лихо до тебе не приступить,* ніяка кара не </w:t>
+      </w:r>
+      <w:proofErr w:type="spellStart"/>
+      <w:r>
+        <w:rPr>
+          <w:rFonts w:ascii="Times New Roman" w:hAnsi="Times New Roman"/>
+          <w:sz w:val="24"/>
+        </w:rPr>
+        <w:t>підійде</w:t>
+      </w:r>
+      <w:proofErr w:type="spellEnd"/>
+      <w:r>
+        <w:rPr>
+          <w:rFonts w:ascii="Times New Roman" w:hAnsi="Times New Roman"/>
+          <w:sz w:val="24"/>
+        </w:rPr>
+        <w:t xml:space="preserve"> близько намету твого.</w:t>
       </w:r>
     </w:p>
     <w:p>
@@ -5989,39 +6816,80 @@
           <w:rFonts w:ascii="Times New Roman" w:hAnsi="Times New Roman"/>
           <w:sz w:val="24"/>
         </w:rPr>
-        <w:t>На гада й змія будеш наступати,* розтопчеш лева й дракона.</w:t>
-      </w:r>
-    </w:p>
-    <w:p>
-      <w:pPr>
-        <w:spacing w:line="240" w:lineRule="auto"/>
-        <w:rPr>
-          <w:rFonts w:ascii="Times New Roman" w:hAnsi="Times New Roman"/>
-          <w:sz w:val="24"/>
-        </w:rPr>
-      </w:pPr>
-      <w:r>
-        <w:rPr>
-          <w:rFonts w:ascii="Times New Roman" w:hAnsi="Times New Roman"/>
-          <w:sz w:val="24"/>
-        </w:rPr>
-        <w:t>Тому, що він виявив свою любов до мене, я його врятую;* я вивищу його, бо він знає моє ім'я.</w:t>
-      </w:r>
-    </w:p>
-    <w:p>
-      <w:pPr>
-        <w:spacing w:line="240" w:lineRule="auto"/>
-        <w:rPr>
-          <w:rFonts w:ascii="Times New Roman" w:hAnsi="Times New Roman"/>
-          <w:sz w:val="24"/>
-        </w:rPr>
-      </w:pPr>
-      <w:r>
-        <w:rPr>
-          <w:rFonts w:ascii="Times New Roman" w:hAnsi="Times New Roman"/>
-          <w:sz w:val="24"/>
-        </w:rPr>
-        <w:t>Візве до мене, і я озвусь до нього;* я буду з ним у скруті, я його визволю і його прославлю.</w:t>
+        <w:t xml:space="preserve">На гада й змія будеш наступати,* </w:t>
+      </w:r>
+      <w:proofErr w:type="spellStart"/>
+      <w:r>
+        <w:rPr>
+          <w:rFonts w:ascii="Times New Roman" w:hAnsi="Times New Roman"/>
+          <w:sz w:val="24"/>
+        </w:rPr>
+        <w:t>розтопчеш</w:t>
+      </w:r>
+      <w:proofErr w:type="spellEnd"/>
+      <w:r>
+        <w:rPr>
+          <w:rFonts w:ascii="Times New Roman" w:hAnsi="Times New Roman"/>
+          <w:sz w:val="24"/>
+        </w:rPr>
+        <w:t xml:space="preserve"> лева й дракона.</w:t>
+      </w:r>
+    </w:p>
+    <w:p>
+      <w:pPr>
+        <w:spacing w:line="240" w:lineRule="auto"/>
+        <w:rPr>
+          <w:rFonts w:ascii="Times New Roman" w:hAnsi="Times New Roman"/>
+          <w:sz w:val="24"/>
+        </w:rPr>
+      </w:pPr>
+      <w:r>
+        <w:rPr>
+          <w:rFonts w:ascii="Times New Roman" w:hAnsi="Times New Roman"/>
+          <w:sz w:val="24"/>
+        </w:rPr>
+        <w:t xml:space="preserve">Тому, що він виявив свою любов до мене, я його врятую;* я </w:t>
+      </w:r>
+      <w:proofErr w:type="spellStart"/>
+      <w:r>
+        <w:rPr>
+          <w:rFonts w:ascii="Times New Roman" w:hAnsi="Times New Roman"/>
+          <w:sz w:val="24"/>
+        </w:rPr>
+        <w:t>вивищу</w:t>
+      </w:r>
+      <w:proofErr w:type="spellEnd"/>
+      <w:r>
+        <w:rPr>
+          <w:rFonts w:ascii="Times New Roman" w:hAnsi="Times New Roman"/>
+          <w:sz w:val="24"/>
+        </w:rPr>
+        <w:t xml:space="preserve"> його, бо він знає моє ім'я.</w:t>
+      </w:r>
+    </w:p>
+    <w:p>
+      <w:pPr>
+        <w:spacing w:line="240" w:lineRule="auto"/>
+        <w:rPr>
+          <w:rFonts w:ascii="Times New Roman" w:hAnsi="Times New Roman"/>
+          <w:sz w:val="24"/>
+        </w:rPr>
+      </w:pPr>
+      <w:proofErr w:type="spellStart"/>
+      <w:r>
+        <w:rPr>
+          <w:rFonts w:ascii="Times New Roman" w:hAnsi="Times New Roman"/>
+          <w:sz w:val="24"/>
+        </w:rPr>
+        <w:t>Візве</w:t>
+      </w:r>
+      <w:proofErr w:type="spellEnd"/>
+      <w:r>
+        <w:rPr>
+          <w:rFonts w:ascii="Times New Roman" w:hAnsi="Times New Roman"/>
+          <w:sz w:val="24"/>
+        </w:rPr>
+        <w:t xml:space="preserve"> до мене, і я озвусь до нього;* я буду з ним у скруті, я його визволю і його прославлю.</w:t>
       </w:r>
     </w:p>
     <w:p>
@@ -6056,7 +6924,27 @@
           <w:color w:val="FF0000"/>
           <w:sz w:val="24"/>
         </w:rPr>
-        <w:t>Вірні завершують стихослов’я псалмів:</w:t>
+        <w:t xml:space="preserve">Вірні завершують </w:t>
+      </w:r>
+      <w:proofErr w:type="spellStart"/>
+      <w:r>
+        <w:rPr>
+          <w:rFonts w:ascii="Times New Roman" w:hAnsi="Times New Roman"/>
+          <w:i/>
+          <w:color w:val="FF0000"/>
+          <w:sz w:val="24"/>
+        </w:rPr>
+        <w:t>стихослов’я</w:t>
+      </w:r>
+      <w:proofErr w:type="spellEnd"/>
+      <w:r>
+        <w:rPr>
+          <w:rFonts w:ascii="Times New Roman" w:hAnsi="Times New Roman"/>
+          <w:i/>
+          <w:color w:val="FF0000"/>
+          <w:sz w:val="24"/>
+        </w:rPr>
+        <w:t xml:space="preserve"> псалмів:</w:t>
       </w:r>
     </w:p>
     <w:p>
@@ -6171,112 +7059,301 @@
     </w:p>
     <w:p>
       <w:pPr>
-        <w:pBdr>
-          <w:top w:val="nil"/>
-          <w:left w:val="nil"/>
-          <w:bottom w:val="nil"/>
-          <w:right w:val="nil"/>
-          <w:between w:val="nil"/>
-        </w:pBdr>
-        <w:jc w:val="both"/>
-        <w:rPr>
-          <w:rFonts w:ascii="Times New Roman" w:hAnsi="Times New Roman"/>
-          <w:color w:val="000000"/>
-          <w:sz w:val="24"/>
-          <w:szCs w:val="24"/>
-        </w:rPr>
-      </w:pPr>
-      <w:r>
-        <w:rPr>
-          <w:rFonts w:ascii="Times New Roman" w:hAnsi="Times New Roman"/>
-          <w:i/>
-          <w:color w:val="FF0000"/>
-          <w:sz w:val="24"/>
-          <w:szCs w:val="24"/>
-        </w:rPr>
-        <w:t>Тропар (г. 1):</w:t>
-      </w:r>
-      <w:r>
-        <w:rPr>
-          <w:rFonts w:ascii="Times New Roman" w:hAnsi="Times New Roman"/>
-          <w:color w:val="000000"/>
-          <w:sz w:val="24"/>
-          <w:szCs w:val="24"/>
-        </w:rPr>
-        <w:t xml:space="preserve"> </w:t>
+        <w:spacing w:line="240" w:lineRule="auto"/>
+        <w:rPr>
+          <w:rFonts w:ascii="Times New Roman" w:hAnsi="Times New Roman"/>
+          <w:i/>
+          <w:color w:val="FF0000"/>
+          <w:sz w:val="24"/>
+        </w:rPr>
+      </w:pPr>
+      <w:r>
+        <w:rPr>
+          <w:rFonts w:ascii="Times New Roman" w:hAnsi="Times New Roman"/>
+          <w:i/>
+          <w:color w:val="FF0000"/>
+          <w:sz w:val="24"/>
+        </w:rPr>
+        <w:t xml:space="preserve">Тропар </w:t>
+      </w:r>
+      <w:r>
+        <w:rPr>
+          <w:rFonts w:ascii="Times New Roman" w:hAnsi="Times New Roman"/>
+          <w:i/>
+          <w:color w:val="FF0000"/>
+          <w:sz w:val="24"/>
+        </w:rPr>
+        <w:t>храму</w:t>
+      </w:r>
+    </w:p>
+    <w:p>
+      <w:pPr>
+        <w:spacing w:line="240" w:lineRule="auto"/>
+        <w:rPr>
+          <w:rFonts w:ascii="Times New Roman" w:hAnsi="Times New Roman"/>
+          <w:sz w:val="24"/>
+        </w:rPr>
+      </w:pPr>
+      <w:r>
+        <w:rPr>
+          <w:rFonts w:ascii="Times New Roman" w:hAnsi="Times New Roman"/>
+          <w:sz w:val="24"/>
+        </w:rPr>
+        <w:t xml:space="preserve">І нині, і повсякчас, і на віки </w:t>
+      </w:r>
+      <w:r>
+        <w:rPr>
+          <w:rFonts w:ascii="Times New Roman" w:hAnsi="Times New Roman"/>
+          <w:sz w:val="24"/>
+        </w:rPr>
+        <w:t>віків.</w:t>
+      </w:r>
+      <w:r>
+        <w:rPr>
+          <w:rFonts w:ascii="Times New Roman" w:hAnsi="Times New Roman"/>
+          <w:sz w:val="24"/>
+        </w:rPr>
+        <w:t xml:space="preserve"> Амінь.</w:t>
+      </w:r>
+    </w:p>
+    <w:p>
+      <w:pPr>
+        <w:spacing w:line="240" w:lineRule="auto"/>
+        <w:rPr>
+          <w:rFonts w:ascii="Times New Roman" w:hAnsi="Times New Roman"/>
+          <w:sz w:val="24"/>
+        </w:rPr>
+      </w:pPr>
+      <w:r>
+        <w:rPr>
+          <w:rFonts w:ascii="Times New Roman" w:hAnsi="Times New Roman"/>
+          <w:sz w:val="24"/>
+        </w:rPr>
+        <w:t xml:space="preserve">Тому, що не маємо </w:t>
       </w:r>
       <w:proofErr w:type="spellStart"/>
       <w:r>
         <w:rPr>
           <w:rFonts w:ascii="Times New Roman" w:hAnsi="Times New Roman"/>
-          <w:color w:val="000000"/>
-          <w:sz w:val="24"/>
-          <w:szCs w:val="24"/>
-        </w:rPr>
-        <w:t>Вогнеподібний</w:t>
+          <w:sz w:val="24"/>
+        </w:rPr>
+        <w:t>сміливости</w:t>
       </w:r>
       <w:proofErr w:type="spellEnd"/>
       <w:r>
         <w:rPr>
           <w:rFonts w:ascii="Times New Roman" w:hAnsi="Times New Roman"/>
-          <w:color w:val="000000"/>
-          <w:sz w:val="24"/>
-          <w:szCs w:val="24"/>
-        </w:rPr>
-        <w:t xml:space="preserve"> язик у силі Духа прийнявши,* Слово, що прийшло у плоті, ви всюди проповідували;* Його ради той – у главу усічений, а той – камінням побитий,* і ви є апостольського лику окраса, </w:t>
+          <w:sz w:val="24"/>
+        </w:rPr>
+        <w:t xml:space="preserve"> задля великих гріхів наших,* ти, Богородице Діво, Народженого від тебе благай,* бо вельми могутня молитва Матері до милосердя Владики.* Не погордуй благаннями грішних, </w:t>
       </w:r>
       <w:proofErr w:type="spellStart"/>
       <w:r>
         <w:rPr>
           <w:rFonts w:ascii="Times New Roman" w:hAnsi="Times New Roman"/>
-          <w:color w:val="000000"/>
-          <w:sz w:val="24"/>
-          <w:szCs w:val="24"/>
-        </w:rPr>
-        <w:t>Вартоломею</w:t>
+          <w:sz w:val="24"/>
+        </w:rPr>
+        <w:t>Всечиста</w:t>
       </w:r>
       <w:proofErr w:type="spellEnd"/>
       <w:r>
         <w:rPr>
           <w:rFonts w:ascii="Times New Roman" w:hAnsi="Times New Roman"/>
-          <w:color w:val="000000"/>
-          <w:sz w:val="24"/>
-          <w:szCs w:val="24"/>
-        </w:rPr>
-        <w:t xml:space="preserve"> й Варн</w:t>
-      </w:r>
-      <w:r>
-        <w:rPr>
-          <w:rFonts w:ascii="Times New Roman" w:hAnsi="Times New Roman"/>
-          <w:sz w:val="24"/>
-          <w:szCs w:val="24"/>
-        </w:rPr>
-        <w:t>а</w:t>
-      </w:r>
-      <w:r>
-        <w:rPr>
-          <w:rFonts w:ascii="Times New Roman" w:hAnsi="Times New Roman"/>
-          <w:color w:val="000000"/>
-          <w:sz w:val="24"/>
-          <w:szCs w:val="24"/>
-        </w:rPr>
-        <w:t>во.* Тому пам’ять вашу почитаємо й просимо:* Моліть Христа Бога,* щоб ми прийняли гріхів відпущення.</w:t>
-      </w:r>
-    </w:p>
-    <w:p>
-      <w:pPr>
-        <w:spacing w:line="240" w:lineRule="auto"/>
-        <w:rPr>
-          <w:rFonts w:ascii="Times New Roman" w:hAnsi="Times New Roman"/>
-          <w:sz w:val="24"/>
-        </w:rPr>
-      </w:pPr>
-      <w:r>
-        <w:rPr>
-          <w:rFonts w:ascii="Times New Roman" w:hAnsi="Times New Roman"/>
-          <w:sz w:val="24"/>
-        </w:rPr>
-        <w:t xml:space="preserve">І нині, і повсякчас, і на віки </w:t>
+          <w:sz w:val="24"/>
+        </w:rPr>
+        <w:t xml:space="preserve">,* бо милостивий і спасти може той,* хто й страждати за нас </w:t>
+      </w:r>
+      <w:proofErr w:type="spellStart"/>
+      <w:r>
+        <w:rPr>
+          <w:rFonts w:ascii="Times New Roman" w:hAnsi="Times New Roman"/>
+          <w:sz w:val="24"/>
+        </w:rPr>
+        <w:t>ізволив</w:t>
+      </w:r>
+      <w:proofErr w:type="spellEnd"/>
+      <w:r>
+        <w:rPr>
+          <w:rFonts w:ascii="Times New Roman" w:hAnsi="Times New Roman"/>
+          <w:sz w:val="24"/>
+        </w:rPr>
+        <w:t>.</w:t>
+      </w:r>
+    </w:p>
+    <w:p>
+      <w:pPr>
+        <w:spacing w:line="240" w:lineRule="auto"/>
+        <w:jc w:val="center"/>
+        <w:rPr>
+          <w:rFonts w:ascii="Times New Roman" w:hAnsi="Times New Roman"/>
+          <w:i/>
+          <w:color w:val="FF0000"/>
+          <w:sz w:val="24"/>
+        </w:rPr>
+      </w:pPr>
+      <w:r>
+        <w:rPr>
+          <w:rFonts w:ascii="Times New Roman" w:hAnsi="Times New Roman"/>
+          <w:i/>
+          <w:color w:val="FF0000"/>
+          <w:sz w:val="24"/>
+        </w:rPr>
+        <w:t>*****</w:t>
+      </w:r>
+    </w:p>
+    <w:p>
+      <w:pPr>
+        <w:spacing w:line="240" w:lineRule="auto"/>
+        <w:rPr>
+          <w:rFonts w:ascii="Times New Roman" w:hAnsi="Times New Roman"/>
+          <w:i/>
+          <w:color w:val="FF0000"/>
+          <w:sz w:val="24"/>
+        </w:rPr>
+      </w:pPr>
+      <w:r>
+        <w:rPr>
+          <w:rFonts w:ascii="Times New Roman" w:hAnsi="Times New Roman"/>
+          <w:i/>
+          <w:color w:val="FF0000"/>
+          <w:sz w:val="24"/>
+        </w:rPr>
+        <w:t>Якщо хтось молиться наодинці, поза храмом, одразу після потрійного Господи, помилуй, береться наступний тропар (без поклонів):</w:t>
+      </w:r>
+    </w:p>
+    <w:p>
+      <w:pPr>
+        <w:spacing w:line="240" w:lineRule="auto"/>
+        <w:rPr>
+          <w:rFonts w:ascii="Times New Roman" w:hAnsi="Times New Roman"/>
+          <w:sz w:val="24"/>
+        </w:rPr>
+      </w:pPr>
+      <w:r>
+        <w:rPr>
+          <w:rFonts w:ascii="Times New Roman" w:hAnsi="Times New Roman"/>
+          <w:i/>
+          <w:color w:val="FF0000"/>
+          <w:sz w:val="24"/>
+        </w:rPr>
+        <w:t xml:space="preserve">(г.6): </w:t>
+      </w:r>
+      <w:r>
+        <w:rPr>
+          <w:rFonts w:ascii="Times New Roman" w:hAnsi="Times New Roman"/>
+          <w:sz w:val="24"/>
+        </w:rPr>
+        <w:t xml:space="preserve">Ти, Христе Боже, що в шостий день і годину* на хресті прибив зухвалий гріх Адама в раю,* </w:t>
+      </w:r>
+      <w:proofErr w:type="spellStart"/>
+      <w:r>
+        <w:rPr>
+          <w:rFonts w:ascii="Times New Roman" w:hAnsi="Times New Roman"/>
+          <w:sz w:val="24"/>
+        </w:rPr>
+        <w:t>розірви</w:t>
+      </w:r>
+      <w:proofErr w:type="spellEnd"/>
+      <w:r>
+        <w:rPr>
+          <w:rFonts w:ascii="Times New Roman" w:hAnsi="Times New Roman"/>
+          <w:sz w:val="24"/>
+        </w:rPr>
+        <w:t xml:space="preserve"> рукописання й наших гріхів* і спаси нас.</w:t>
+      </w:r>
+    </w:p>
+    <w:p>
+      <w:pPr>
+        <w:spacing w:line="240" w:lineRule="auto"/>
+        <w:rPr>
+          <w:rFonts w:ascii="Times New Roman" w:hAnsi="Times New Roman"/>
+          <w:sz w:val="24"/>
+        </w:rPr>
+      </w:pPr>
+      <w:r>
+        <w:rPr>
+          <w:rFonts w:ascii="Times New Roman" w:hAnsi="Times New Roman"/>
+          <w:i/>
+          <w:color w:val="FF0000"/>
+          <w:sz w:val="24"/>
+        </w:rPr>
+        <w:t xml:space="preserve">Стих: </w:t>
+      </w:r>
+      <w:r>
+        <w:rPr>
+          <w:rFonts w:ascii="Times New Roman" w:hAnsi="Times New Roman"/>
+          <w:sz w:val="24"/>
+        </w:rPr>
+        <w:t>Вислухай, Боже, молитву мою і не погорди благанням моїм.</w:t>
+      </w:r>
+    </w:p>
+    <w:p>
+      <w:pPr>
+        <w:spacing w:line="240" w:lineRule="auto"/>
+        <w:rPr>
+          <w:rFonts w:ascii="Times New Roman" w:hAnsi="Times New Roman"/>
+          <w:sz w:val="24"/>
+        </w:rPr>
+      </w:pPr>
+      <w:r>
+        <w:rPr>
+          <w:rFonts w:ascii="Times New Roman" w:hAnsi="Times New Roman"/>
+          <w:i/>
+          <w:color w:val="FF0000"/>
+          <w:sz w:val="24"/>
+        </w:rPr>
+        <w:t xml:space="preserve">Стих: </w:t>
+      </w:r>
+      <w:r>
+        <w:rPr>
+          <w:rFonts w:ascii="Times New Roman" w:hAnsi="Times New Roman"/>
+          <w:sz w:val="24"/>
+        </w:rPr>
+        <w:t>Я до Бога взиваю, і Господь вислухає мене.</w:t>
+      </w:r>
+    </w:p>
+    <w:p>
+      <w:pPr>
+        <w:jc w:val="center"/>
+        <w:rPr>
+          <w:sz w:val="24"/>
+        </w:rPr>
+      </w:pPr>
+      <w:r>
+        <w:rPr>
+          <w:rFonts w:ascii="Times New Roman" w:hAnsi="Times New Roman"/>
+          <w:i/>
+          <w:color w:val="FF0000"/>
+          <w:sz w:val="24"/>
+        </w:rPr>
+        <w:t>*****</w:t>
+      </w:r>
+    </w:p>
+    <w:p>
+      <w:pPr>
+        <w:spacing w:line="240" w:lineRule="auto"/>
+        <w:rPr>
+          <w:rFonts w:ascii="Times New Roman" w:hAnsi="Times New Roman"/>
+          <w:i/>
+          <w:color w:val="FF0000"/>
+          <w:sz w:val="24"/>
+        </w:rPr>
+      </w:pPr>
+      <w:r>
+        <w:rPr>
+          <w:rFonts w:ascii="Times New Roman" w:hAnsi="Times New Roman"/>
+          <w:i/>
+          <w:color w:val="FF0000"/>
+          <w:sz w:val="24"/>
+        </w:rPr>
+        <w:t xml:space="preserve">Стих: </w:t>
+      </w:r>
+      <w:r>
+        <w:rPr>
+          <w:rFonts w:ascii="Times New Roman" w:hAnsi="Times New Roman"/>
+          <w:sz w:val="24"/>
+        </w:rPr>
+        <w:t xml:space="preserve">Слава Отцю, і Сину, і Святому Духові і нині, і повсякчас, і на віки </w:t>
       </w:r>
       <w:r>
         <w:rPr>
@@ -6306,7 +7383,55 @@
           <w:rFonts w:ascii="Times New Roman" w:hAnsi="Times New Roman"/>
           <w:sz w:val="24"/>
         </w:rPr>
-        <w:t>Тому, що не маємо сміливости задля великих гріхів наших,* ти, Богородице Діво, Народженого від тебе благай,* бо вельми могутня молитва Матері до милосердя Владики.* Не погордуй благаннями грішних, Всечиста,* бо милостивий і спасти може той,* хто й страждати за нас ізволив.</w:t>
+        <w:t xml:space="preserve">Тому, що не маємо </w:t>
+      </w:r>
+      <w:proofErr w:type="spellStart"/>
+      <w:r>
+        <w:rPr>
+          <w:rFonts w:ascii="Times New Roman" w:hAnsi="Times New Roman"/>
+          <w:sz w:val="24"/>
+        </w:rPr>
+        <w:t>сміливости</w:t>
+      </w:r>
+      <w:proofErr w:type="spellEnd"/>
+      <w:r>
+        <w:rPr>
+          <w:rFonts w:ascii="Times New Roman" w:hAnsi="Times New Roman"/>
+          <w:sz w:val="24"/>
+        </w:rPr>
+        <w:t xml:space="preserve"> задля великих гріхів наших,* ти, Богородице Діво, Народженого від тебе благай,* бо вельми могутня молитва Матері до милосердя Владики.* Не погордуй благаннями грішних, </w:t>
+      </w:r>
+      <w:proofErr w:type="spellStart"/>
+      <w:r>
+        <w:rPr>
+          <w:rFonts w:ascii="Times New Roman" w:hAnsi="Times New Roman"/>
+          <w:sz w:val="24"/>
+        </w:rPr>
+        <w:t>Всечиста</w:t>
+      </w:r>
+      <w:proofErr w:type="spellEnd"/>
+      <w:r>
+        <w:rPr>
+          <w:rFonts w:ascii="Times New Roman" w:hAnsi="Times New Roman"/>
+          <w:sz w:val="24"/>
+        </w:rPr>
+        <w:t xml:space="preserve">,* бо милостивий і спасти може той,* хто й страждати за нас </w:t>
+      </w:r>
+      <w:proofErr w:type="spellStart"/>
+      <w:r>
+        <w:rPr>
+          <w:rFonts w:ascii="Times New Roman" w:hAnsi="Times New Roman"/>
+          <w:sz w:val="24"/>
+        </w:rPr>
+        <w:t>ізволив</w:t>
+      </w:r>
+      <w:proofErr w:type="spellEnd"/>
+      <w:r>
+        <w:rPr>
+          <w:rFonts w:ascii="Times New Roman" w:hAnsi="Times New Roman"/>
+          <w:sz w:val="24"/>
+        </w:rPr>
+        <w:t>.</w:t>
       </w:r>
     </w:p>
     <w:p>
@@ -6341,7 +7466,71 @@
           <w:rFonts w:ascii="Times New Roman" w:hAnsi="Times New Roman"/>
           <w:sz w:val="24"/>
         </w:rPr>
-        <w:t>Негайно пошли нам щедроти твої, Господи,* бо зубожіли дуже ми.* Поможи нам, Боже, Спасителю наш,* задля слави імени твого. Господи, визволь нас* і очисти гріхи наші задля імени твого.</w:t>
+        <w:t xml:space="preserve">Негайно </w:t>
+      </w:r>
+      <w:proofErr w:type="spellStart"/>
+      <w:r>
+        <w:rPr>
+          <w:rFonts w:ascii="Times New Roman" w:hAnsi="Times New Roman"/>
+          <w:sz w:val="24"/>
+        </w:rPr>
+        <w:t>пошли</w:t>
+      </w:r>
+      <w:proofErr w:type="spellEnd"/>
+      <w:r>
+        <w:rPr>
+          <w:rFonts w:ascii="Times New Roman" w:hAnsi="Times New Roman"/>
+          <w:sz w:val="24"/>
+        </w:rPr>
+        <w:t xml:space="preserve"> нам щедроти твої, Господи,* бо зубожіли дуже ми.* </w:t>
+      </w:r>
+      <w:proofErr w:type="spellStart"/>
+      <w:r>
+        <w:rPr>
+          <w:rFonts w:ascii="Times New Roman" w:hAnsi="Times New Roman"/>
+          <w:sz w:val="24"/>
+        </w:rPr>
+        <w:t>Поможи</w:t>
+      </w:r>
+      <w:proofErr w:type="spellEnd"/>
+      <w:r>
+        <w:rPr>
+          <w:rFonts w:ascii="Times New Roman" w:hAnsi="Times New Roman"/>
+          <w:sz w:val="24"/>
+        </w:rPr>
+        <w:t xml:space="preserve"> нам, Боже, Спасителю наш,* задля слави </w:t>
+      </w:r>
+      <w:proofErr w:type="spellStart"/>
+      <w:r>
+        <w:rPr>
+          <w:rFonts w:ascii="Times New Roman" w:hAnsi="Times New Roman"/>
+          <w:sz w:val="24"/>
+        </w:rPr>
+        <w:t>імени</w:t>
+      </w:r>
+      <w:proofErr w:type="spellEnd"/>
+      <w:r>
+        <w:rPr>
+          <w:rFonts w:ascii="Times New Roman" w:hAnsi="Times New Roman"/>
+          <w:sz w:val="24"/>
+        </w:rPr>
+        <w:t xml:space="preserve"> твого. Господи, визволь нас* і очисти гріхи наші задля </w:t>
+      </w:r>
+      <w:proofErr w:type="spellStart"/>
+      <w:r>
+        <w:rPr>
+          <w:rFonts w:ascii="Times New Roman" w:hAnsi="Times New Roman"/>
+          <w:sz w:val="24"/>
+        </w:rPr>
+        <w:t>імени</w:t>
+      </w:r>
+      <w:proofErr w:type="spellEnd"/>
+      <w:r>
+        <w:rPr>
+          <w:rFonts w:ascii="Times New Roman" w:hAnsi="Times New Roman"/>
+          <w:sz w:val="24"/>
+        </w:rPr>
+        <w:t xml:space="preserve"> твого.</w:t>
       </w:r>
       <w:r>
         <w:rPr>
@@ -6417,6 +7606,7 @@
           <w:rFonts w:ascii="Times New Roman" w:hAnsi="Times New Roman"/>
           <w:sz w:val="24"/>
         </w:rPr>
+        <w:lastRenderedPageBreak/>
         <w:t xml:space="preserve">Слава Отцю, і Сину, і Святому Духові,* і нині, і повсякчас, і на віки </w:t>
       </w:r>
       <w:r>
@@ -6447,7 +7637,55 @@
           <w:rFonts w:ascii="Times New Roman" w:hAnsi="Times New Roman"/>
           <w:sz w:val="24"/>
         </w:rPr>
-        <w:t>Пресвята Тройце, помилуй нас;* Господи, очисти гріхи наші;* Владико, прости беззаконня наші;* Святий, завітай і зціли немочі наші імени твого ради.</w:t>
+        <w:t xml:space="preserve">Пресвята </w:t>
+      </w:r>
+      <w:proofErr w:type="spellStart"/>
+      <w:r>
+        <w:rPr>
+          <w:rFonts w:ascii="Times New Roman" w:hAnsi="Times New Roman"/>
+          <w:sz w:val="24"/>
+        </w:rPr>
+        <w:t>Тройце</w:t>
+      </w:r>
+      <w:proofErr w:type="spellEnd"/>
+      <w:r>
+        <w:rPr>
+          <w:rFonts w:ascii="Times New Roman" w:hAnsi="Times New Roman"/>
+          <w:sz w:val="24"/>
+        </w:rPr>
+        <w:t xml:space="preserve">, помилуй нас;* Господи, очисти гріхи наші;* Владико, прости беззаконня наші;* Святий, завітай і зціли </w:t>
+      </w:r>
+      <w:proofErr w:type="spellStart"/>
+      <w:r>
+        <w:rPr>
+          <w:rFonts w:ascii="Times New Roman" w:hAnsi="Times New Roman"/>
+          <w:sz w:val="24"/>
+        </w:rPr>
+        <w:t>немочі</w:t>
+      </w:r>
+      <w:proofErr w:type="spellEnd"/>
+      <w:r>
+        <w:rPr>
+          <w:rFonts w:ascii="Times New Roman" w:hAnsi="Times New Roman"/>
+          <w:sz w:val="24"/>
+        </w:rPr>
+        <w:t xml:space="preserve"> наші </w:t>
+      </w:r>
+      <w:proofErr w:type="spellStart"/>
+      <w:r>
+        <w:rPr>
+          <w:rFonts w:ascii="Times New Roman" w:hAnsi="Times New Roman"/>
+          <w:sz w:val="24"/>
+        </w:rPr>
+        <w:t>імени</w:t>
+      </w:r>
+      <w:proofErr w:type="spellEnd"/>
+      <w:r>
+        <w:rPr>
+          <w:rFonts w:ascii="Times New Roman" w:hAnsi="Times New Roman"/>
+          <w:sz w:val="24"/>
+        </w:rPr>
+        <w:t xml:space="preserve"> твого ради.</w:t>
       </w:r>
     </w:p>
     <w:p>
@@ -6577,59 +7815,239 @@
     </w:p>
     <w:p>
       <w:pPr>
-        <w:pBdr>
-          <w:top w:val="nil"/>
-          <w:left w:val="nil"/>
-          <w:bottom w:val="nil"/>
-          <w:right w:val="nil"/>
-          <w:between w:val="nil"/>
-        </w:pBdr>
-        <w:jc w:val="both"/>
-        <w:rPr>
-          <w:rFonts w:ascii="Times New Roman" w:hAnsi="Times New Roman"/>
-          <w:color w:val="000000"/>
-          <w:sz w:val="24"/>
-          <w:szCs w:val="24"/>
-        </w:rPr>
-      </w:pPr>
-      <w:r>
-        <w:rPr>
-          <w:rFonts w:ascii="Times New Roman" w:hAnsi="Times New Roman"/>
-          <w:i/>
-          <w:color w:val="FF0000"/>
-          <w:sz w:val="24"/>
-          <w:szCs w:val="24"/>
-        </w:rPr>
-        <w:t>Кондак (г. 4):</w:t>
-      </w:r>
-      <w:r>
-        <w:rPr>
-          <w:rFonts w:ascii="Times New Roman" w:hAnsi="Times New Roman"/>
-          <w:color w:val="000000"/>
-          <w:sz w:val="24"/>
-          <w:szCs w:val="24"/>
-        </w:rPr>
-        <w:t xml:space="preserve"> Явився Ти, як велике сонце, вселенній,* сяянням учень і чудес великих,* світло проводячи тих, що Тебе почитають,* </w:t>
+        <w:spacing w:line="240" w:lineRule="auto"/>
+        <w:rPr>
+          <w:rFonts w:ascii="Times New Roman" w:hAnsi="Times New Roman"/>
+          <w:i/>
+          <w:color w:val="FF0000"/>
+          <w:sz w:val="24"/>
+        </w:rPr>
+      </w:pPr>
+      <w:r>
+        <w:rPr>
+          <w:rFonts w:ascii="Times New Roman" w:hAnsi="Times New Roman"/>
+          <w:i/>
+          <w:color w:val="FF0000"/>
+          <w:sz w:val="24"/>
+        </w:rPr>
+        <w:t xml:space="preserve">Кондак </w:t>
+      </w:r>
+      <w:r>
+        <w:rPr>
+          <w:rFonts w:ascii="Times New Roman" w:hAnsi="Times New Roman"/>
+          <w:i/>
+          <w:color w:val="FF0000"/>
+          <w:sz w:val="24"/>
+        </w:rPr>
+        <w:t>храму</w:t>
+      </w:r>
+    </w:p>
+    <w:p>
+      <w:pPr>
+        <w:jc w:val="center"/>
+        <w:rPr>
+          <w:rFonts w:ascii="Times New Roman" w:hAnsi="Times New Roman"/>
+          <w:i/>
+          <w:color w:val="FF0000"/>
+          <w:sz w:val="24"/>
+        </w:rPr>
+      </w:pPr>
+      <w:r>
+        <w:rPr>
+          <w:rFonts w:ascii="Times New Roman" w:hAnsi="Times New Roman"/>
+          <w:i/>
+          <w:color w:val="FF0000"/>
+          <w:sz w:val="24"/>
+        </w:rPr>
+        <w:t>*****</w:t>
+      </w:r>
+    </w:p>
+    <w:p>
+      <w:pPr>
+        <w:rPr>
+          <w:rFonts w:ascii="Times New Roman" w:hAnsi="Times New Roman"/>
+          <w:i/>
+          <w:color w:val="FF0000"/>
+          <w:sz w:val="24"/>
+        </w:rPr>
+      </w:pPr>
+      <w:r>
+        <w:rPr>
+          <w:rFonts w:ascii="Times New Roman" w:hAnsi="Times New Roman"/>
+          <w:i/>
+          <w:color w:val="FF0000"/>
+          <w:sz w:val="24"/>
+        </w:rPr>
+        <w:t>Якщо хтось молиться наодинці, поза храмом, то замість кондака беруться наступні тропарі:</w:t>
+      </w:r>
+    </w:p>
+    <w:p>
+      <w:pPr>
+        <w:rPr>
+          <w:rFonts w:ascii="Times New Roman" w:hAnsi="Times New Roman"/>
+          <w:sz w:val="24"/>
+        </w:rPr>
+      </w:pPr>
+      <w:r>
+        <w:rPr>
+          <w:rFonts w:ascii="Times New Roman" w:hAnsi="Times New Roman"/>
+          <w:i/>
+          <w:color w:val="FF0000"/>
+          <w:sz w:val="24"/>
+        </w:rPr>
+        <w:t>(г.2):</w:t>
+      </w:r>
+      <w:r>
+        <w:rPr>
+          <w:rFonts w:ascii="Times New Roman" w:hAnsi="Times New Roman"/>
+          <w:color w:val="FF0000"/>
+          <w:sz w:val="24"/>
+        </w:rPr>
+        <w:t xml:space="preserve"> </w:t>
+      </w:r>
+      <w:r>
+        <w:rPr>
+          <w:rFonts w:ascii="Times New Roman" w:hAnsi="Times New Roman"/>
+          <w:sz w:val="24"/>
+        </w:rPr>
+        <w:t>Спасіння вчинив ти на землі, Христе Боже,* простерши на хресті пречисті твої руки* і зібравши всі народи, що кличуть:* Господи, слава тобі!</w:t>
+      </w:r>
+    </w:p>
+    <w:p>
+      <w:pPr>
+        <w:rPr>
+          <w:rFonts w:ascii="Times New Roman" w:hAnsi="Times New Roman"/>
+          <w:sz w:val="24"/>
+        </w:rPr>
+      </w:pPr>
+      <w:r>
+        <w:rPr>
+          <w:rFonts w:ascii="Times New Roman" w:hAnsi="Times New Roman"/>
+          <w:i/>
+          <w:color w:val="FF0000"/>
+          <w:sz w:val="24"/>
+        </w:rPr>
+        <w:t xml:space="preserve">Стих: </w:t>
+      </w:r>
+      <w:r>
+        <w:rPr>
+          <w:rFonts w:ascii="Times New Roman" w:hAnsi="Times New Roman"/>
+          <w:sz w:val="24"/>
+        </w:rPr>
+        <w:t>Слава Отцю, і Сину, і Святому Духові.</w:t>
+      </w:r>
+    </w:p>
+    <w:p>
+      <w:pPr>
+        <w:rPr>
+          <w:rFonts w:ascii="Times New Roman" w:hAnsi="Times New Roman"/>
+          <w:sz w:val="24"/>
+        </w:rPr>
+      </w:pPr>
+      <w:r>
+        <w:rPr>
+          <w:rFonts w:ascii="Times New Roman" w:hAnsi="Times New Roman"/>
+          <w:sz w:val="24"/>
+        </w:rPr>
+        <w:t>Пречистому образові твоєму поклоняємося, Благий,* просячи відпущення гріхів наших, Христе Боже;* бо ти добровільно зволив вийти тілом на хрест,* щоб вибавити тих, що їх ти створив, від неволі ворожої.* Тому вдячно співаємо тобі:* ти радістю наповнив усе, Спасе наш, що прийшов спасти світ.</w:t>
+      </w:r>
+    </w:p>
+    <w:p>
+      <w:pPr>
+        <w:rPr>
+          <w:rFonts w:ascii="Times New Roman" w:hAnsi="Times New Roman"/>
+          <w:sz w:val="24"/>
+        </w:rPr>
+      </w:pPr>
+      <w:r>
+        <w:rPr>
+          <w:rFonts w:ascii="Times New Roman" w:hAnsi="Times New Roman"/>
+          <w:i/>
+          <w:color w:val="FF0000"/>
+          <w:sz w:val="24"/>
+        </w:rPr>
+        <w:t>Стих:</w:t>
+      </w:r>
+      <w:r>
+        <w:rPr>
+          <w:rFonts w:ascii="Times New Roman" w:hAnsi="Times New Roman"/>
+          <w:i/>
+          <w:color w:val="FF0000"/>
+          <w:sz w:val="24"/>
+        </w:rPr>
+        <w:t xml:space="preserve"> </w:t>
+      </w:r>
+      <w:r>
+        <w:rPr>
+          <w:rFonts w:ascii="Times New Roman" w:hAnsi="Times New Roman"/>
+          <w:sz w:val="24"/>
+        </w:rPr>
+        <w:t xml:space="preserve">І нині, і повсякчас, і на віки </w:t>
+      </w:r>
+      <w:r>
+        <w:rPr>
+          <w:rFonts w:ascii="Times New Roman" w:hAnsi="Times New Roman"/>
+          <w:sz w:val="24"/>
+        </w:rPr>
+        <w:t>віків.</w:t>
+      </w:r>
+      <w:r>
+        <w:rPr>
+          <w:rFonts w:ascii="Times New Roman" w:hAnsi="Times New Roman"/>
+          <w:sz w:val="24"/>
+        </w:rPr>
+        <w:t xml:space="preserve"> Амінь.</w:t>
+      </w:r>
+    </w:p>
+    <w:p>
+      <w:pPr>
+        <w:rPr>
+          <w:rFonts w:ascii="Times New Roman" w:hAnsi="Times New Roman"/>
+          <w:sz w:val="24"/>
+        </w:rPr>
+      </w:pPr>
+      <w:r>
+        <w:rPr>
+          <w:rFonts w:ascii="Times New Roman" w:hAnsi="Times New Roman"/>
+          <w:sz w:val="24"/>
+        </w:rPr>
+        <w:t xml:space="preserve">Будучи джерелом милосердя,* сподоби нас твоєї милости, Богородице;* зглянься на людей грішних* і покажи, як завжди, твою силу,* бо, уповаючи на тебе, співаємо тобі: Радуйся!* – як колись Гавриїл, безтілесних </w:t>
       </w:r>
       <w:proofErr w:type="spellStart"/>
       <w:r>
         <w:rPr>
           <w:rFonts w:ascii="Times New Roman" w:hAnsi="Times New Roman"/>
-          <w:color w:val="000000"/>
-          <w:sz w:val="24"/>
-          <w:szCs w:val="24"/>
-        </w:rPr>
-        <w:t>Вартоломею</w:t>
+          <w:sz w:val="24"/>
+        </w:rPr>
+        <w:t>архистратиг</w:t>
       </w:r>
       <w:proofErr w:type="spellEnd"/>
       <w:r>
         <w:rPr>
           <w:rFonts w:ascii="Times New Roman" w:hAnsi="Times New Roman"/>
-          <w:color w:val="000000"/>
-          <w:sz w:val="24"/>
-          <w:szCs w:val="24"/>
-        </w:rPr>
-        <w:t>, апостоле.</w:t>
+          <w:sz w:val="24"/>
+        </w:rPr>
+        <w:t>.</w:t>
+      </w:r>
+    </w:p>
+    <w:p>
+      <w:pPr>
+        <w:jc w:val="center"/>
+        <w:rPr>
+          <w:rFonts w:ascii="Times New Roman" w:hAnsi="Times New Roman"/>
+          <w:i/>
+          <w:color w:val="FF0000"/>
+          <w:sz w:val="24"/>
+        </w:rPr>
+      </w:pPr>
+      <w:r>
+        <w:rPr>
+          <w:rFonts w:ascii="Times New Roman" w:hAnsi="Times New Roman"/>
+          <w:i/>
+          <w:color w:val="FF0000"/>
+          <w:sz w:val="24"/>
+        </w:rPr>
+        <w:t>*****</w:t>
       </w:r>
     </w:p>
     <w:p>
@@ -6669,8 +8087,6 @@
         <w:spacing w:line="240" w:lineRule="auto"/>
         <w:rPr>
           <w:rFonts w:ascii="Times New Roman" w:hAnsi="Times New Roman"/>
-          <w:i/>
-          <w:color w:val="FF0000"/>
           <w:sz w:val="24"/>
         </w:rPr>
       </w:pPr>
@@ -6688,6 +8104,13 @@
         </w:rPr>
         <w:t>віків.</w:t>
       </w:r>
+      <w:r>
+        <w:rPr>
+          <w:rFonts w:ascii="Times New Roman" w:hAnsi="Times New Roman"/>
+          <w:sz w:val="24"/>
+        </w:rPr>
+        <w:t xml:space="preserve"> </w:t>
+      </w:r>
     </w:p>
     <w:p>
       <w:pPr>
@@ -6759,7 +8182,21 @@
           <w:rFonts w:ascii="Times New Roman" w:hAnsi="Times New Roman"/>
           <w:sz w:val="24"/>
         </w:rPr>
-        <w:t xml:space="preserve">Слава Отцю, і Сину, і Святому Духові,* і нині і повсякчас, і на віки </w:t>
+        <w:t xml:space="preserve">Слава Отцю, і Сину, і Святому Духові,* </w:t>
+      </w:r>
+      <w:r>
+        <w:rPr>
+          <w:rFonts w:ascii="Times New Roman" w:hAnsi="Times New Roman"/>
+          <w:sz w:val="24"/>
+        </w:rPr>
+        <w:t>і нині, і повсякчас</w:t>
+      </w:r>
+      <w:r>
+        <w:rPr>
+          <w:rFonts w:ascii="Times New Roman" w:hAnsi="Times New Roman"/>
+          <w:sz w:val="24"/>
+        </w:rPr>
+        <w:t xml:space="preserve">, і на віки </w:t>
       </w:r>
       <w:r>
         <w:rPr>
@@ -6789,6 +8226,7 @@
           <w:rFonts w:ascii="Times New Roman" w:hAnsi="Times New Roman"/>
           <w:sz w:val="24"/>
         </w:rPr>
+        <w:lastRenderedPageBreak/>
         <w:t>Чеснішу від херувимів і незрівнянно славнішу і від серафимів,* що без зотління Бога Слово породила,* сущу Богородицю, тебе величаємо.</w:t>
       </w:r>
     </w:p>
@@ -6893,7 +8331,23 @@
           <w:rFonts w:ascii="Times New Roman" w:hAnsi="Times New Roman"/>
           <w:sz w:val="24"/>
         </w:rPr>
-        <w:t xml:space="preserve">Боже й Господи сил і всього творіння Сотворителю! Ти з милосердя і незрівнянної милости твоєї послав на спасіння роду нашого єдинородного Сина твого, Господа нашого, Ісуса Христа, і дорогоцінним його хрестом розписку гріхів наших розірвав і переміг начало й владу темряви. Тож, Владико чоловіколюбний, прийми від нас грішних ці вдячні і благальні молитви, і визволь нас від усякого згубного й темного гріха, і від усіх видимих і невидимих ворогів, що бажають вчинити нам зло. До страху твого прикуй тіла наші й не допусти сердець наших до слів, або помислів лукавих, але любов’ю твоєю пройми душі наші, щоб, повсякчас на тебе дивлячись і світлом твоїм керуючись, бачили тебе, неприступне й вічне світло, та щоб невпинно хвалу й подяку віддавали тобі: безначальному Отцеві з єдинородним твоїм Сином і всесвятим, і благим, і животворним твоїм Духом, нині, і повсякчас, і на віки </w:t>
+        <w:t xml:space="preserve">Боже й Господи сил і всього творіння Сотворителю! Ти з милосердя і незрівнянної милости твоєї послав на спасіння роду нашого єдинородного Сина твого, Господа нашого, Ісуса Христа, і дорогоцінним його хрестом розписку гріхів наших розірвав і переміг начало й владу темряви. Тож, Владико чоловіколюбний, прийми від нас грішних ці вдячні і благальні молитви, і визволь нас від усякого згубного й темного гріха, і від усіх видимих і невидимих ворогів, що бажають вчинити нам зло. До страху твого прикуй тіла наші й не допусти сердець наших до слів, або помислів лукавих, але любов’ю твоєю пройми душі наші, щоб, повсякчас на тебе дивлячись і світлом твоїм керуючись, бачили тебе, неприступне й вічне світло, та щоб невпинно хвалу й подяку віддавали тобі: безначальному Отцеві з єдинородним твоїм Сином і </w:t>
+      </w:r>
+      <w:proofErr w:type="spellStart"/>
+      <w:r>
+        <w:rPr>
+          <w:rFonts w:ascii="Times New Roman" w:hAnsi="Times New Roman"/>
+          <w:sz w:val="24"/>
+        </w:rPr>
+        <w:t>всесвятим</w:t>
+      </w:r>
+      <w:proofErr w:type="spellEnd"/>
+      <w:r>
+        <w:rPr>
+          <w:rFonts w:ascii="Times New Roman" w:hAnsi="Times New Roman"/>
+          <w:sz w:val="24"/>
+        </w:rPr>
+        <w:t xml:space="preserve">, і благим, і животворним твоїм Духом, нині, і повсякчас, і на віки </w:t>
       </w:r>
       <w:r>
         <w:rPr>
@@ -7289,7 +8743,55 @@
           <w:rFonts w:ascii="Times New Roman" w:hAnsi="Times New Roman"/>
           <w:sz w:val="24"/>
         </w:rPr>
-        <w:t>Пресвята Тройце, помилуй нас;* Господи, очисти гріхи наші;* Владико, прости беззаконня наші;* Святий, завітай і зціли немочі наші імени твого ради.</w:t>
+        <w:t xml:space="preserve">Пресвята </w:t>
+      </w:r>
+      <w:proofErr w:type="spellStart"/>
+      <w:r>
+        <w:rPr>
+          <w:rFonts w:ascii="Times New Roman" w:hAnsi="Times New Roman"/>
+          <w:sz w:val="24"/>
+        </w:rPr>
+        <w:t>Тройце</w:t>
+      </w:r>
+      <w:proofErr w:type="spellEnd"/>
+      <w:r>
+        <w:rPr>
+          <w:rFonts w:ascii="Times New Roman" w:hAnsi="Times New Roman"/>
+          <w:sz w:val="24"/>
+        </w:rPr>
+        <w:t xml:space="preserve">, помилуй нас;* Господи, очисти гріхи наші;* Владико, прости беззаконня наші;* Святий, завітай і зціли </w:t>
+      </w:r>
+      <w:proofErr w:type="spellStart"/>
+      <w:r>
+        <w:rPr>
+          <w:rFonts w:ascii="Times New Roman" w:hAnsi="Times New Roman"/>
+          <w:sz w:val="24"/>
+        </w:rPr>
+        <w:t>немочі</w:t>
+      </w:r>
+      <w:proofErr w:type="spellEnd"/>
+      <w:r>
+        <w:rPr>
+          <w:rFonts w:ascii="Times New Roman" w:hAnsi="Times New Roman"/>
+          <w:sz w:val="24"/>
+        </w:rPr>
+        <w:t xml:space="preserve"> наші </w:t>
+      </w:r>
+      <w:proofErr w:type="spellStart"/>
+      <w:r>
+        <w:rPr>
+          <w:rFonts w:ascii="Times New Roman" w:hAnsi="Times New Roman"/>
+          <w:sz w:val="24"/>
+        </w:rPr>
+        <w:t>імени</w:t>
+      </w:r>
+      <w:proofErr w:type="spellEnd"/>
+      <w:r>
+        <w:rPr>
+          <w:rFonts w:ascii="Times New Roman" w:hAnsi="Times New Roman"/>
+          <w:sz w:val="24"/>
+        </w:rPr>
+        <w:t xml:space="preserve"> твого ради.</w:t>
       </w:r>
     </w:p>
     <w:p>
@@ -7982,7 +9484,23 @@
           <w:rFonts w:ascii="Times New Roman" w:hAnsi="Times New Roman"/>
           <w:sz w:val="24"/>
         </w:rPr>
-        <w:t>Перед ним ітиме справедливість і спасіння* там, де він буде ступати.</w:t>
+        <w:t xml:space="preserve">Перед ним </w:t>
+      </w:r>
+      <w:proofErr w:type="spellStart"/>
+      <w:r>
+        <w:rPr>
+          <w:rFonts w:ascii="Times New Roman" w:hAnsi="Times New Roman"/>
+          <w:sz w:val="24"/>
+        </w:rPr>
+        <w:t>ітиме</w:t>
+      </w:r>
+      <w:proofErr w:type="spellEnd"/>
+      <w:r>
+        <w:rPr>
+          <w:rFonts w:ascii="Times New Roman" w:hAnsi="Times New Roman"/>
+          <w:sz w:val="24"/>
+        </w:rPr>
+        <w:t xml:space="preserve"> справедливість і спасіння* там, де він буде ступати.</w:t>
       </w:r>
     </w:p>
     <w:p>
@@ -8066,23 +9584,55 @@
           <w:rFonts w:ascii="Times New Roman" w:hAnsi="Times New Roman"/>
           <w:sz w:val="24"/>
         </w:rPr>
-        <w:t>Звесели душу слуги твого,* до тебе бо, Господи, я підношу мою душу.</w:t>
-      </w:r>
-    </w:p>
-    <w:p>
-      <w:pPr>
-        <w:spacing w:line="240" w:lineRule="auto"/>
-        <w:rPr>
-          <w:rFonts w:ascii="Times New Roman" w:hAnsi="Times New Roman"/>
-          <w:sz w:val="24"/>
-        </w:rPr>
-      </w:pPr>
-      <w:r>
-        <w:rPr>
-          <w:rFonts w:ascii="Times New Roman" w:hAnsi="Times New Roman"/>
-          <w:sz w:val="24"/>
-        </w:rPr>
-        <w:t>Бо ти, Господи, добрий і ласкавий,* і повний милосердя до всіх, що тебе прикликають.</w:t>
+        <w:t xml:space="preserve">Звесели душу слуги твого,* до тебе бо, Господи, я </w:t>
+      </w:r>
+      <w:proofErr w:type="spellStart"/>
+      <w:r>
+        <w:rPr>
+          <w:rFonts w:ascii="Times New Roman" w:hAnsi="Times New Roman"/>
+          <w:sz w:val="24"/>
+        </w:rPr>
+        <w:t>підношу</w:t>
+      </w:r>
+      <w:proofErr w:type="spellEnd"/>
+      <w:r>
+        <w:rPr>
+          <w:rFonts w:ascii="Times New Roman" w:hAnsi="Times New Roman"/>
+          <w:sz w:val="24"/>
+        </w:rPr>
+        <w:t xml:space="preserve"> мою душу.</w:t>
+      </w:r>
+    </w:p>
+    <w:p>
+      <w:pPr>
+        <w:spacing w:line="240" w:lineRule="auto"/>
+        <w:rPr>
+          <w:rFonts w:ascii="Times New Roman" w:hAnsi="Times New Roman"/>
+          <w:sz w:val="24"/>
+        </w:rPr>
+      </w:pPr>
+      <w:r>
+        <w:rPr>
+          <w:rFonts w:ascii="Times New Roman" w:hAnsi="Times New Roman"/>
+          <w:sz w:val="24"/>
+        </w:rPr>
+        <w:t xml:space="preserve">Бо ти, Господи, добрий і ласкавий,* і повний милосердя до всіх, що тебе </w:t>
+      </w:r>
+      <w:proofErr w:type="spellStart"/>
+      <w:r>
+        <w:rPr>
+          <w:rFonts w:ascii="Times New Roman" w:hAnsi="Times New Roman"/>
+          <w:sz w:val="24"/>
+        </w:rPr>
+        <w:t>прикликають</w:t>
+      </w:r>
+      <w:proofErr w:type="spellEnd"/>
+      <w:r>
+        <w:rPr>
+          <w:rFonts w:ascii="Times New Roman" w:hAnsi="Times New Roman"/>
+          <w:sz w:val="24"/>
+        </w:rPr>
+        <w:t>.</w:t>
       </w:r>
     </w:p>
     <w:p>
@@ -8308,7 +9858,27 @@
           <w:color w:val="FF0000"/>
           <w:sz w:val="24"/>
         </w:rPr>
-        <w:t>Вірні завершують стихослов’я псалмів:</w:t>
+        <w:t xml:space="preserve">Вірні завершують </w:t>
+      </w:r>
+      <w:proofErr w:type="spellStart"/>
+      <w:r>
+        <w:rPr>
+          <w:rFonts w:ascii="Times New Roman" w:hAnsi="Times New Roman"/>
+          <w:i/>
+          <w:color w:val="FF0000"/>
+          <w:sz w:val="24"/>
+        </w:rPr>
+        <w:t>стихослов’я</w:t>
+      </w:r>
+      <w:proofErr w:type="spellEnd"/>
+      <w:r>
+        <w:rPr>
+          <w:rFonts w:ascii="Times New Roman" w:hAnsi="Times New Roman"/>
+          <w:i/>
+          <w:color w:val="FF0000"/>
+          <w:sz w:val="24"/>
+        </w:rPr>
+        <w:t xml:space="preserve"> псалмів:</w:t>
       </w:r>
     </w:p>
     <w:p>
@@ -8422,114 +9992,302 @@
       </w:r>
     </w:p>
     <w:p>
-      <w:pPr>
-        <w:pBdr>
-          <w:top w:val="nil"/>
-          <w:left w:val="nil"/>
-          <w:bottom w:val="nil"/>
-          <w:right w:val="nil"/>
-          <w:between w:val="nil"/>
-        </w:pBdr>
-        <w:jc w:val="both"/>
+      <w:r>
+        <w:rPr>
+          <w:rFonts w:ascii="Times New Roman" w:hAnsi="Times New Roman"/>
+          <w:i/>
+          <w:color w:val="FF0000"/>
+          <w:sz w:val="24"/>
+        </w:rPr>
+        <w:t xml:space="preserve">Тропар (г. 8): </w:t>
+      </w:r>
+      <w:r>
         <w:rPr>
           <w:rFonts w:ascii="Times New Roman" w:hAnsi="Times New Roman"/>
           <w:color w:val="000000"/>
           <w:sz w:val="24"/>
-          <w:szCs w:val="24"/>
-        </w:rPr>
-      </w:pPr>
-      <w:r>
-        <w:rPr>
-          <w:rFonts w:ascii="Times New Roman" w:hAnsi="Times New Roman"/>
-          <w:i/>
-          <w:color w:val="FF0000"/>
-          <w:sz w:val="24"/>
-          <w:szCs w:val="24"/>
-        </w:rPr>
-        <w:t>Тропар (г. 1):</w:t>
+        </w:rPr>
+        <w:t>Православ</w:t>
+      </w:r>
+      <w:r>
+        <w:rPr>
+          <w:rFonts w:ascii="Times New Roman" w:hAnsi="Times New Roman"/>
+          <w:sz w:val="24"/>
+        </w:rPr>
+        <w:t>’</w:t>
       </w:r>
       <w:r>
         <w:rPr>
           <w:rFonts w:ascii="Times New Roman" w:hAnsi="Times New Roman"/>
           <w:color w:val="000000"/>
           <w:sz w:val="24"/>
-          <w:szCs w:val="24"/>
+        </w:rPr>
+        <w:t>я наставнику, благочестя учителю</w:t>
+      </w:r>
+      <w:r>
+        <w:rPr>
+          <w:rFonts w:ascii="Times New Roman" w:hAnsi="Times New Roman"/>
+          <w:sz w:val="24"/>
+        </w:rPr>
+        <w:t>*</w:t>
+      </w:r>
+      <w:r>
+        <w:rPr>
+          <w:rFonts w:ascii="Times New Roman" w:hAnsi="Times New Roman"/>
+          <w:color w:val="000000"/>
+          <w:sz w:val="24"/>
+        </w:rPr>
+        <w:t xml:space="preserve"> і чистоти вселенної світильнику,* монахів богонатхненна прикрасо, Стефане премудрий,* ученням твоїм ти все просвітив, сопілко духовна.* Моли Христа Бога, щоб спаслися душі наші.</w:t>
+      </w:r>
+    </w:p>
+    <w:p>
+      <w:pPr>
+        <w:spacing w:line="240" w:lineRule="auto"/>
+        <w:rPr>
+          <w:rFonts w:ascii="Times New Roman" w:hAnsi="Times New Roman"/>
+          <w:b/>
+          <w:sz w:val="24"/>
+        </w:rPr>
+      </w:pPr>
+      <w:r>
+        <w:rPr>
+          <w:rFonts w:ascii="Times New Roman" w:hAnsi="Times New Roman"/>
+          <w:sz w:val="24"/>
+        </w:rPr>
+        <w:t xml:space="preserve">І нині, і повсякчас, і на віки </w:t>
+      </w:r>
+      <w:r>
+        <w:rPr>
+          <w:rFonts w:ascii="Times New Roman" w:hAnsi="Times New Roman"/>
+          <w:sz w:val="24"/>
+        </w:rPr>
+        <w:t>віків.</w:t>
+      </w:r>
+      <w:r>
+        <w:rPr>
+          <w:rFonts w:ascii="Times New Roman" w:hAnsi="Times New Roman"/>
+          <w:sz w:val="24"/>
+        </w:rPr>
+        <w:t xml:space="preserve"> Амінь.</w:t>
+      </w:r>
+      <w:r>
+        <w:rPr>
+          <w:rFonts w:ascii="Times New Roman" w:hAnsi="Times New Roman"/>
+          <w:b/>
+          <w:sz w:val="24"/>
         </w:rPr>
         <w:t xml:space="preserve"> </w:t>
       </w:r>
+    </w:p>
+    <w:p>
+      <w:pPr>
+        <w:spacing w:line="240" w:lineRule="auto"/>
+        <w:rPr>
+          <w:rFonts w:ascii="Times New Roman" w:hAnsi="Times New Roman"/>
+          <w:sz w:val="24"/>
+        </w:rPr>
+      </w:pPr>
+      <w:r>
+        <w:rPr>
+          <w:rFonts w:ascii="Times New Roman" w:hAnsi="Times New Roman"/>
+          <w:sz w:val="24"/>
+        </w:rPr>
+        <w:t xml:space="preserve">Ти, Милосердний, що задля нас народився з Діви,* витерпів розп'яття і смертю смерть подолав,* і, як Бог, </w:t>
+      </w:r>
       <w:proofErr w:type="spellStart"/>
       <w:r>
         <w:rPr>
           <w:rFonts w:ascii="Times New Roman" w:hAnsi="Times New Roman"/>
-          <w:color w:val="000000"/>
-          <w:sz w:val="24"/>
-          <w:szCs w:val="24"/>
-        </w:rPr>
-        <w:t>Вогнеподібний</w:t>
+          <w:sz w:val="24"/>
+        </w:rPr>
+        <w:t>появив</w:t>
       </w:r>
       <w:proofErr w:type="spellEnd"/>
       <w:r>
         <w:rPr>
           <w:rFonts w:ascii="Times New Roman" w:hAnsi="Times New Roman"/>
-          <w:color w:val="000000"/>
-          <w:sz w:val="24"/>
-          <w:szCs w:val="24"/>
-        </w:rPr>
-        <w:t xml:space="preserve"> язик у силі Духа прийнявши,* Слово, що прийшло у плоті, ви всюди проповідували;* Його ради той – у главу усічений, а той – камінням побитий,* і ви є апостольського лику окраса, </w:t>
+          <w:sz w:val="24"/>
+        </w:rPr>
+        <w:t xml:space="preserve"> воскресіння,* не погорди тими, що їх ти створив рукою своєю.* Покажи, Милостивий, своє чоловіколюбство,* прийми Богородицю, що тебе породила і молиться за нас,* і спаси, Спасе наш, людей зневірених.</w:t>
+      </w:r>
+    </w:p>
+    <w:p>
+      <w:pPr>
+        <w:spacing w:line="240" w:lineRule="auto"/>
+        <w:jc w:val="center"/>
+        <w:rPr>
+          <w:rFonts w:ascii="Times New Roman" w:hAnsi="Times New Roman"/>
+          <w:i/>
+          <w:color w:val="FF0000"/>
+          <w:sz w:val="24"/>
+        </w:rPr>
+      </w:pPr>
+      <w:r>
+        <w:rPr>
+          <w:rFonts w:ascii="Times New Roman" w:hAnsi="Times New Roman"/>
+          <w:i/>
+          <w:color w:val="FF0000"/>
+          <w:sz w:val="24"/>
+        </w:rPr>
+        <w:t>*****</w:t>
+      </w:r>
+    </w:p>
+    <w:p>
+      <w:pPr>
+        <w:spacing w:line="240" w:lineRule="auto"/>
+        <w:rPr>
+          <w:rFonts w:ascii="Times New Roman" w:hAnsi="Times New Roman"/>
+          <w:sz w:val="24"/>
+        </w:rPr>
+      </w:pPr>
+      <w:r>
+        <w:rPr>
+          <w:rFonts w:ascii="Times New Roman" w:hAnsi="Times New Roman"/>
+          <w:sz w:val="24"/>
+        </w:rPr>
+        <w:t xml:space="preserve">Не </w:t>
       </w:r>
       <w:proofErr w:type="spellStart"/>
       <w:r>
         <w:rPr>
           <w:rFonts w:ascii="Times New Roman" w:hAnsi="Times New Roman"/>
-          <w:color w:val="000000"/>
-          <w:sz w:val="24"/>
-          <w:szCs w:val="24"/>
-        </w:rPr>
-        <w:t>Вартоломею</w:t>
+          <w:sz w:val="24"/>
+        </w:rPr>
+        <w:t>залиши</w:t>
       </w:r>
       <w:proofErr w:type="spellEnd"/>
       <w:r>
         <w:rPr>
           <w:rFonts w:ascii="Times New Roman" w:hAnsi="Times New Roman"/>
-          <w:color w:val="000000"/>
-          <w:sz w:val="24"/>
-          <w:szCs w:val="24"/>
-        </w:rPr>
-        <w:t xml:space="preserve"> й Варн</w:t>
-      </w:r>
-      <w:r>
-        <w:rPr>
-          <w:rFonts w:ascii="Times New Roman" w:hAnsi="Times New Roman"/>
-          <w:sz w:val="24"/>
-          <w:szCs w:val="24"/>
-        </w:rPr>
-        <w:t>а</w:t>
-      </w:r>
-      <w:r>
-        <w:rPr>
-          <w:rFonts w:ascii="Times New Roman" w:hAnsi="Times New Roman"/>
-          <w:color w:val="000000"/>
-          <w:sz w:val="24"/>
-          <w:szCs w:val="24"/>
-        </w:rPr>
-        <w:t>во.* Тому пам’ять вашу почитаємо й просимо:* Моліть Христа Бога,* щоб ми прийняли гріхів відпущення.</w:t>
-      </w:r>
-    </w:p>
-    <w:p>
-      <w:pPr>
-        <w:spacing w:line="240" w:lineRule="auto"/>
-        <w:rPr>
-          <w:rFonts w:ascii="Times New Roman" w:hAnsi="Times New Roman"/>
-          <w:b/>
-          <w:sz w:val="24"/>
-        </w:rPr>
-      </w:pPr>
-      <w:r>
-        <w:rPr>
-          <w:rFonts w:ascii="Times New Roman" w:hAnsi="Times New Roman"/>
-          <w:sz w:val="24"/>
-        </w:rPr>
-        <w:t xml:space="preserve">І нині, і повсякчас, і на віки </w:t>
+          <w:sz w:val="24"/>
+        </w:rPr>
+        <w:t xml:space="preserve"> нас до кінця, ради </w:t>
+      </w:r>
+      <w:proofErr w:type="spellStart"/>
+      <w:r>
+        <w:rPr>
+          <w:rFonts w:ascii="Times New Roman" w:hAnsi="Times New Roman"/>
+          <w:sz w:val="24"/>
+        </w:rPr>
+        <w:t>імени</w:t>
+      </w:r>
+      <w:proofErr w:type="spellEnd"/>
+      <w:r>
+        <w:rPr>
+          <w:rFonts w:ascii="Times New Roman" w:hAnsi="Times New Roman"/>
+          <w:sz w:val="24"/>
+        </w:rPr>
+        <w:t xml:space="preserve"> твого святого,* не зруйнуй заповіту твого* й не віддаляй милости твоєї від нас задля улюбленого тобою Авраама,* і задля </w:t>
+      </w:r>
+      <w:proofErr w:type="spellStart"/>
+      <w:r>
+        <w:rPr>
+          <w:rFonts w:ascii="Times New Roman" w:hAnsi="Times New Roman"/>
+          <w:sz w:val="24"/>
+        </w:rPr>
+        <w:t>Ісаака</w:t>
+      </w:r>
+      <w:proofErr w:type="spellEnd"/>
+      <w:r>
+        <w:rPr>
+          <w:rFonts w:ascii="Times New Roman" w:hAnsi="Times New Roman"/>
+          <w:sz w:val="24"/>
+        </w:rPr>
+        <w:t xml:space="preserve">, раба твого,* та </w:t>
+      </w:r>
+      <w:proofErr w:type="spellStart"/>
+      <w:r>
+        <w:rPr>
+          <w:rFonts w:ascii="Times New Roman" w:hAnsi="Times New Roman"/>
+          <w:sz w:val="24"/>
+        </w:rPr>
+        <w:t>Ізраїля</w:t>
+      </w:r>
+      <w:proofErr w:type="spellEnd"/>
+      <w:r>
+        <w:rPr>
+          <w:rFonts w:ascii="Times New Roman" w:hAnsi="Times New Roman"/>
+          <w:sz w:val="24"/>
+        </w:rPr>
+        <w:t xml:space="preserve"> святого твого. </w:t>
+      </w:r>
+      <w:r>
+        <w:rPr>
+          <w:rFonts w:ascii="Times New Roman" w:hAnsi="Times New Roman"/>
+          <w:i/>
+          <w:color w:val="FF0000"/>
+          <w:sz w:val="24"/>
+        </w:rPr>
+        <w:t>(Дан. 3:34-35)</w:t>
+      </w:r>
+    </w:p>
+    <w:p>
+      <w:pPr>
+        <w:spacing w:line="240" w:lineRule="auto"/>
+        <w:jc w:val="center"/>
+        <w:rPr>
+          <w:rFonts w:ascii="Times New Roman" w:hAnsi="Times New Roman"/>
+          <w:i/>
+          <w:color w:val="FF0000"/>
+          <w:sz w:val="24"/>
+        </w:rPr>
+      </w:pPr>
+      <w:r>
+        <w:rPr>
+          <w:rFonts w:ascii="Times New Roman" w:hAnsi="Times New Roman"/>
+          <w:i/>
+          <w:color w:val="FF0000"/>
+          <w:sz w:val="24"/>
+        </w:rPr>
+        <w:t>*****</w:t>
+      </w:r>
+    </w:p>
+    <w:p>
+      <w:pPr>
+        <w:spacing w:line="240" w:lineRule="auto"/>
+        <w:rPr>
+          <w:rFonts w:ascii="Times New Roman" w:hAnsi="Times New Roman"/>
+          <w:sz w:val="24"/>
+        </w:rPr>
+      </w:pPr>
+      <w:r>
+        <w:rPr>
+          <w:rFonts w:ascii="Times New Roman" w:hAnsi="Times New Roman"/>
+          <w:sz w:val="24"/>
+        </w:rPr>
+        <w:t xml:space="preserve">Святий Боже, святий Кріпкий, святий Безсмертний, помилуй нас </w:t>
+      </w:r>
+      <w:r>
+        <w:rPr>
+          <w:rFonts w:ascii="Times New Roman" w:hAnsi="Times New Roman"/>
+          <w:i/>
+          <w:color w:val="FF0000"/>
+          <w:sz w:val="24"/>
+        </w:rPr>
+        <w:t>(3 р.)</w:t>
+      </w:r>
+      <w:r>
+        <w:rPr>
+          <w:rFonts w:ascii="Times New Roman" w:hAnsi="Times New Roman"/>
+          <w:sz w:val="24"/>
+        </w:rPr>
+        <w:t>.</w:t>
+      </w:r>
+    </w:p>
+    <w:p>
+      <w:pPr>
+        <w:spacing w:line="240" w:lineRule="auto"/>
+        <w:rPr>
+          <w:rFonts w:ascii="Times New Roman" w:hAnsi="Times New Roman"/>
+          <w:sz w:val="24"/>
+        </w:rPr>
+      </w:pPr>
+      <w:r>
+        <w:rPr>
+          <w:rFonts w:ascii="Times New Roman" w:hAnsi="Times New Roman"/>
+          <w:sz w:val="24"/>
+        </w:rPr>
+        <w:t xml:space="preserve">Слава Отцю, і Сину, і Святому Духові,* і нині, і повсякчас, і на віки </w:t>
       </w:r>
       <w:r>
         <w:rPr>
@@ -8545,174 +10303,69 @@
         </w:rPr>
         <w:t xml:space="preserve"> Амінь.</w:t>
       </w:r>
-      <w:r>
-        <w:rPr>
-          <w:rFonts w:ascii="Times New Roman" w:hAnsi="Times New Roman"/>
-          <w:b/>
-          <w:sz w:val="24"/>
-        </w:rPr>
-        <w:t xml:space="preserve"> </w:t>
-      </w:r>
-    </w:p>
-    <w:p>
-      <w:pPr>
-        <w:spacing w:line="240" w:lineRule="auto"/>
-        <w:rPr>
-          <w:rFonts w:ascii="Times New Roman" w:hAnsi="Times New Roman"/>
-          <w:sz w:val="24"/>
-        </w:rPr>
-      </w:pPr>
-      <w:r>
-        <w:rPr>
-          <w:rFonts w:ascii="Times New Roman" w:hAnsi="Times New Roman"/>
-          <w:sz w:val="24"/>
-        </w:rPr>
-        <w:t>Ти, Милосердний, що задля нас народився з Діви,* витерпів розп'яття і смертю смерть подолав,* і, як Бог, появив воскресіння,* не погорди тими, що їх ти створив рукою своєю.* Покажи, Милостивий, своє чоловіколюбство,* прийми Богородицю, що тебе породила і молиться за нас,* і спаси, Спасе наш, людей зневірених.</w:t>
-      </w:r>
-    </w:p>
-    <w:p>
-      <w:pPr>
-        <w:spacing w:line="240" w:lineRule="auto"/>
-        <w:jc w:val="center"/>
-        <w:rPr>
-          <w:rFonts w:ascii="Times New Roman" w:hAnsi="Times New Roman"/>
-          <w:i/>
-          <w:color w:val="FF0000"/>
-          <w:sz w:val="24"/>
-        </w:rPr>
-      </w:pPr>
-      <w:r>
-        <w:rPr>
-          <w:rFonts w:ascii="Times New Roman" w:hAnsi="Times New Roman"/>
-          <w:i/>
-          <w:color w:val="FF0000"/>
-          <w:sz w:val="24"/>
-        </w:rPr>
-        <w:t>*****</w:t>
-      </w:r>
-    </w:p>
-    <w:p>
-      <w:pPr>
-        <w:spacing w:line="240" w:lineRule="auto"/>
-        <w:rPr>
-          <w:rFonts w:ascii="Times New Roman" w:hAnsi="Times New Roman"/>
-          <w:sz w:val="24"/>
-        </w:rPr>
-      </w:pPr>
-      <w:r>
-        <w:rPr>
-          <w:rFonts w:ascii="Times New Roman" w:hAnsi="Times New Roman"/>
-          <w:sz w:val="24"/>
-        </w:rPr>
-        <w:t xml:space="preserve">Не залиши нас до кінця, ради імени твого святого,* не зруйнуй заповіту твого* й не віддаляй милости твоєї від нас задля улюбленого тобою Авраама,* і задля Ісаака, раба твого,* та Ізраїля святого твого. </w:t>
-      </w:r>
-      <w:r>
-        <w:rPr>
-          <w:rFonts w:ascii="Times New Roman" w:hAnsi="Times New Roman"/>
-          <w:i/>
-          <w:color w:val="FF0000"/>
-          <w:sz w:val="24"/>
-        </w:rPr>
-        <w:t>(Дан. 3:34-35)</w:t>
-      </w:r>
-    </w:p>
-    <w:p>
-      <w:pPr>
-        <w:spacing w:line="240" w:lineRule="auto"/>
-        <w:jc w:val="center"/>
-        <w:rPr>
-          <w:rFonts w:ascii="Times New Roman" w:hAnsi="Times New Roman"/>
-          <w:i/>
-          <w:color w:val="FF0000"/>
-          <w:sz w:val="24"/>
-        </w:rPr>
-      </w:pPr>
-      <w:r>
-        <w:rPr>
-          <w:rFonts w:ascii="Times New Roman" w:hAnsi="Times New Roman"/>
-          <w:i/>
-          <w:color w:val="FF0000"/>
-          <w:sz w:val="24"/>
-        </w:rPr>
-        <w:t>*****</w:t>
-      </w:r>
-    </w:p>
-    <w:p>
-      <w:pPr>
-        <w:spacing w:line="240" w:lineRule="auto"/>
-        <w:rPr>
-          <w:rFonts w:ascii="Times New Roman" w:hAnsi="Times New Roman"/>
-          <w:sz w:val="24"/>
-        </w:rPr>
-      </w:pPr>
-      <w:r>
-        <w:rPr>
-          <w:rFonts w:ascii="Times New Roman" w:hAnsi="Times New Roman"/>
-          <w:sz w:val="24"/>
-        </w:rPr>
-        <w:t xml:space="preserve">Святий Боже, святий Кріпкий, святий Безсмертний, помилуй нас </w:t>
-      </w:r>
-      <w:r>
-        <w:rPr>
-          <w:rFonts w:ascii="Times New Roman" w:hAnsi="Times New Roman"/>
-          <w:i/>
-          <w:color w:val="FF0000"/>
-          <w:sz w:val="24"/>
-        </w:rPr>
-        <w:t>(3 р.)</w:t>
-      </w:r>
-      <w:r>
-        <w:rPr>
-          <w:rFonts w:ascii="Times New Roman" w:hAnsi="Times New Roman"/>
-          <w:sz w:val="24"/>
-        </w:rPr>
-        <w:t>.</w:t>
-      </w:r>
-    </w:p>
-    <w:p>
-      <w:pPr>
-        <w:spacing w:line="240" w:lineRule="auto"/>
-        <w:rPr>
-          <w:rFonts w:ascii="Times New Roman" w:hAnsi="Times New Roman"/>
-          <w:sz w:val="24"/>
-        </w:rPr>
-      </w:pPr>
-      <w:r>
-        <w:rPr>
-          <w:rFonts w:ascii="Times New Roman" w:hAnsi="Times New Roman"/>
-          <w:sz w:val="24"/>
-        </w:rPr>
-        <w:t xml:space="preserve">Слава Отцю, і Сину, і Святому Духові,* і нині, і повсякчас, і на віки </w:t>
-      </w:r>
-      <w:r>
-        <w:rPr>
-          <w:rFonts w:ascii="Times New Roman" w:hAnsi="Times New Roman"/>
-          <w:sz w:val="24"/>
-        </w:rPr>
-        <w:t>віків.</w:t>
-      </w:r>
-      <w:r>
-        <w:rPr>
-          <w:rFonts w:ascii="Times New Roman" w:hAnsi="Times New Roman"/>
-          <w:sz w:val="24"/>
-        </w:rPr>
-        <w:t xml:space="preserve"> Амінь.</w:t>
-      </w:r>
-    </w:p>
-    <w:p>
-      <w:pPr>
-        <w:spacing w:line="240" w:lineRule="auto"/>
-        <w:rPr>
-          <w:rFonts w:ascii="Times New Roman" w:hAnsi="Times New Roman"/>
-          <w:sz w:val="24"/>
-        </w:rPr>
-      </w:pPr>
-      <w:r>
-        <w:rPr>
-          <w:rFonts w:ascii="Times New Roman" w:hAnsi="Times New Roman"/>
-          <w:sz w:val="24"/>
-        </w:rPr>
-        <w:t>Пресвята Тройце, помилуй нас;* Господи, очисти гріхи наші;* Владико, прости беззаконня наші;* Святий, завітай і зціли немочі наші імени твого ради.</w:t>
+    </w:p>
+    <w:p>
+      <w:pPr>
+        <w:spacing w:line="240" w:lineRule="auto"/>
+        <w:rPr>
+          <w:rFonts w:ascii="Times New Roman" w:hAnsi="Times New Roman"/>
+          <w:sz w:val="24"/>
+        </w:rPr>
+      </w:pPr>
+      <w:r>
+        <w:rPr>
+          <w:rFonts w:ascii="Times New Roman" w:hAnsi="Times New Roman"/>
+          <w:sz w:val="24"/>
+        </w:rPr>
+        <w:t xml:space="preserve">Пресвята </w:t>
+      </w:r>
+      <w:proofErr w:type="spellStart"/>
+      <w:r>
+        <w:rPr>
+          <w:rFonts w:ascii="Times New Roman" w:hAnsi="Times New Roman"/>
+          <w:sz w:val="24"/>
+        </w:rPr>
+        <w:t>Тройце</w:t>
+      </w:r>
+      <w:proofErr w:type="spellEnd"/>
+      <w:r>
+        <w:rPr>
+          <w:rFonts w:ascii="Times New Roman" w:hAnsi="Times New Roman"/>
+          <w:sz w:val="24"/>
+        </w:rPr>
+        <w:t xml:space="preserve">, помилуй нас;* Господи, очисти гріхи наші;* Владико, прости беззаконня наші;* Святий, завітай і зціли </w:t>
+      </w:r>
+      <w:proofErr w:type="spellStart"/>
+      <w:r>
+        <w:rPr>
+          <w:rFonts w:ascii="Times New Roman" w:hAnsi="Times New Roman"/>
+          <w:sz w:val="24"/>
+        </w:rPr>
+        <w:t>немочі</w:t>
+      </w:r>
+      <w:proofErr w:type="spellEnd"/>
+      <w:r>
+        <w:rPr>
+          <w:rFonts w:ascii="Times New Roman" w:hAnsi="Times New Roman"/>
+          <w:sz w:val="24"/>
+        </w:rPr>
+        <w:t xml:space="preserve"> наші </w:t>
+      </w:r>
+      <w:proofErr w:type="spellStart"/>
+      <w:r>
+        <w:rPr>
+          <w:rFonts w:ascii="Times New Roman" w:hAnsi="Times New Roman"/>
+          <w:sz w:val="24"/>
+        </w:rPr>
+        <w:t>імени</w:t>
+      </w:r>
+      <w:proofErr w:type="spellEnd"/>
+      <w:r>
+        <w:rPr>
+          <w:rFonts w:ascii="Times New Roman" w:hAnsi="Times New Roman"/>
+          <w:sz w:val="24"/>
+        </w:rPr>
+        <w:t xml:space="preserve"> твого ради.</w:t>
       </w:r>
     </w:p>
     <w:p>
@@ -8841,336 +10494,358 @@
       </w:r>
     </w:p>
     <w:p>
-      <w:pPr>
-        <w:pBdr>
-          <w:top w:val="nil"/>
-          <w:left w:val="nil"/>
-          <w:bottom w:val="nil"/>
-          <w:right w:val="nil"/>
-          <w:between w:val="nil"/>
-        </w:pBdr>
-        <w:jc w:val="both"/>
+      <w:r>
+        <w:rPr>
+          <w:rFonts w:ascii="Times New Roman" w:hAnsi="Times New Roman"/>
+          <w:i/>
+          <w:color w:val="FF0000"/>
+          <w:sz w:val="24"/>
+        </w:rPr>
+        <w:t xml:space="preserve">Кондак (г. 4): </w:t>
+      </w:r>
+      <w:r>
         <w:rPr>
           <w:rFonts w:ascii="Times New Roman" w:hAnsi="Times New Roman"/>
           <w:color w:val="000000"/>
           <w:sz w:val="24"/>
-          <w:szCs w:val="24"/>
-        </w:rPr>
-      </w:pPr>
-      <w:r>
-        <w:rPr>
-          <w:rFonts w:ascii="Times New Roman" w:hAnsi="Times New Roman"/>
-          <w:i/>
-          <w:color w:val="FF0000"/>
-          <w:sz w:val="24"/>
-          <w:szCs w:val="24"/>
+        </w:rPr>
+        <w:t xml:space="preserve">Дослідивши глибину премудрості, Стефане,* віднайшов ти єдиний </w:t>
+      </w:r>
+      <w:r>
+        <w:rPr>
+          <w:rFonts w:ascii="Times New Roman" w:hAnsi="Times New Roman"/>
+          <w:color w:val="000000"/>
+          <w:sz w:val="24"/>
+        </w:rPr>
+        <w:t>благовгодний</w:t>
+      </w:r>
+      <w:r>
+        <w:rPr>
+          <w:rFonts w:ascii="Times New Roman" w:hAnsi="Times New Roman"/>
+          <w:color w:val="000000"/>
+          <w:sz w:val="24"/>
+        </w:rPr>
+        <w:t xml:space="preserve"> скарб,* і дорогоцінні перли розуму,* своїми стражданнями здобув, преблаженний.</w:t>
+      </w:r>
+      <w:r>
+        <w:rPr>
+          <w:rFonts w:ascii="Times New Roman" w:hAnsi="Times New Roman"/>
+          <w:sz w:val="24"/>
+        </w:rPr>
+        <w:t xml:space="preserve"> </w:t>
+      </w:r>
+    </w:p>
+    <w:p>
+      <w:pPr>
+        <w:spacing w:line="240" w:lineRule="auto"/>
+        <w:rPr>
+          <w:rFonts w:ascii="Times New Roman" w:hAnsi="Times New Roman"/>
+          <w:sz w:val="24"/>
+        </w:rPr>
+      </w:pPr>
+      <w:r>
+        <w:rPr>
+          <w:rFonts w:ascii="Times New Roman" w:hAnsi="Times New Roman"/>
+          <w:sz w:val="24"/>
+        </w:rPr>
+        <w:t xml:space="preserve">Господи, помилуй </w:t>
+      </w:r>
+      <w:r>
+        <w:rPr>
+          <w:rFonts w:ascii="Times New Roman" w:hAnsi="Times New Roman"/>
+          <w:i/>
+          <w:color w:val="FF0000"/>
+          <w:sz w:val="24"/>
+        </w:rPr>
+        <w:t>(40 р.)</w:t>
+      </w:r>
+      <w:r>
+        <w:rPr>
+          <w:rFonts w:ascii="Times New Roman" w:hAnsi="Times New Roman"/>
+          <w:sz w:val="24"/>
+        </w:rPr>
+        <w:t>.</w:t>
+      </w:r>
+    </w:p>
+    <w:p>
+      <w:pPr>
+        <w:spacing w:line="240" w:lineRule="auto"/>
+        <w:rPr>
+          <w:rFonts w:ascii="Times New Roman" w:hAnsi="Times New Roman"/>
+          <w:i/>
+          <w:color w:val="FF0000"/>
+          <w:sz w:val="24"/>
+        </w:rPr>
+      </w:pPr>
+      <w:r>
+        <w:rPr>
+          <w:rFonts w:ascii="Times New Roman" w:hAnsi="Times New Roman"/>
+          <w:sz w:val="24"/>
         </w:rPr>
         <w:lastRenderedPageBreak/>
-        <w:t>Кондак (г. 3):</w:t>
-      </w:r>
-      <w:r>
-        <w:rPr>
-          <w:rFonts w:ascii="Times New Roman" w:hAnsi="Times New Roman"/>
-          <w:color w:val="FF0000"/>
-          <w:sz w:val="24"/>
-          <w:szCs w:val="24"/>
-        </w:rPr>
-        <w:t xml:space="preserve"> </w:t>
-      </w:r>
-      <w:r>
-        <w:rPr>
-          <w:rFonts w:ascii="Times New Roman" w:hAnsi="Times New Roman"/>
-          <w:color w:val="000000"/>
-          <w:sz w:val="24"/>
-          <w:szCs w:val="24"/>
-        </w:rPr>
-        <w:t xml:space="preserve">Господній був Ти істинний служитель,* із сімдесяти апостолів явився Ти першим,* осяяв Ти з Павлом проповідь твою, усім звіщаючи Христа Спаса.* Ради цього піснеспівами божественну пам’ять твою, </w:t>
+        <w:t xml:space="preserve">Ти, що повсякчас і кожної години на небі й на землі приймаєш поклін і славу, Боже добрий, довготерпеливий й многомилостивий, що праведних любиш, і грішних милуєш, і всіх кличеш до спасіння, заради обіцянки майбутніх благ! Прийми, Господи, в цю хвилину й наші молитви і спрямуй життя наше до твоїх заповідей. Душі наші освяти, тіла очисти, думки наші направ, розум очисти й протверези, і визволь нас від усякої скорботи, лиха й слабування. Захисти нас святими ангелами твоїми, щоб ми, їх охороною збережені й напоумлені, осягнули єдність віри та зрозуміння неприступної твоєї слави, бо ти благословенний на віки </w:t>
+      </w:r>
+      <w:r>
+        <w:rPr>
+          <w:rFonts w:ascii="Times New Roman" w:hAnsi="Times New Roman"/>
+          <w:sz w:val="24"/>
+        </w:rPr>
+        <w:t>віків.</w:t>
+      </w:r>
+    </w:p>
+    <w:p>
+      <w:pPr>
+        <w:spacing w:line="240" w:lineRule="auto"/>
+        <w:rPr>
+          <w:rFonts w:ascii="Times New Roman" w:hAnsi="Times New Roman"/>
+          <w:sz w:val="24"/>
+        </w:rPr>
+      </w:pPr>
+      <w:r>
+        <w:rPr>
+          <w:rFonts w:ascii="Times New Roman" w:hAnsi="Times New Roman"/>
+          <w:i/>
+          <w:color w:val="FF0000"/>
+          <w:sz w:val="24"/>
+        </w:rPr>
+        <w:t xml:space="preserve">Вірні: </w:t>
+      </w:r>
+      <w:r>
+        <w:rPr>
+          <w:rFonts w:ascii="Times New Roman" w:hAnsi="Times New Roman"/>
+          <w:sz w:val="24"/>
+        </w:rPr>
+        <w:t>Амінь.</w:t>
+      </w:r>
+    </w:p>
+    <w:p>
+      <w:pPr>
+        <w:spacing w:line="240" w:lineRule="auto"/>
+        <w:rPr>
+          <w:rFonts w:ascii="Times New Roman" w:hAnsi="Times New Roman"/>
+          <w:sz w:val="24"/>
+        </w:rPr>
+      </w:pPr>
+      <w:r>
+        <w:rPr>
+          <w:rFonts w:ascii="Times New Roman" w:hAnsi="Times New Roman"/>
+          <w:sz w:val="24"/>
+        </w:rPr>
+        <w:t xml:space="preserve">Господи, помилуй </w:t>
+      </w:r>
+      <w:r>
+        <w:rPr>
+          <w:rFonts w:ascii="Times New Roman" w:hAnsi="Times New Roman"/>
+          <w:i/>
+          <w:color w:val="FF0000"/>
+          <w:sz w:val="24"/>
+        </w:rPr>
+        <w:t>(3 р.)</w:t>
+      </w:r>
+      <w:r>
+        <w:rPr>
+          <w:rFonts w:ascii="Times New Roman" w:hAnsi="Times New Roman"/>
+          <w:sz w:val="24"/>
+        </w:rPr>
+        <w:t>.</w:t>
+      </w:r>
+    </w:p>
+    <w:p>
+      <w:pPr>
+        <w:spacing w:line="240" w:lineRule="auto"/>
+        <w:rPr>
+          <w:rFonts w:ascii="Times New Roman" w:hAnsi="Times New Roman"/>
+          <w:sz w:val="24"/>
+        </w:rPr>
+      </w:pPr>
+      <w:r>
+        <w:rPr>
+          <w:rFonts w:ascii="Times New Roman" w:hAnsi="Times New Roman"/>
+          <w:sz w:val="24"/>
+        </w:rPr>
+        <w:t xml:space="preserve">Слава Отцю, і Сину, і Святому Духові,* і нині, і повсякчас, і на віки </w:t>
+      </w:r>
+      <w:r>
+        <w:rPr>
+          <w:rFonts w:ascii="Times New Roman" w:hAnsi="Times New Roman"/>
+          <w:sz w:val="24"/>
+        </w:rPr>
+        <w:t>віків.</w:t>
+      </w:r>
+      <w:r>
+        <w:rPr>
+          <w:rFonts w:ascii="Times New Roman" w:hAnsi="Times New Roman"/>
+          <w:sz w:val="24"/>
+        </w:rPr>
+        <w:t xml:space="preserve"> Амінь.</w:t>
+      </w:r>
+    </w:p>
+    <w:p>
+      <w:pPr>
+        <w:spacing w:line="240" w:lineRule="auto"/>
+        <w:rPr>
+          <w:rFonts w:ascii="Times New Roman" w:hAnsi="Times New Roman"/>
+          <w:sz w:val="24"/>
+        </w:rPr>
+      </w:pPr>
+      <w:r>
+        <w:rPr>
+          <w:rFonts w:ascii="Times New Roman" w:hAnsi="Times New Roman"/>
+          <w:sz w:val="24"/>
+        </w:rPr>
+        <w:t>Чеснішу від херувимів і незрівнянно славнішу і від серафимів,* що без зотління Бога Слово породила,* сущу Богородицю, тебе величаємо.</w:t>
+      </w:r>
+    </w:p>
+    <w:p>
+      <w:pPr>
+        <w:spacing w:line="240" w:lineRule="auto"/>
+        <w:rPr>
+          <w:rFonts w:ascii="Times New Roman" w:hAnsi="Times New Roman"/>
+          <w:sz w:val="24"/>
+        </w:rPr>
+      </w:pPr>
+      <w:r>
+        <w:rPr>
+          <w:rFonts w:ascii="Times New Roman" w:hAnsi="Times New Roman"/>
+          <w:sz w:val="24"/>
+        </w:rPr>
+        <w:t>Іменем Господнім благослови, отче!</w:t>
+      </w:r>
+    </w:p>
+    <w:p>
+      <w:pPr>
+        <w:spacing w:line="240" w:lineRule="auto"/>
+        <w:rPr>
+          <w:rFonts w:ascii="Times New Roman" w:hAnsi="Times New Roman"/>
+          <w:sz w:val="24"/>
+        </w:rPr>
+      </w:pPr>
+      <w:r>
+        <w:rPr>
+          <w:rFonts w:ascii="Times New Roman" w:hAnsi="Times New Roman"/>
+          <w:i/>
+          <w:color w:val="FF0000"/>
+          <w:sz w:val="24"/>
+        </w:rPr>
+        <w:t xml:space="preserve">Священик: </w:t>
+      </w:r>
+      <w:r>
+        <w:rPr>
+          <w:rFonts w:ascii="Times New Roman" w:hAnsi="Times New Roman"/>
+          <w:sz w:val="24"/>
+        </w:rPr>
+        <w:t>Боже, змилуйся над нами і благослови нас; світлом лиця твого осяй нас і помилуй нас.</w:t>
+      </w:r>
+    </w:p>
+    <w:p>
+      <w:pPr>
+        <w:spacing w:line="240" w:lineRule="auto"/>
+        <w:rPr>
+          <w:rFonts w:ascii="Times New Roman" w:hAnsi="Times New Roman"/>
+          <w:sz w:val="24"/>
+        </w:rPr>
+      </w:pPr>
+      <w:r>
+        <w:rPr>
+          <w:rFonts w:ascii="Times New Roman" w:hAnsi="Times New Roman"/>
+          <w:i/>
+          <w:color w:val="FF0000"/>
+          <w:sz w:val="24"/>
+        </w:rPr>
+        <w:t xml:space="preserve">Вірні: </w:t>
+      </w:r>
+      <w:r>
+        <w:rPr>
+          <w:rFonts w:ascii="Times New Roman" w:hAnsi="Times New Roman"/>
+          <w:sz w:val="24"/>
+        </w:rPr>
+        <w:t>Амінь.</w:t>
+      </w:r>
+    </w:p>
+    <w:p>
+      <w:pPr>
+        <w:spacing w:line="240" w:lineRule="auto"/>
+        <w:jc w:val="center"/>
+        <w:rPr>
+          <w:rFonts w:ascii="Times New Roman" w:hAnsi="Times New Roman"/>
+          <w:b/>
+          <w:i/>
+          <w:sz w:val="24"/>
+        </w:rPr>
+      </w:pPr>
+      <w:r>
+        <w:rPr>
+          <w:rFonts w:ascii="Times New Roman" w:hAnsi="Times New Roman"/>
+          <w:b/>
+          <w:i/>
+          <w:color w:val="FF0000"/>
+          <w:sz w:val="24"/>
+        </w:rPr>
+        <w:t>Молитва на Час 9-ий</w:t>
+      </w:r>
+    </w:p>
+    <w:p>
+      <w:pPr>
+        <w:spacing w:line="240" w:lineRule="auto"/>
+        <w:rPr>
+          <w:rFonts w:ascii="Times New Roman" w:hAnsi="Times New Roman"/>
+          <w:sz w:val="24"/>
+        </w:rPr>
+      </w:pPr>
+      <w:r>
+        <w:rPr>
+          <w:rFonts w:ascii="Times New Roman" w:hAnsi="Times New Roman"/>
+          <w:sz w:val="24"/>
+        </w:rPr>
+        <w:t xml:space="preserve">Владико Господи, Ісусе Христе, Боже наш! Ти довго </w:t>
       </w:r>
       <w:proofErr w:type="spellStart"/>
       <w:r>
         <w:rPr>
           <w:rFonts w:ascii="Times New Roman" w:hAnsi="Times New Roman"/>
-          <w:color w:val="000000"/>
-          <w:sz w:val="24"/>
-          <w:szCs w:val="24"/>
-        </w:rPr>
-        <w:t>Варнаво</w:t>
+          <w:sz w:val="24"/>
+        </w:rPr>
+        <w:t>терпиш</w:t>
       </w:r>
       <w:proofErr w:type="spellEnd"/>
       <w:r>
         <w:rPr>
           <w:rFonts w:ascii="Times New Roman" w:hAnsi="Times New Roman"/>
-          <w:color w:val="000000"/>
-          <w:sz w:val="24"/>
-          <w:szCs w:val="24"/>
-        </w:rPr>
-        <w:t>, творимо.</w:t>
-      </w:r>
-    </w:p>
-    <w:p>
-      <w:pPr>
-        <w:spacing w:line="240" w:lineRule="auto"/>
-        <w:rPr>
-          <w:rFonts w:ascii="Times New Roman" w:hAnsi="Times New Roman"/>
-          <w:sz w:val="24"/>
-        </w:rPr>
-      </w:pPr>
-      <w:r>
-        <w:rPr>
-          <w:rFonts w:ascii="Times New Roman" w:hAnsi="Times New Roman"/>
-          <w:sz w:val="24"/>
-        </w:rPr>
-        <w:t xml:space="preserve">Господи, помилуй </w:t>
-      </w:r>
-      <w:r>
-        <w:rPr>
-          <w:rFonts w:ascii="Times New Roman" w:hAnsi="Times New Roman"/>
-          <w:i/>
-          <w:color w:val="FF0000"/>
-          <w:sz w:val="24"/>
-        </w:rPr>
-        <w:t>(40 р.)</w:t>
-      </w:r>
-      <w:r>
-        <w:rPr>
-          <w:rFonts w:ascii="Times New Roman" w:hAnsi="Times New Roman"/>
-          <w:sz w:val="24"/>
-        </w:rPr>
-        <w:t>.</w:t>
-      </w:r>
-    </w:p>
-    <w:p>
-      <w:pPr>
-        <w:spacing w:line="240" w:lineRule="auto"/>
-        <w:rPr>
-          <w:rFonts w:ascii="Times New Roman" w:hAnsi="Times New Roman"/>
-          <w:i/>
-          <w:color w:val="FF0000"/>
-          <w:sz w:val="24"/>
-        </w:rPr>
-      </w:pPr>
-      <w:r>
-        <w:rPr>
-          <w:rFonts w:ascii="Times New Roman" w:hAnsi="Times New Roman"/>
-          <w:sz w:val="24"/>
-        </w:rPr>
-        <w:t xml:space="preserve">Ти, що повсякчас і кожної години на небі й на землі приймаєш поклін і славу, Боже добрий, довготерпеливий й многомилостивий, що праведних любиш, і грішних милуєш, і всіх кличеш до спасіння, заради обіцянки майбутніх благ! Прийми, Господи, в цю хвилину й наші молитви і спрямуй життя наше до твоїх заповідей. Душі наші освяти, тіла очисти, думки наші направ, розум очисти й протверези, і визволь нас від усякої скорботи, лиха й слабування. Захисти нас святими ангелами твоїми, щоб ми, їх охороною збережені й напоумлені, осягнули єдність віри та зрозуміння неприступної твоєї слави, бо ти благословенний на віки </w:t>
-      </w:r>
-      <w:r>
-        <w:rPr>
-          <w:rFonts w:ascii="Times New Roman" w:hAnsi="Times New Roman"/>
-          <w:sz w:val="24"/>
-        </w:rPr>
-        <w:t>віків.</w:t>
-      </w:r>
-    </w:p>
-    <w:p>
-      <w:pPr>
-        <w:spacing w:line="240" w:lineRule="auto"/>
-        <w:rPr>
-          <w:rFonts w:ascii="Times New Roman" w:hAnsi="Times New Roman"/>
-          <w:sz w:val="24"/>
-        </w:rPr>
-      </w:pPr>
-      <w:r>
-        <w:rPr>
-          <w:rFonts w:ascii="Times New Roman" w:hAnsi="Times New Roman"/>
-          <w:i/>
-          <w:color w:val="FF0000"/>
-          <w:sz w:val="24"/>
-        </w:rPr>
-        <w:t xml:space="preserve">Вірні: </w:t>
-      </w:r>
-      <w:r>
-        <w:rPr>
-          <w:rFonts w:ascii="Times New Roman" w:hAnsi="Times New Roman"/>
-          <w:sz w:val="24"/>
-        </w:rPr>
-        <w:t>Амінь.</w:t>
-      </w:r>
-    </w:p>
-    <w:p>
-      <w:pPr>
-        <w:spacing w:line="240" w:lineRule="auto"/>
-        <w:rPr>
-          <w:rFonts w:ascii="Times New Roman" w:hAnsi="Times New Roman"/>
-          <w:sz w:val="24"/>
-        </w:rPr>
-      </w:pPr>
-      <w:r>
-        <w:rPr>
-          <w:rFonts w:ascii="Times New Roman" w:hAnsi="Times New Roman"/>
-          <w:sz w:val="24"/>
-        </w:rPr>
-        <w:t xml:space="preserve">Господи, помилуй </w:t>
-      </w:r>
-      <w:r>
-        <w:rPr>
-          <w:rFonts w:ascii="Times New Roman" w:hAnsi="Times New Roman"/>
-          <w:i/>
-          <w:color w:val="FF0000"/>
-          <w:sz w:val="24"/>
-        </w:rPr>
-        <w:t>(3 р.)</w:t>
-      </w:r>
-      <w:r>
-        <w:rPr>
-          <w:rFonts w:ascii="Times New Roman" w:hAnsi="Times New Roman"/>
-          <w:sz w:val="24"/>
-        </w:rPr>
-        <w:t>.</w:t>
-      </w:r>
-    </w:p>
-    <w:p>
-      <w:pPr>
-        <w:spacing w:line="240" w:lineRule="auto"/>
-        <w:rPr>
-          <w:rFonts w:ascii="Times New Roman" w:hAnsi="Times New Roman"/>
-          <w:sz w:val="24"/>
-        </w:rPr>
-      </w:pPr>
-      <w:r>
-        <w:rPr>
-          <w:rFonts w:ascii="Times New Roman" w:hAnsi="Times New Roman"/>
-          <w:sz w:val="24"/>
-        </w:rPr>
-        <w:t xml:space="preserve">Слава Отцю, і Сину, і Святому Духові,* і нині, і повсякчас, і на віки </w:t>
-      </w:r>
-      <w:r>
-        <w:rPr>
-          <w:rFonts w:ascii="Times New Roman" w:hAnsi="Times New Roman"/>
-          <w:sz w:val="24"/>
-        </w:rPr>
-        <w:t>віків.</w:t>
-      </w:r>
-      <w:r>
-        <w:rPr>
-          <w:rFonts w:ascii="Times New Roman" w:hAnsi="Times New Roman"/>
-          <w:sz w:val="24"/>
-        </w:rPr>
-        <w:t xml:space="preserve"> Амінь.</w:t>
-      </w:r>
-    </w:p>
-    <w:p>
-      <w:pPr>
-        <w:spacing w:line="240" w:lineRule="auto"/>
-        <w:rPr>
-          <w:rFonts w:ascii="Times New Roman" w:hAnsi="Times New Roman"/>
-          <w:sz w:val="24"/>
-        </w:rPr>
-      </w:pPr>
-      <w:r>
-        <w:rPr>
-          <w:rFonts w:ascii="Times New Roman" w:hAnsi="Times New Roman"/>
-          <w:sz w:val="24"/>
-        </w:rPr>
-        <w:t>Чеснішу від херувимів і незрівнянно славнішу і від серафимів,* що без зотління Бога Слово породила,* сущу Богородицю, тебе величаємо.</w:t>
-      </w:r>
-    </w:p>
-    <w:p>
-      <w:pPr>
-        <w:spacing w:line="240" w:lineRule="auto"/>
-        <w:rPr>
-          <w:rFonts w:ascii="Times New Roman" w:hAnsi="Times New Roman"/>
-          <w:sz w:val="24"/>
-        </w:rPr>
-      </w:pPr>
-      <w:r>
-        <w:rPr>
-          <w:rFonts w:ascii="Times New Roman" w:hAnsi="Times New Roman"/>
-          <w:sz w:val="24"/>
-        </w:rPr>
-        <w:t>Іменем Господнім благослови, отче!</w:t>
-      </w:r>
-    </w:p>
-    <w:p>
-      <w:pPr>
-        <w:spacing w:line="240" w:lineRule="auto"/>
-        <w:rPr>
-          <w:rFonts w:ascii="Times New Roman" w:hAnsi="Times New Roman"/>
-          <w:sz w:val="24"/>
-        </w:rPr>
-      </w:pPr>
-      <w:r>
-        <w:rPr>
-          <w:rFonts w:ascii="Times New Roman" w:hAnsi="Times New Roman"/>
-          <w:i/>
-          <w:color w:val="FF0000"/>
-          <w:sz w:val="24"/>
-        </w:rPr>
-        <w:t xml:space="preserve">Священик: </w:t>
-      </w:r>
-      <w:r>
-        <w:rPr>
-          <w:rFonts w:ascii="Times New Roman" w:hAnsi="Times New Roman"/>
-          <w:sz w:val="24"/>
-        </w:rPr>
-        <w:t>Боже, змилуйся над нами і благослови нас; світлом лиця твого осяй нас і помилуй нас.</w:t>
-      </w:r>
-    </w:p>
-    <w:p>
-      <w:pPr>
-        <w:spacing w:line="240" w:lineRule="auto"/>
-        <w:rPr>
-          <w:rFonts w:ascii="Times New Roman" w:hAnsi="Times New Roman"/>
-          <w:sz w:val="24"/>
-        </w:rPr>
-      </w:pPr>
-      <w:r>
-        <w:rPr>
-          <w:rFonts w:ascii="Times New Roman" w:hAnsi="Times New Roman"/>
-          <w:i/>
-          <w:color w:val="FF0000"/>
-          <w:sz w:val="24"/>
-        </w:rPr>
-        <w:t xml:space="preserve">Вірні: </w:t>
-      </w:r>
-      <w:r>
-        <w:rPr>
-          <w:rFonts w:ascii="Times New Roman" w:hAnsi="Times New Roman"/>
-          <w:sz w:val="24"/>
-        </w:rPr>
-        <w:t>Амінь.</w:t>
-      </w:r>
-    </w:p>
-    <w:p>
-      <w:pPr>
-        <w:spacing w:line="240" w:lineRule="auto"/>
-        <w:jc w:val="center"/>
-        <w:rPr>
-          <w:rFonts w:ascii="Times New Roman" w:hAnsi="Times New Roman"/>
-          <w:b/>
-          <w:i/>
-          <w:sz w:val="24"/>
-        </w:rPr>
-      </w:pPr>
-      <w:r>
-        <w:rPr>
-          <w:rFonts w:ascii="Times New Roman" w:hAnsi="Times New Roman"/>
-          <w:b/>
-          <w:i/>
-          <w:color w:val="FF0000"/>
-          <w:sz w:val="24"/>
-        </w:rPr>
-        <w:t>Молитва на Час 9-ий</w:t>
-      </w:r>
-    </w:p>
-    <w:p>
-      <w:pPr>
-        <w:spacing w:line="240" w:lineRule="auto"/>
-        <w:rPr>
-          <w:rFonts w:ascii="Times New Roman" w:hAnsi="Times New Roman"/>
-          <w:i/>
-          <w:color w:val="FF0000"/>
-          <w:sz w:val="24"/>
-        </w:rPr>
-      </w:pPr>
-      <w:r>
-        <w:rPr>
-          <w:rFonts w:ascii="Times New Roman" w:hAnsi="Times New Roman"/>
-          <w:sz w:val="24"/>
-        </w:rPr>
-        <w:t xml:space="preserve">Владико Господи, Ісусе Христе, Боже наш! Ти довго терпиш наші провини і привів нас аж до цієї години, в яку ти на животворнім дереві висячи, благорозумному розбійникові до раю відчинив вхід і смертю смерть знищив. Очисти нас грішних і недостойних слуг твоїх, бо нагрішили ми й беззаконня натворили, що вже не достойні звести очей наших і поглянути на височінь небесну, бо ми знехтували дорогу правди твоєї і ходили, куди вело нас серце наше! Тож молимо твоє безмірне милосердя: Пожалій нас, Боже, з безмежної милости своєї і спаси нас задля імени твого святого, бо змарнували ми в суєті дні наші. Визволи нас із руки супротивника і прости нам гріхи наші. Умертви тілесні пристрасті наші, щоб відкинувши стару людину, ми в нову зодягнулися, і жили для тебе, Владики нашого і Доброчинця, і так, ідучи за твоїми веліннями, досягли вічного спокою, де для всіх праведних радісна оселя. Бо ти правдиво істинна веселість і радість для тих, які люблять тебе, Христе Боже наш, і тобі славу віддаємо з предвічним твоїм Отцем, і пресвятим, і благим, і животворним твоїм Духом, нині і повсякчас, і на віки </w:t>
+          <w:sz w:val="24"/>
+        </w:rPr>
+        <w:t xml:space="preserve"> наші провини і привів нас аж до цієї години, в яку ти на животворнім дереві висячи, </w:t>
+      </w:r>
+      <w:proofErr w:type="spellStart"/>
+      <w:r>
+        <w:rPr>
+          <w:rFonts w:ascii="Times New Roman" w:hAnsi="Times New Roman"/>
+          <w:sz w:val="24"/>
+        </w:rPr>
+        <w:t>благорозумному</w:t>
+      </w:r>
+      <w:proofErr w:type="spellEnd"/>
+      <w:r>
+        <w:rPr>
+          <w:rFonts w:ascii="Times New Roman" w:hAnsi="Times New Roman"/>
+          <w:sz w:val="24"/>
+        </w:rPr>
+        <w:t xml:space="preserve"> розбійникові до раю відчинив вхід і смертю смерть знищив. Очисти нас грішних і недостойних слуг твоїх, бо нагрішили ми й беззаконня натворили, що вже не достойні звести очей наших і поглянути на височінь небесну, бо ми знехтували дорогу правди твоєї і ходили, куди вело нас серце наше! Тож молимо твоє безмірне милосердя: Пожалій нас, Боже, з безмежної милости своєї і спаси нас задля </w:t>
+      </w:r>
+      <w:proofErr w:type="spellStart"/>
+      <w:r>
+        <w:rPr>
+          <w:rFonts w:ascii="Times New Roman" w:hAnsi="Times New Roman"/>
+          <w:sz w:val="24"/>
+        </w:rPr>
+        <w:t>імени</w:t>
+      </w:r>
+      <w:proofErr w:type="spellEnd"/>
+      <w:r>
+        <w:rPr>
+          <w:rFonts w:ascii="Times New Roman" w:hAnsi="Times New Roman"/>
+          <w:sz w:val="24"/>
+        </w:rPr>
+        <w:t xml:space="preserve"> твого святого, бо змарнували ми в суєті дні наші. Визволи нас із руки супротивника і прости нам гріхи наші. Умертви тілесні пристрасті наші, щоб відкинувши стару людину, ми в нову зодягнулися, і жили для тебе, Владики нашого і Доброчинця, і так, ідучи за твоїми веліннями, досягли вічного спокою, де для всіх праведних радісна оселя. Бо ти правдиво істинна веселість і радість для тих, які люблять тебе, Христе Боже наш, і тобі славу віддаємо з предвічним твоїм Отцем, і пресвятим, і благим, і животворним твоїм Духом, нині і повсякчас, і на віки </w:t>
       </w:r>
       <w:r>
         <w:rPr>
